--- a/William/Ruby on Rails, ReactJS, NodeJS and Tailwind CSS/William_Jackson.docx
+++ b/William/Ruby on Rails, ReactJS, NodeJS and Tailwind CSS/William_Jackson.docx
@@ -112,8 +112,37 @@
                 <w:sz w:val="17"/>
                 <w:szCs w:val="17"/>
               </w:rPr>
-              <w:t>| william.jackson.pro@outlook.com | linkedin.com/in/william-jackson-76a6343a5</w:t>
+              <w:t xml:space="preserve">| </w:t>
             </w:r>
+            <w:r>
+              <w:rPr>
+                <w:rFonts w:ascii="Arial" w:eastAsia="Arial" w:hAnsi="Arial" w:cs="Arial"/>
+                <w:color w:val="FFFFFF"/>
+                <w:sz w:val="17"/>
+                <w:szCs w:val="17"/>
+              </w:rPr>
+              <w:t>williamjacksondev@outlook.com</w:t>
+            </w:r>
+            <w:r>
+              <w:rPr>
+                <w:rFonts w:ascii="Arial" w:eastAsia="Arial" w:hAnsi="Arial" w:cs="Arial"/>
+                <w:color w:val="FFFFFF"/>
+                <w:sz w:val="17"/>
+                <w:szCs w:val="17"/>
+              </w:rPr>
+              <w:t xml:space="preserve">| </w:t>
+            </w:r>
+            <w:r>
+              <w:rPr>
+                <w:rFonts w:ascii="Arial" w:eastAsia="Arial" w:hAnsi="Arial" w:cs="Arial"/>
+                <w:color w:val="FFFFFF"/>
+                <w:sz w:val="17"/>
+                <w:szCs w:val="17"/>
+              </w:rPr>
+              <w:t>linkedin.com/in/william-jackson-3816183aa</w:t>
+            </w:r>
+            <w:bookmarkStart w:id="0" w:name="_GoBack"/>
+            <w:bookmarkEnd w:id="0"/>
           </w:p>
         </w:tc>
       </w:tr>
@@ -4026,16 +4055,7 @@
           <w:rFonts w:ascii="Arial" w:hAnsi="Arial" w:cs="Arial"/>
           <w:sz w:val="18"/>
         </w:rPr>
-        <w:t>Built a replay-safe ingesti</w:t>
-      </w:r>
-      <w:bookmarkStart w:id="0" w:name="_GoBack"/>
-      <w:bookmarkEnd w:id="0"/>
-      <w:r>
-        <w:rPr>
-          <w:rFonts w:ascii="Arial" w:hAnsi="Arial" w:cs="Arial"/>
-          <w:sz w:val="18"/>
-        </w:rPr>
-        <w:t xml:space="preserve">on flow with signature verification, </w:t>
+        <w:t xml:space="preserve">Built a replay-safe ingestion flow with signature verification, </w:t>
       </w:r>
       <w:proofErr w:type="spellStart"/>
       <w:r>

--- a/William/Ruby on Rails, ReactJS, NodeJS and Tailwind CSS/William_Jackson.docx
+++ b/William/Ruby on Rails, ReactJS, NodeJS and Tailwind CSS/William_Jackson.docx
@@ -141,8 +141,6 @@
               </w:rPr>
               <w:t>linkedin.com/in/william-jackson-3816183aa</w:t>
             </w:r>
-            <w:bookmarkStart w:id="0" w:name="_GoBack"/>
-            <w:bookmarkEnd w:id="0"/>
           </w:p>
         </w:tc>
       </w:tr>
@@ -173,24 +171,26 @@
     <w:p>
       <w:pPr>
         <w:pStyle w:val="NormalWeb"/>
+        <w:spacing w:before="0" w:beforeAutospacing="0" w:after="0" w:afterAutospacing="0"/>
         <w:jc w:val="both"/>
         <w:rPr>
           <w:rFonts w:ascii="Arial" w:hAnsi="Arial" w:cs="Arial"/>
-          <w:sz w:val="18"/>
-        </w:rPr>
-      </w:pPr>
-      <w:r>
-        <w:rPr>
-          <w:rStyle w:val="Strong"/>
-          <w:rFonts w:ascii="Arial" w:hAnsi="Arial" w:cs="Arial"/>
-          <w:sz w:val="18"/>
+          <w:sz w:val="20"/>
+        </w:rPr>
+      </w:pPr>
+      <w:bookmarkStart w:id="0" w:name="_GoBack"/>
+      <w:r>
+        <w:rPr>
+          <w:rStyle w:val="Strong"/>
+          <w:rFonts w:ascii="Arial" w:hAnsi="Arial" w:cs="Arial"/>
+          <w:sz w:val="20"/>
         </w:rPr>
         <w:t>Senior Software Engineer</w:t>
       </w:r>
       <w:r>
         <w:rPr>
           <w:rFonts w:ascii="Arial" w:hAnsi="Arial" w:cs="Arial"/>
-          <w:sz w:val="18"/>
+          <w:sz w:val="20"/>
         </w:rPr>
         <w:t xml:space="preserve"> with ~10 years delivering </w:t>
       </w:r>
@@ -198,14 +198,14 @@
         <w:rPr>
           <w:rStyle w:val="Strong"/>
           <w:rFonts w:ascii="Arial" w:hAnsi="Arial" w:cs="Arial"/>
-          <w:sz w:val="18"/>
+          <w:sz w:val="20"/>
         </w:rPr>
         <w:t>full-stack</w:t>
       </w:r>
       <w:r>
         <w:rPr>
           <w:rFonts w:ascii="Arial" w:hAnsi="Arial" w:cs="Arial"/>
-          <w:sz w:val="18"/>
+          <w:sz w:val="20"/>
         </w:rPr>
         <w:t xml:space="preserve"> product work across </w:t>
       </w:r>
@@ -213,14 +213,14 @@
         <w:rPr>
           <w:rStyle w:val="Strong"/>
           <w:rFonts w:ascii="Arial" w:hAnsi="Arial" w:cs="Arial"/>
-          <w:sz w:val="18"/>
+          <w:sz w:val="20"/>
         </w:rPr>
         <w:t>Rails</w:t>
       </w:r>
       <w:r>
         <w:rPr>
           <w:rFonts w:ascii="Arial" w:hAnsi="Arial" w:cs="Arial"/>
-          <w:sz w:val="18"/>
+          <w:sz w:val="20"/>
         </w:rPr>
         <w:t xml:space="preserve">, </w:t>
       </w:r>
@@ -228,14 +228,14 @@
         <w:rPr>
           <w:rStyle w:val="Strong"/>
           <w:rFonts w:ascii="Arial" w:hAnsi="Arial" w:cs="Arial"/>
-          <w:sz w:val="18"/>
+          <w:sz w:val="20"/>
         </w:rPr>
         <w:t>React</w:t>
       </w:r>
       <w:r>
         <w:rPr>
           <w:rFonts w:ascii="Arial" w:hAnsi="Arial" w:cs="Arial"/>
-          <w:sz w:val="18"/>
+          <w:sz w:val="20"/>
         </w:rPr>
         <w:t xml:space="preserve">, and </w:t>
       </w:r>
@@ -243,14 +243,14 @@
         <w:rPr>
           <w:rStyle w:val="Strong"/>
           <w:rFonts w:ascii="Arial" w:hAnsi="Arial" w:cs="Arial"/>
-          <w:sz w:val="18"/>
+          <w:sz w:val="20"/>
         </w:rPr>
         <w:t>Node.js</w:t>
       </w:r>
       <w:r>
         <w:rPr>
           <w:rFonts w:ascii="Arial" w:hAnsi="Arial" w:cs="Arial"/>
-          <w:sz w:val="18"/>
+          <w:sz w:val="20"/>
         </w:rPr>
         <w:t xml:space="preserve">, owning features end-to-end from messy requirements to reliable production outcomes. Strong focus on </w:t>
       </w:r>
@@ -258,14 +258,14 @@
         <w:rPr>
           <w:rStyle w:val="Strong"/>
           <w:rFonts w:ascii="Arial" w:hAnsi="Arial" w:cs="Arial"/>
-          <w:sz w:val="18"/>
+          <w:sz w:val="20"/>
         </w:rPr>
         <w:t>API design</w:t>
       </w:r>
       <w:r>
         <w:rPr>
           <w:rFonts w:ascii="Arial" w:hAnsi="Arial" w:cs="Arial"/>
-          <w:sz w:val="18"/>
+          <w:sz w:val="20"/>
         </w:rPr>
         <w:t xml:space="preserve">, </w:t>
       </w:r>
@@ -273,14 +273,14 @@
         <w:rPr>
           <w:rStyle w:val="Strong"/>
           <w:rFonts w:ascii="Arial" w:hAnsi="Arial" w:cs="Arial"/>
-          <w:sz w:val="18"/>
+          <w:sz w:val="20"/>
         </w:rPr>
         <w:t>background processing</w:t>
       </w:r>
       <w:r>
         <w:rPr>
           <w:rFonts w:ascii="Arial" w:hAnsi="Arial" w:cs="Arial"/>
-          <w:sz w:val="18"/>
+          <w:sz w:val="20"/>
         </w:rPr>
         <w:t xml:space="preserve">, and </w:t>
       </w:r>
@@ -288,14 +288,14 @@
         <w:rPr>
           <w:rStyle w:val="Strong"/>
           <w:rFonts w:ascii="Arial" w:hAnsi="Arial" w:cs="Arial"/>
-          <w:sz w:val="18"/>
+          <w:sz w:val="20"/>
         </w:rPr>
         <w:t>event-driven</w:t>
       </w:r>
       <w:r>
         <w:rPr>
           <w:rFonts w:ascii="Arial" w:hAnsi="Arial" w:cs="Arial"/>
-          <w:sz w:val="18"/>
+          <w:sz w:val="20"/>
         </w:rPr>
         <w:t xml:space="preserve"> workflows, with disciplined </w:t>
       </w:r>
@@ -304,7 +304,7 @@
         <w:rPr>
           <w:rStyle w:val="Strong"/>
           <w:rFonts w:ascii="Arial" w:hAnsi="Arial" w:cs="Arial"/>
-          <w:sz w:val="18"/>
+          <w:sz w:val="20"/>
         </w:rPr>
         <w:t>observability</w:t>
       </w:r>
@@ -312,7 +312,7 @@
       <w:r>
         <w:rPr>
           <w:rFonts w:ascii="Arial" w:hAnsi="Arial" w:cs="Arial"/>
-          <w:sz w:val="18"/>
+          <w:sz w:val="20"/>
         </w:rPr>
         <w:t xml:space="preserve"> (logs, metrics, traces) to reduce operational noise and hard-to-debug incidents. </w:t>
       </w:r>
@@ -320,7 +320,7 @@
       <w:r>
         <w:rPr>
           <w:rFonts w:ascii="Arial" w:hAnsi="Arial" w:cs="Arial"/>
-          <w:sz w:val="18"/>
+          <w:sz w:val="20"/>
         </w:rPr>
         <w:t xml:space="preserve">Comfortable partnering with product and non-engineering stakeholders, translating ambiguity into scoped milestones, and shipping incrementally with strong </w:t>
       </w:r>
@@ -328,14 +328,14 @@
         <w:rPr>
           <w:rStyle w:val="Strong"/>
           <w:rFonts w:ascii="Arial" w:hAnsi="Arial" w:cs="Arial"/>
-          <w:sz w:val="18"/>
+          <w:sz w:val="20"/>
         </w:rPr>
         <w:t>quality</w:t>
       </w:r>
       <w:r>
         <w:rPr>
           <w:rFonts w:ascii="Arial" w:hAnsi="Arial" w:cs="Arial"/>
-          <w:sz w:val="18"/>
+          <w:sz w:val="20"/>
         </w:rPr>
         <w:t xml:space="preserve"> and </w:t>
       </w:r>
@@ -343,19 +343,20 @@
         <w:rPr>
           <w:rStyle w:val="Strong"/>
           <w:rFonts w:ascii="Arial" w:hAnsi="Arial" w:cs="Arial"/>
-          <w:sz w:val="18"/>
+          <w:sz w:val="20"/>
         </w:rPr>
         <w:t>security</w:t>
       </w:r>
       <w:r>
         <w:rPr>
           <w:rFonts w:ascii="Arial" w:hAnsi="Arial" w:cs="Arial"/>
-          <w:sz w:val="18"/>
+          <w:sz w:val="20"/>
         </w:rPr>
         <w:t xml:space="preserve"> guardrails.</w:t>
       </w:r>
       <w:proofErr w:type="gramEnd"/>
     </w:p>
+    <w:bookmarkEnd w:id="0"/>
     <w:p>
       <w:pPr>
         <w:pBdr>

--- a/William/Ruby on Rails, ReactJS, NodeJS and Tailwind CSS/William_Jackson.docx
+++ b/William/Ruby on Rails, ReactJS, NodeJS and Tailwind CSS/William_Jackson.docx
@@ -6,26 +6,42 @@
       <w:pPr>
         <w:spacing w:after="40"/>
         <w:jc w:val="center"/>
-      </w:pPr>
-      <w:r>
-        <w:rPr>
+        <w:rPr>
+          <w:rFonts w:ascii="Stencil" w:hAnsi="Stencil"/>
+        </w:rPr>
+      </w:pPr>
+      <w:r>
+        <w:rPr>
+          <w:rFonts w:ascii="Stencil" w:hAnsi="Stencil"/>
           <w:b/>
           <w:bCs/>
           <w:color w:val="111111"/>
           <w:sz w:val="44"/>
           <w:szCs w:val="44"/>
         </w:rPr>
-        <w:t>WILLIAM</w:t>
-      </w:r>
-      <w:r>
-        <w:rPr>
+        <w:t>W</w:t>
+      </w:r>
+      <w:r>
+        <w:rPr>
+          <w:rFonts w:ascii="Stencil" w:hAnsi="Stencil"/>
+          <w:b/>
+          <w:bCs/>
+          <w:color w:val="111111"/>
+          <w:sz w:val="44"/>
+          <w:szCs w:val="44"/>
+        </w:rPr>
+        <w:t>illiam</w:t>
+      </w:r>
+      <w:r>
+        <w:rPr>
+          <w:rFonts w:ascii="Stencil" w:hAnsi="Stencil"/>
           <w:b/>
           <w:bCs/>
           <w:color w:val="B91C1C"/>
           <w:sz w:val="44"/>
           <w:szCs w:val="44"/>
         </w:rPr>
-        <w:t xml:space="preserve"> JACKSON</w:t>
+        <w:t xml:space="preserve"> Jackson</w:t>
       </w:r>
     </w:p>
     <w:p>
@@ -40,7 +56,7 @@
           <w:sz w:val="19"/>
           <w:szCs w:val="19"/>
         </w:rPr>
-        <w:t>Senior Software Engineer</w:t>
+        <w:t>Senior Software Engineer – Ruby on Rails React AWS/Azure/GCP</w:t>
       </w:r>
     </w:p>
     <w:tbl>
@@ -103,7 +119,25 @@
                 <w:sz w:val="17"/>
                 <w:szCs w:val="17"/>
               </w:rPr>
-              <w:t>+1 (725) 258-7943</w:t>
+              <w:t xml:space="preserve">| </w:t>
+            </w:r>
+            <w:r>
+              <w:rPr>
+                <w:rFonts w:ascii="Arial" w:eastAsia="Arial" w:hAnsi="Arial" w:cs="Arial"/>
+                <w:color w:val="FFFFFF"/>
+                <w:sz w:val="17"/>
+                <w:szCs w:val="17"/>
+              </w:rPr>
+              <w:t>(725) 258-7943</w:t>
+            </w:r>
+            <w:r>
+              <w:rPr>
+                <w:rFonts w:ascii="Arial" w:eastAsia="Arial" w:hAnsi="Arial" w:cs="Arial"/>
+                <w:color w:val="FFFFFF"/>
+                <w:sz w:val="17"/>
+                <w:szCs w:val="17"/>
+              </w:rPr>
+              <w:t xml:space="preserve"> </w:t>
             </w:r>
             <w:r>
               <w:rPr>
@@ -139,7 +173,16 @@
                 <w:sz w:val="17"/>
                 <w:szCs w:val="17"/>
               </w:rPr>
-              <w:t>linkedin.com/in/william-jackson-3816183aa</w:t>
+              <w:t>linkedin.com/in/william-jackson-</w:t>
+            </w:r>
+            <w:r>
+              <w:rPr>
+                <w:rFonts w:ascii="Arial" w:eastAsia="Arial" w:hAnsi="Arial" w:cs="Arial"/>
+                <w:color w:val="FFFFFF"/>
+                <w:sz w:val="17"/>
+                <w:szCs w:val="17"/>
+              </w:rPr>
+              <w:t>75b9343b6/</w:t>
             </w:r>
           </w:p>
         </w:tc>
@@ -175,51 +218,38 @@
         <w:jc w:val="both"/>
         <w:rPr>
           <w:rFonts w:ascii="Arial" w:hAnsi="Arial" w:cs="Arial"/>
-          <w:sz w:val="20"/>
-        </w:rPr>
-      </w:pPr>
-      <w:bookmarkStart w:id="0" w:name="_GoBack"/>
-      <w:r>
-        <w:rPr>
-          <w:rStyle w:val="Strong"/>
-          <w:rFonts w:ascii="Arial" w:hAnsi="Arial" w:cs="Arial"/>
-          <w:sz w:val="20"/>
-        </w:rPr>
-        <w:t>Senior Software Engineer</w:t>
-      </w:r>
-      <w:r>
-        <w:rPr>
-          <w:rFonts w:ascii="Arial" w:hAnsi="Arial" w:cs="Arial"/>
-          <w:sz w:val="20"/>
-        </w:rPr>
-        <w:t xml:space="preserve"> with ~10 years delivering </w:t>
-      </w:r>
-      <w:r>
-        <w:rPr>
-          <w:rStyle w:val="Strong"/>
-          <w:rFonts w:ascii="Arial" w:hAnsi="Arial" w:cs="Arial"/>
-          <w:sz w:val="20"/>
-        </w:rPr>
-        <w:t>full-stack</w:t>
-      </w:r>
-      <w:r>
-        <w:rPr>
-          <w:rFonts w:ascii="Arial" w:hAnsi="Arial" w:cs="Arial"/>
-          <w:sz w:val="20"/>
-        </w:rPr>
-        <w:t xml:space="preserve"> product work across </w:t>
-      </w:r>
-      <w:r>
-        <w:rPr>
-          <w:rStyle w:val="Strong"/>
-          <w:rFonts w:ascii="Arial" w:hAnsi="Arial" w:cs="Arial"/>
-          <w:sz w:val="20"/>
-        </w:rPr>
-        <w:t>Rails</w:t>
-      </w:r>
-      <w:r>
-        <w:rPr>
-          <w:rFonts w:ascii="Arial" w:hAnsi="Arial" w:cs="Arial"/>
+          <w:sz w:val="16"/>
+        </w:rPr>
+      </w:pPr>
+      <w:r>
+        <w:rPr>
+          <w:sz w:val="20"/>
+        </w:rPr>
+        <w:t xml:space="preserve">Senior Software Engineer with 10+ years of experience delivering customer-facing </w:t>
+      </w:r>
+      <w:proofErr w:type="spellStart"/>
+      <w:r>
+        <w:rPr>
+          <w:sz w:val="20"/>
+        </w:rPr>
+        <w:t>SaaS</w:t>
+      </w:r>
+      <w:proofErr w:type="spellEnd"/>
+      <w:r>
+        <w:rPr>
+          <w:sz w:val="20"/>
+        </w:rPr>
+        <w:t xml:space="preserve"> platforms, internal business systems, and API-driven products across the </w:t>
+      </w:r>
+      <w:r>
+        <w:rPr>
+          <w:rStyle w:val="Strong"/>
+          <w:sz w:val="20"/>
+        </w:rPr>
+        <w:t>software</w:t>
+      </w:r>
+      <w:r>
+        <w:rPr>
           <w:sz w:val="20"/>
         </w:rPr>
         <w:t xml:space="preserve">, </w:t>
@@ -227,14 +257,12 @@
       <w:r>
         <w:rPr>
           <w:rStyle w:val="Strong"/>
-          <w:rFonts w:ascii="Arial" w:hAnsi="Arial" w:cs="Arial"/>
-          <w:sz w:val="20"/>
-        </w:rPr>
-        <w:t>React</w:t>
-      </w:r>
-      <w:r>
-        <w:rPr>
-          <w:rFonts w:ascii="Arial" w:hAnsi="Arial" w:cs="Arial"/>
+          <w:sz w:val="20"/>
+        </w:rPr>
+        <w:t>digital services</w:t>
+      </w:r>
+      <w:r>
+        <w:rPr>
           <w:sz w:val="20"/>
         </w:rPr>
         <w:t xml:space="preserve">, and </w:t>
@@ -242,29 +270,25 @@
       <w:r>
         <w:rPr>
           <w:rStyle w:val="Strong"/>
-          <w:rFonts w:ascii="Arial" w:hAnsi="Arial" w:cs="Arial"/>
-          <w:sz w:val="20"/>
-        </w:rPr>
-        <w:t>Node.js</w:t>
-      </w:r>
-      <w:r>
-        <w:rPr>
-          <w:rFonts w:ascii="Arial" w:hAnsi="Arial" w:cs="Arial"/>
-          <w:sz w:val="20"/>
-        </w:rPr>
-        <w:t xml:space="preserve">, owning features end-to-end from messy requirements to reliable production outcomes. Strong focus on </w:t>
-      </w:r>
-      <w:r>
-        <w:rPr>
-          <w:rStyle w:val="Strong"/>
-          <w:rFonts w:ascii="Arial" w:hAnsi="Arial" w:cs="Arial"/>
-          <w:sz w:val="20"/>
-        </w:rPr>
-        <w:t>API design</w:t>
-      </w:r>
-      <w:r>
-        <w:rPr>
-          <w:rFonts w:ascii="Arial" w:hAnsi="Arial" w:cs="Arial"/>
+          <w:sz w:val="20"/>
+        </w:rPr>
+        <w:t>platform engineering</w:t>
+      </w:r>
+      <w:r>
+        <w:rPr>
+          <w:sz w:val="20"/>
+        </w:rPr>
+        <w:t xml:space="preserve"> industries, with deep specialization in </w:t>
+      </w:r>
+      <w:r>
+        <w:rPr>
+          <w:rStyle w:val="Strong"/>
+          <w:sz w:val="20"/>
+        </w:rPr>
+        <w:t>Ruby 2.3–3.2</w:t>
+      </w:r>
+      <w:r>
+        <w:rPr>
           <w:sz w:val="20"/>
         </w:rPr>
         <w:t xml:space="preserve">, </w:t>
@@ -272,96 +296,50 @@
       <w:r>
         <w:rPr>
           <w:rStyle w:val="Strong"/>
-          <w:rFonts w:ascii="Arial" w:hAnsi="Arial" w:cs="Arial"/>
-          <w:sz w:val="20"/>
-        </w:rPr>
-        <w:t>background processing</w:t>
-      </w:r>
-      <w:r>
-        <w:rPr>
-          <w:rFonts w:ascii="Arial" w:hAnsi="Arial" w:cs="Arial"/>
-          <w:sz w:val="20"/>
-        </w:rPr>
-        <w:t xml:space="preserve">, and </w:t>
-      </w:r>
-      <w:r>
-        <w:rPr>
-          <w:rStyle w:val="Strong"/>
-          <w:rFonts w:ascii="Arial" w:hAnsi="Arial" w:cs="Arial"/>
-          <w:sz w:val="20"/>
-        </w:rPr>
-        <w:t>event-driven</w:t>
-      </w:r>
-      <w:r>
-        <w:rPr>
-          <w:rFonts w:ascii="Arial" w:hAnsi="Arial" w:cs="Arial"/>
-          <w:sz w:val="20"/>
-        </w:rPr>
-        <w:t xml:space="preserve"> workflows, with disciplined </w:t>
-      </w:r>
-      <w:proofErr w:type="spellStart"/>
-      <w:r>
-        <w:rPr>
-          <w:rStyle w:val="Strong"/>
-          <w:rFonts w:ascii="Arial" w:hAnsi="Arial" w:cs="Arial"/>
-          <w:sz w:val="20"/>
-        </w:rPr>
-        <w:t>observability</w:t>
-      </w:r>
-      <w:proofErr w:type="spellEnd"/>
-      <w:r>
-        <w:rPr>
-          <w:rFonts w:ascii="Arial" w:hAnsi="Arial" w:cs="Arial"/>
-          <w:sz w:val="20"/>
-        </w:rPr>
-        <w:t xml:space="preserve"> (logs, metrics, traces) to reduce operational noise and hard-to-debug incidents. </w:t>
-      </w:r>
-      <w:proofErr w:type="gramStart"/>
-      <w:r>
-        <w:rPr>
-          <w:rFonts w:ascii="Arial" w:hAnsi="Arial" w:cs="Arial"/>
-          <w:sz w:val="20"/>
-        </w:rPr>
-        <w:t xml:space="preserve">Comfortable partnering with product and non-engineering stakeholders, translating ambiguity into scoped milestones, and shipping incrementally with strong </w:t>
-      </w:r>
-      <w:r>
-        <w:rPr>
-          <w:rStyle w:val="Strong"/>
-          <w:rFonts w:ascii="Arial" w:hAnsi="Arial" w:cs="Arial"/>
-          <w:sz w:val="20"/>
-        </w:rPr>
-        <w:t>quality</w:t>
-      </w:r>
-      <w:r>
-        <w:rPr>
-          <w:rFonts w:ascii="Arial" w:hAnsi="Arial" w:cs="Arial"/>
-          <w:sz w:val="20"/>
-        </w:rPr>
-        <w:t xml:space="preserve"> and </w:t>
-      </w:r>
-      <w:r>
-        <w:rPr>
-          <w:rStyle w:val="Strong"/>
-          <w:rFonts w:ascii="Arial" w:hAnsi="Arial" w:cs="Arial"/>
-          <w:sz w:val="20"/>
-        </w:rPr>
-        <w:t>security</w:t>
-      </w:r>
-      <w:r>
-        <w:rPr>
-          <w:rFonts w:ascii="Arial" w:hAnsi="Arial" w:cs="Arial"/>
-          <w:sz w:val="20"/>
-        </w:rPr>
-        <w:t xml:space="preserve"> guardrails.</w:t>
-      </w:r>
-      <w:proofErr w:type="gramEnd"/>
-    </w:p>
-    <w:bookmarkEnd w:id="0"/>
+          <w:sz w:val="20"/>
+        </w:rPr>
+        <w:t>Ruby on Rails 4.2–7.0</w:t>
+      </w:r>
+      <w:r>
+        <w:rPr>
+          <w:sz w:val="20"/>
+        </w:rPr>
+        <w:t xml:space="preserve">, </w:t>
+      </w:r>
+      <w:r>
+        <w:rPr>
+          <w:rStyle w:val="Strong"/>
+          <w:sz w:val="20"/>
+        </w:rPr>
+        <w:t>React 16–18</w:t>
+      </w:r>
+      <w:r>
+        <w:rPr>
+          <w:sz w:val="20"/>
+        </w:rPr>
+        <w:t>, scalable backend architecture, and production-grade frontend modernization. Strong record of building reliable monolith-to-service transition strategies, resolving high-impact performance d</w:t>
+      </w:r>
+      <w:r>
+        <w:rPr>
+          <w:sz w:val="20"/>
+        </w:rPr>
+        <w:t>efects, reducing page latency, improving release stability</w:t>
+      </w:r>
+      <w:r>
+        <w:rPr>
+          <w:sz w:val="20"/>
+        </w:rPr>
+        <w:t>, and leading delivery of new product capabilities with secure REST APIs, background jobs, CI/CD automation, and cloud deployment practices that supported fast iteration without sacrificing maintainability.</w:t>
+      </w:r>
+    </w:p>
     <w:p>
       <w:pPr>
         <w:pBdr>
           <w:bottom w:val="single" w:sz="6" w:space="0" w:color="B91C1C"/>
         </w:pBdr>
+        <w:tabs>
+          <w:tab w:val="center" w:pos="5090"/>
+        </w:tabs>
         <w:spacing w:before="120" w:after="80"/>
       </w:pPr>
       <w:r>
@@ -374,871 +352,437 @@
         </w:rPr>
         <w:t>SKILLS</w:t>
       </w:r>
+      <w:r>
+        <w:rPr>
+          <w:b/>
+          <w:bCs/>
+          <w:color w:val="111111"/>
+          <w:sz w:val="21"/>
+          <w:szCs w:val="21"/>
+        </w:rPr>
+        <w:tab/>
+      </w:r>
+    </w:p>
+    <w:p>
+      <w:pPr>
+        <w:pStyle w:val="NormalWeb"/>
+        <w:numPr>
+          <w:ilvl w:val="0"/>
+          <w:numId w:val="16"/>
+        </w:numPr>
+        <w:spacing w:before="0" w:beforeAutospacing="0" w:after="0" w:afterAutospacing="0"/>
+        <w:jc w:val="both"/>
+        <w:rPr>
+          <w:sz w:val="20"/>
+        </w:rPr>
+      </w:pPr>
+      <w:r>
+        <w:rPr>
+          <w:rStyle w:val="Strong"/>
+          <w:sz w:val="20"/>
+        </w:rPr>
+        <w:t>Frontend:</w:t>
+      </w:r>
+      <w:r>
+        <w:rPr>
+          <w:sz w:val="20"/>
+        </w:rPr>
+        <w:t xml:space="preserve"> </w:t>
+      </w:r>
+      <w:r>
+        <w:rPr>
+          <w:rStyle w:val="Strong"/>
+          <w:sz w:val="20"/>
+        </w:rPr>
+        <w:t>React 16–18</w:t>
+      </w:r>
+      <w:r>
+        <w:rPr>
+          <w:sz w:val="20"/>
+        </w:rPr>
+        <w:t xml:space="preserve">, </w:t>
+      </w:r>
+      <w:r>
+        <w:rPr>
+          <w:rStyle w:val="Strong"/>
+          <w:sz w:val="20"/>
+        </w:rPr>
+        <w:t>JavaScript (ES6+)</w:t>
+      </w:r>
+      <w:r>
+        <w:rPr>
+          <w:sz w:val="20"/>
+        </w:rPr>
+        <w:t xml:space="preserve">, </w:t>
+      </w:r>
+      <w:proofErr w:type="spellStart"/>
+      <w:r>
+        <w:rPr>
+          <w:rStyle w:val="Strong"/>
+          <w:sz w:val="20"/>
+        </w:rPr>
+        <w:t>TypeScript</w:t>
+      </w:r>
+      <w:proofErr w:type="spellEnd"/>
+      <w:r>
+        <w:rPr>
+          <w:sz w:val="20"/>
+        </w:rPr>
+        <w:t xml:space="preserve">, </w:t>
+      </w:r>
+      <w:proofErr w:type="spellStart"/>
+      <w:r>
+        <w:rPr>
+          <w:sz w:val="20"/>
+        </w:rPr>
+        <w:t>Redux</w:t>
+      </w:r>
+      <w:proofErr w:type="spellEnd"/>
+      <w:r>
+        <w:rPr>
+          <w:sz w:val="20"/>
+        </w:rPr>
+        <w:t xml:space="preserve">, Context API, Hooks, HTML5, CSS3, Sass, Responsive UI, </w:t>
+      </w:r>
+      <w:proofErr w:type="spellStart"/>
+      <w:r>
+        <w:rPr>
+          <w:sz w:val="20"/>
+        </w:rPr>
+        <w:t>Webpack</w:t>
+      </w:r>
+      <w:proofErr w:type="spellEnd"/>
+      <w:r>
+        <w:rPr>
+          <w:sz w:val="20"/>
+        </w:rPr>
+        <w:t xml:space="preserve">, </w:t>
+      </w:r>
+      <w:proofErr w:type="spellStart"/>
+      <w:r>
+        <w:rPr>
+          <w:sz w:val="20"/>
+        </w:rPr>
+        <w:t>Vite</w:t>
+      </w:r>
+      <w:proofErr w:type="spellEnd"/>
+      <w:r>
+        <w:rPr>
+          <w:sz w:val="20"/>
+        </w:rPr>
+        <w:t>, Jest, React Testing Library</w:t>
+      </w:r>
+    </w:p>
+    <w:p>
+      <w:pPr>
+        <w:pStyle w:val="NormalWeb"/>
+        <w:numPr>
+          <w:ilvl w:val="0"/>
+          <w:numId w:val="16"/>
+        </w:numPr>
+        <w:spacing w:before="0" w:beforeAutospacing="0" w:after="0" w:afterAutospacing="0"/>
+        <w:jc w:val="both"/>
+        <w:rPr>
+          <w:sz w:val="20"/>
+        </w:rPr>
+      </w:pPr>
+      <w:r>
+        <w:rPr>
+          <w:rStyle w:val="Strong"/>
+          <w:sz w:val="20"/>
+        </w:rPr>
+        <w:t>Backend &amp; APIs:</w:t>
+      </w:r>
+      <w:r>
+        <w:rPr>
+          <w:sz w:val="20"/>
+        </w:rPr>
+        <w:t xml:space="preserve"> </w:t>
+      </w:r>
+      <w:r>
+        <w:rPr>
+          <w:rStyle w:val="Strong"/>
+          <w:sz w:val="20"/>
+        </w:rPr>
+        <w:t>Ruby 2.3–3.2</w:t>
+      </w:r>
+      <w:r>
+        <w:rPr>
+          <w:sz w:val="20"/>
+        </w:rPr>
+        <w:t xml:space="preserve">, </w:t>
+      </w:r>
+      <w:r>
+        <w:rPr>
+          <w:rStyle w:val="Strong"/>
+          <w:sz w:val="20"/>
+        </w:rPr>
+        <w:t>Ruby on Rails 4.2–7.0</w:t>
+      </w:r>
+      <w:r>
+        <w:rPr>
+          <w:sz w:val="20"/>
+        </w:rPr>
+        <w:t xml:space="preserve">, REST APIs, </w:t>
+      </w:r>
+      <w:proofErr w:type="spellStart"/>
+      <w:r>
+        <w:rPr>
+          <w:sz w:val="20"/>
+        </w:rPr>
+        <w:t>Sidekiq</w:t>
+      </w:r>
+      <w:proofErr w:type="spellEnd"/>
+      <w:r>
+        <w:rPr>
+          <w:sz w:val="20"/>
+        </w:rPr>
+        <w:t xml:space="preserve">, </w:t>
+      </w:r>
+      <w:proofErr w:type="spellStart"/>
+      <w:r>
+        <w:rPr>
+          <w:sz w:val="20"/>
+        </w:rPr>
+        <w:t>Resque</w:t>
+      </w:r>
+      <w:proofErr w:type="spellEnd"/>
+      <w:r>
+        <w:rPr>
+          <w:sz w:val="20"/>
+        </w:rPr>
+        <w:t>, Active Record, Service Objects, MVC Architecture, Background Jobs,</w:t>
+      </w:r>
+      <w:r>
+        <w:rPr>
+          <w:sz w:val="20"/>
+        </w:rPr>
+        <w:t xml:space="preserve"> Authentication, Authorization</w:t>
+      </w:r>
+    </w:p>
+    <w:p>
+      <w:pPr>
+        <w:pStyle w:val="NormalWeb"/>
+        <w:numPr>
+          <w:ilvl w:val="0"/>
+          <w:numId w:val="16"/>
+        </w:numPr>
+        <w:spacing w:before="0" w:beforeAutospacing="0" w:after="0" w:afterAutospacing="0"/>
+        <w:jc w:val="both"/>
+        <w:rPr>
+          <w:sz w:val="20"/>
+        </w:rPr>
+      </w:pPr>
+      <w:r>
+        <w:rPr>
+          <w:rStyle w:val="Strong"/>
+          <w:sz w:val="20"/>
+        </w:rPr>
+        <w:t>Data &amp; Messaging:</w:t>
+      </w:r>
+      <w:r>
+        <w:rPr>
+          <w:sz w:val="20"/>
+        </w:rPr>
+        <w:t xml:space="preserve"> </w:t>
+      </w:r>
+      <w:proofErr w:type="spellStart"/>
+      <w:r>
+        <w:rPr>
+          <w:rStyle w:val="Strong"/>
+          <w:sz w:val="20"/>
+        </w:rPr>
+        <w:t>PostgreSQL</w:t>
+      </w:r>
+      <w:proofErr w:type="spellEnd"/>
+      <w:r>
+        <w:rPr>
+          <w:sz w:val="20"/>
+        </w:rPr>
+        <w:t xml:space="preserve">, MySQL, </w:t>
+      </w:r>
+      <w:proofErr w:type="spellStart"/>
+      <w:r>
+        <w:rPr>
+          <w:sz w:val="20"/>
+        </w:rPr>
+        <w:t>Redis</w:t>
+      </w:r>
+      <w:proofErr w:type="spellEnd"/>
+      <w:r>
+        <w:rPr>
+          <w:sz w:val="20"/>
+        </w:rPr>
+        <w:t xml:space="preserve">, </w:t>
+      </w:r>
+      <w:proofErr w:type="spellStart"/>
+      <w:r>
+        <w:rPr>
+          <w:sz w:val="20"/>
+        </w:rPr>
+        <w:t>Elasticsearch</w:t>
+      </w:r>
+      <w:proofErr w:type="spellEnd"/>
+      <w:r>
+        <w:rPr>
+          <w:sz w:val="20"/>
+        </w:rPr>
+        <w:t>, SQL optimization, query tuning, caching strategies, asynchronous processing</w:t>
+      </w:r>
+    </w:p>
+    <w:p>
+      <w:pPr>
+        <w:pStyle w:val="NormalWeb"/>
+        <w:numPr>
+          <w:ilvl w:val="0"/>
+          <w:numId w:val="16"/>
+        </w:numPr>
+        <w:spacing w:before="0" w:beforeAutospacing="0" w:after="0" w:afterAutospacing="0"/>
+        <w:jc w:val="both"/>
+        <w:rPr>
+          <w:sz w:val="20"/>
+        </w:rPr>
+      </w:pPr>
+      <w:r>
+        <w:rPr>
+          <w:rStyle w:val="Strong"/>
+          <w:sz w:val="20"/>
+        </w:rPr>
+        <w:t xml:space="preserve">Cloud &amp; </w:t>
+      </w:r>
+      <w:proofErr w:type="spellStart"/>
+      <w:r>
+        <w:rPr>
+          <w:rStyle w:val="Strong"/>
+          <w:sz w:val="20"/>
+        </w:rPr>
+        <w:t>DevOps</w:t>
+      </w:r>
+      <w:proofErr w:type="spellEnd"/>
+      <w:r>
+        <w:rPr>
+          <w:rStyle w:val="Strong"/>
+          <w:sz w:val="20"/>
+        </w:rPr>
+        <w:t>:</w:t>
+      </w:r>
+      <w:r>
+        <w:rPr>
+          <w:sz w:val="20"/>
+        </w:rPr>
+        <w:t xml:space="preserve"> AWS, EC2, S3, RDS, </w:t>
+      </w:r>
+      <w:proofErr w:type="spellStart"/>
+      <w:r>
+        <w:rPr>
+          <w:sz w:val="20"/>
+        </w:rPr>
+        <w:t>CloudFront</w:t>
+      </w:r>
+      <w:proofErr w:type="spellEnd"/>
+      <w:r>
+        <w:rPr>
+          <w:sz w:val="20"/>
+        </w:rPr>
+        <w:t xml:space="preserve">, </w:t>
+      </w:r>
+      <w:proofErr w:type="spellStart"/>
+      <w:r>
+        <w:rPr>
+          <w:sz w:val="20"/>
+        </w:rPr>
+        <w:t>Docker</w:t>
+      </w:r>
+      <w:proofErr w:type="spellEnd"/>
+      <w:r>
+        <w:rPr>
+          <w:sz w:val="20"/>
+        </w:rPr>
+        <w:t xml:space="preserve">, </w:t>
+      </w:r>
+      <w:proofErr w:type="spellStart"/>
+      <w:r>
+        <w:rPr>
+          <w:sz w:val="20"/>
+        </w:rPr>
+        <w:t>Nginx</w:t>
+      </w:r>
+      <w:proofErr w:type="spellEnd"/>
+      <w:r>
+        <w:rPr>
+          <w:sz w:val="20"/>
+        </w:rPr>
+        <w:t xml:space="preserve">, </w:t>
+      </w:r>
+      <w:proofErr w:type="spellStart"/>
+      <w:r>
+        <w:rPr>
+          <w:sz w:val="20"/>
+        </w:rPr>
+        <w:t>GitHub</w:t>
+      </w:r>
+      <w:proofErr w:type="spellEnd"/>
+      <w:r>
+        <w:rPr>
+          <w:sz w:val="20"/>
+        </w:rPr>
+        <w:t xml:space="preserve"> Actions, Jenkins, CI/CD pipelines, Linux, deployment automation</w:t>
+      </w:r>
+    </w:p>
+    <w:p>
+      <w:pPr>
+        <w:pStyle w:val="NormalWeb"/>
+        <w:numPr>
+          <w:ilvl w:val="0"/>
+          <w:numId w:val="16"/>
+        </w:numPr>
+        <w:spacing w:before="0" w:beforeAutospacing="0" w:after="0" w:afterAutospacing="0"/>
+        <w:jc w:val="both"/>
+      </w:pPr>
+      <w:proofErr w:type="spellStart"/>
+      <w:r>
+        <w:rPr>
+          <w:rStyle w:val="Strong"/>
+          <w:sz w:val="20"/>
+        </w:rPr>
+        <w:t>Observability</w:t>
+      </w:r>
+      <w:proofErr w:type="spellEnd"/>
+      <w:r>
+        <w:rPr>
+          <w:rStyle w:val="Strong"/>
+          <w:sz w:val="20"/>
+        </w:rPr>
+        <w:t>, Quality &amp; Security:</w:t>
+      </w:r>
+      <w:r>
+        <w:rPr>
+          <w:sz w:val="20"/>
+        </w:rPr>
+        <w:t xml:space="preserve"> </w:t>
+      </w:r>
+      <w:proofErr w:type="spellStart"/>
+      <w:r>
+        <w:rPr>
+          <w:sz w:val="20"/>
+        </w:rPr>
+        <w:t>RSpec</w:t>
+      </w:r>
+      <w:proofErr w:type="spellEnd"/>
+      <w:r>
+        <w:rPr>
+          <w:sz w:val="20"/>
+        </w:rPr>
+        <w:t>, Capybara, Jest, logging, performance profiling, code review, RBAC, audit trails, secure session handling, error monitoring, test automation</w:t>
+      </w:r>
     </w:p>
     <w:p>
       <w:pPr>
         <w:pStyle w:val="ListParagraph"/>
         <w:numPr>
           <w:ilvl w:val="0"/>
-          <w:numId w:val="2"/>
+          <w:numId w:val="16"/>
         </w:numPr>
-        <w:spacing w:after="80"/>
-        <w:jc w:val="both"/>
-        <w:rPr>
-          <w:rFonts w:ascii="Arial" w:hAnsi="Arial" w:cs="Arial"/>
-          <w:sz w:val="18"/>
-        </w:rPr>
-      </w:pPr>
-      <w:r>
-        <w:rPr>
-          <w:rStyle w:val="Strong"/>
-          <w:rFonts w:ascii="Arial" w:hAnsi="Arial" w:cs="Arial"/>
-          <w:sz w:val="18"/>
-        </w:rPr>
-        <w:t>Frontend</w:t>
-      </w:r>
-      <w:r>
-        <w:rPr>
-          <w:rFonts w:ascii="Arial" w:hAnsi="Arial" w:cs="Arial"/>
-          <w:sz w:val="18"/>
-        </w:rPr>
-        <w:t xml:space="preserve"> — React, Next.js, </w:t>
-      </w:r>
-      <w:proofErr w:type="spellStart"/>
-      <w:r>
-        <w:rPr>
-          <w:rFonts w:ascii="Arial" w:hAnsi="Arial" w:cs="Arial"/>
-          <w:sz w:val="18"/>
-        </w:rPr>
-        <w:t>TypeScript</w:t>
-      </w:r>
-      <w:proofErr w:type="spellEnd"/>
-      <w:r>
-        <w:rPr>
-          <w:rFonts w:ascii="Arial" w:hAnsi="Arial" w:cs="Arial"/>
-          <w:sz w:val="18"/>
-        </w:rPr>
-        <w:t xml:space="preserve">, JavaScript, </w:t>
-      </w:r>
-      <w:proofErr w:type="spellStart"/>
-      <w:r>
-        <w:rPr>
-          <w:rFonts w:ascii="Arial" w:hAnsi="Arial" w:cs="Arial"/>
-          <w:sz w:val="18"/>
-        </w:rPr>
-        <w:t>Redux</w:t>
-      </w:r>
-      <w:proofErr w:type="spellEnd"/>
-      <w:r>
-        <w:rPr>
-          <w:rFonts w:ascii="Arial" w:hAnsi="Arial" w:cs="Arial"/>
-          <w:sz w:val="18"/>
-        </w:rPr>
-        <w:t xml:space="preserve">, React Query, HTML5, CSS3, Tailwind CSS, Bootstrap, Storybook, </w:t>
-      </w:r>
-      <w:proofErr w:type="spellStart"/>
-      <w:r>
-        <w:rPr>
-          <w:rFonts w:ascii="Arial" w:hAnsi="Arial" w:cs="Arial"/>
-          <w:sz w:val="18"/>
-        </w:rPr>
-        <w:t>Vite</w:t>
-      </w:r>
-      <w:proofErr w:type="spellEnd"/>
-      <w:r>
-        <w:rPr>
-          <w:rFonts w:ascii="Arial" w:hAnsi="Arial" w:cs="Arial"/>
-          <w:sz w:val="18"/>
-        </w:rPr>
-        <w:t xml:space="preserve">, </w:t>
-      </w:r>
-      <w:proofErr w:type="spellStart"/>
-      <w:r>
-        <w:rPr>
-          <w:rFonts w:ascii="Arial" w:hAnsi="Arial" w:cs="Arial"/>
-          <w:sz w:val="18"/>
-        </w:rPr>
-        <w:t>Webpack</w:t>
-      </w:r>
-      <w:proofErr w:type="spellEnd"/>
-      <w:r>
-        <w:rPr>
-          <w:rFonts w:ascii="Arial" w:hAnsi="Arial" w:cs="Arial"/>
-          <w:sz w:val="18"/>
-        </w:rPr>
-        <w:t>, accessibility (WCAG), performance profiling (Web Vitals)</w:t>
-      </w:r>
-    </w:p>
-    <w:p>
-      <w:pPr>
-        <w:pStyle w:val="ListParagraph"/>
-        <w:numPr>
-          <w:ilvl w:val="0"/>
-          <w:numId w:val="2"/>
-        </w:numPr>
-        <w:spacing w:after="80"/>
-        <w:jc w:val="both"/>
-        <w:rPr>
-          <w:rFonts w:ascii="Arial" w:hAnsi="Arial" w:cs="Arial"/>
-          <w:sz w:val="18"/>
-        </w:rPr>
-      </w:pPr>
-      <w:r>
-        <w:rPr>
-          <w:rStyle w:val="Strong"/>
-          <w:rFonts w:ascii="Arial" w:hAnsi="Arial" w:cs="Arial"/>
-          <w:sz w:val="18"/>
-        </w:rPr>
-        <w:t>Backend &amp; APIs</w:t>
-      </w:r>
-      <w:r>
-        <w:rPr>
-          <w:rFonts w:ascii="Arial" w:hAnsi="Arial" w:cs="Arial"/>
-          <w:sz w:val="18"/>
-        </w:rPr>
-        <w:t xml:space="preserve"> — Ruby on Rails, Rails API mode, Node.js (Express), REST APIs, </w:t>
-      </w:r>
-      <w:proofErr w:type="spellStart"/>
-      <w:r>
-        <w:rPr>
-          <w:rFonts w:ascii="Arial" w:hAnsi="Arial" w:cs="Arial"/>
-          <w:sz w:val="18"/>
-        </w:rPr>
-        <w:t>GraphQL</w:t>
-      </w:r>
-      <w:proofErr w:type="spellEnd"/>
-      <w:r>
-        <w:rPr>
-          <w:rFonts w:ascii="Arial" w:hAnsi="Arial" w:cs="Arial"/>
-          <w:sz w:val="18"/>
-        </w:rPr>
-        <w:t xml:space="preserve">, Apollo </w:t>
-      </w:r>
-      <w:proofErr w:type="spellStart"/>
-      <w:r>
-        <w:rPr>
-          <w:rFonts w:ascii="Arial" w:hAnsi="Arial" w:cs="Arial"/>
-          <w:sz w:val="18"/>
-        </w:rPr>
-        <w:t>GraphQL</w:t>
-      </w:r>
-      <w:proofErr w:type="spellEnd"/>
-      <w:r>
-        <w:rPr>
-          <w:rFonts w:ascii="Arial" w:hAnsi="Arial" w:cs="Arial"/>
-          <w:sz w:val="18"/>
-        </w:rPr>
-        <w:t xml:space="preserve">, </w:t>
-      </w:r>
-      <w:proofErr w:type="spellStart"/>
-      <w:r>
-        <w:rPr>
-          <w:rFonts w:ascii="Arial" w:hAnsi="Arial" w:cs="Arial"/>
-          <w:sz w:val="18"/>
-        </w:rPr>
-        <w:t>microservices</w:t>
-      </w:r>
-      <w:proofErr w:type="spellEnd"/>
-      <w:r>
-        <w:rPr>
-          <w:rFonts w:ascii="Arial" w:hAnsi="Arial" w:cs="Arial"/>
-          <w:sz w:val="18"/>
-        </w:rPr>
-        <w:t xml:space="preserve">, distributed systems, </w:t>
-      </w:r>
-      <w:proofErr w:type="spellStart"/>
-      <w:r>
-        <w:rPr>
-          <w:rFonts w:ascii="Arial" w:hAnsi="Arial" w:cs="Arial"/>
-          <w:sz w:val="18"/>
-        </w:rPr>
-        <w:t>WebSockets</w:t>
-      </w:r>
-      <w:proofErr w:type="spellEnd"/>
-      <w:r>
-        <w:rPr>
-          <w:rFonts w:ascii="Arial" w:hAnsi="Arial" w:cs="Arial"/>
-          <w:sz w:val="18"/>
-        </w:rPr>
-        <w:t xml:space="preserve">, background jobs, </w:t>
-      </w:r>
-      <w:proofErr w:type="spellStart"/>
-      <w:r>
-        <w:rPr>
-          <w:rFonts w:ascii="Arial" w:hAnsi="Arial" w:cs="Arial"/>
-          <w:sz w:val="18"/>
-        </w:rPr>
-        <w:t>idempotency</w:t>
-      </w:r>
-      <w:proofErr w:type="spellEnd"/>
-      <w:r>
-        <w:rPr>
-          <w:rFonts w:ascii="Arial" w:hAnsi="Arial" w:cs="Arial"/>
-          <w:sz w:val="18"/>
-        </w:rPr>
-        <w:t xml:space="preserve"> patterns, rate limiting &amp; retries, </w:t>
-      </w:r>
-      <w:proofErr w:type="spellStart"/>
-      <w:r>
-        <w:rPr>
-          <w:rFonts w:ascii="Arial" w:hAnsi="Arial" w:cs="Arial"/>
-          <w:sz w:val="18"/>
-        </w:rPr>
-        <w:t>webhooks</w:t>
-      </w:r>
-      <w:proofErr w:type="spellEnd"/>
-    </w:p>
-    <w:p>
-      <w:pPr>
-        <w:pStyle w:val="ListParagraph"/>
-        <w:numPr>
-          <w:ilvl w:val="0"/>
-          <w:numId w:val="2"/>
-        </w:numPr>
-        <w:spacing w:after="80"/>
-        <w:jc w:val="both"/>
-        <w:rPr>
-          <w:rFonts w:ascii="Arial" w:hAnsi="Arial" w:cs="Arial"/>
-          <w:sz w:val="18"/>
-        </w:rPr>
-      </w:pPr>
-      <w:r>
-        <w:rPr>
-          <w:rStyle w:val="Strong"/>
-          <w:rFonts w:ascii="Arial" w:hAnsi="Arial" w:cs="Arial"/>
-          <w:sz w:val="18"/>
-        </w:rPr>
-        <w:t>Data, Messaging &amp; Search</w:t>
-      </w:r>
-      <w:r>
-        <w:rPr>
-          <w:rFonts w:ascii="Arial" w:hAnsi="Arial" w:cs="Arial"/>
-          <w:sz w:val="18"/>
-        </w:rPr>
-        <w:t xml:space="preserve"> — </w:t>
-      </w:r>
-      <w:proofErr w:type="spellStart"/>
-      <w:r>
-        <w:rPr>
-          <w:rFonts w:ascii="Arial" w:hAnsi="Arial" w:cs="Arial"/>
-          <w:sz w:val="18"/>
-        </w:rPr>
-        <w:t>PostgreSQL</w:t>
-      </w:r>
-      <w:proofErr w:type="spellEnd"/>
-      <w:r>
-        <w:rPr>
-          <w:rFonts w:ascii="Arial" w:hAnsi="Arial" w:cs="Arial"/>
-          <w:sz w:val="18"/>
-        </w:rPr>
-        <w:t xml:space="preserve">, MySQL, </w:t>
-      </w:r>
-      <w:r>
-        <w:rPr>
-          <w:rStyle w:val="Strong"/>
-          <w:rFonts w:ascii="Arial" w:hAnsi="Arial" w:cs="Arial"/>
-          <w:sz w:val="18"/>
-        </w:rPr>
-        <w:t>SQL Server</w:t>
-      </w:r>
-      <w:r>
-        <w:rPr>
-          <w:rFonts w:ascii="Arial" w:hAnsi="Arial" w:cs="Arial"/>
-          <w:sz w:val="18"/>
-        </w:rPr>
-        <w:t xml:space="preserve">, </w:t>
-      </w:r>
-      <w:proofErr w:type="spellStart"/>
-      <w:r>
-        <w:rPr>
-          <w:rFonts w:ascii="Arial" w:hAnsi="Arial" w:cs="Arial"/>
-          <w:sz w:val="18"/>
-        </w:rPr>
-        <w:t>Redis</w:t>
-      </w:r>
-      <w:proofErr w:type="spellEnd"/>
-      <w:r>
-        <w:rPr>
-          <w:rFonts w:ascii="Arial" w:hAnsi="Arial" w:cs="Arial"/>
-          <w:sz w:val="18"/>
-        </w:rPr>
-        <w:t xml:space="preserve">, </w:t>
-      </w:r>
-      <w:proofErr w:type="spellStart"/>
-      <w:r>
-        <w:rPr>
-          <w:rFonts w:ascii="Arial" w:hAnsi="Arial" w:cs="Arial"/>
-          <w:sz w:val="18"/>
-        </w:rPr>
-        <w:t>MongoDB</w:t>
-      </w:r>
-      <w:proofErr w:type="spellEnd"/>
-      <w:r>
-        <w:rPr>
-          <w:rFonts w:ascii="Arial" w:hAnsi="Arial" w:cs="Arial"/>
-          <w:sz w:val="18"/>
-        </w:rPr>
-        <w:t xml:space="preserve">, </w:t>
-      </w:r>
-      <w:proofErr w:type="spellStart"/>
-      <w:r>
-        <w:rPr>
-          <w:rFonts w:ascii="Arial" w:hAnsi="Arial" w:cs="Arial"/>
-          <w:sz w:val="18"/>
-        </w:rPr>
-        <w:t>DynamoDB</w:t>
-      </w:r>
-      <w:proofErr w:type="spellEnd"/>
-      <w:r>
-        <w:rPr>
-          <w:rFonts w:ascii="Arial" w:hAnsi="Arial" w:cs="Arial"/>
-          <w:sz w:val="18"/>
-        </w:rPr>
-        <w:t xml:space="preserve">, AWS SQS/SNS, Kafka, </w:t>
-      </w:r>
-      <w:proofErr w:type="spellStart"/>
-      <w:r>
-        <w:rPr>
-          <w:rFonts w:ascii="Arial" w:hAnsi="Arial" w:cs="Arial"/>
-          <w:sz w:val="18"/>
-        </w:rPr>
-        <w:t>RabbitMQ</w:t>
-      </w:r>
-      <w:proofErr w:type="spellEnd"/>
-      <w:r>
-        <w:rPr>
-          <w:rFonts w:ascii="Arial" w:hAnsi="Arial" w:cs="Arial"/>
-          <w:sz w:val="18"/>
-        </w:rPr>
-        <w:t xml:space="preserve">, </w:t>
-      </w:r>
-      <w:proofErr w:type="spellStart"/>
-      <w:r>
-        <w:rPr>
-          <w:rFonts w:ascii="Arial" w:hAnsi="Arial" w:cs="Arial"/>
-          <w:sz w:val="18"/>
-        </w:rPr>
-        <w:t>Elasticsearch</w:t>
-      </w:r>
-      <w:proofErr w:type="spellEnd"/>
-      <w:r>
-        <w:rPr>
-          <w:rFonts w:ascii="Arial" w:hAnsi="Arial" w:cs="Arial"/>
-          <w:sz w:val="18"/>
-        </w:rPr>
-        <w:t xml:space="preserve">, </w:t>
-      </w:r>
-      <w:r>
-        <w:rPr>
-          <w:rStyle w:val="Strong"/>
-          <w:rFonts w:ascii="Arial" w:hAnsi="Arial" w:cs="Arial"/>
-          <w:sz w:val="18"/>
-        </w:rPr>
-        <w:t>OpenSearch</w:t>
-      </w:r>
-      <w:r>
-        <w:rPr>
-          <w:rFonts w:ascii="Arial" w:hAnsi="Arial" w:cs="Arial"/>
-          <w:sz w:val="18"/>
-        </w:rPr>
-        <w:t xml:space="preserve">, analytics via </w:t>
-      </w:r>
-      <w:r>
-        <w:rPr>
-          <w:rStyle w:val="Strong"/>
-          <w:rFonts w:ascii="Arial" w:hAnsi="Arial" w:cs="Arial"/>
-          <w:sz w:val="18"/>
-        </w:rPr>
-        <w:t>Redshift</w:t>
-      </w:r>
-      <w:r>
-        <w:rPr>
-          <w:rFonts w:ascii="Arial" w:hAnsi="Arial" w:cs="Arial"/>
-          <w:sz w:val="18"/>
-        </w:rPr>
-        <w:t xml:space="preserve"> and </w:t>
-      </w:r>
-      <w:proofErr w:type="spellStart"/>
-      <w:r>
-        <w:rPr>
-          <w:rStyle w:val="Strong"/>
-          <w:rFonts w:ascii="Arial" w:hAnsi="Arial" w:cs="Arial"/>
-          <w:sz w:val="18"/>
-        </w:rPr>
-        <w:t>BigQuery</w:t>
-      </w:r>
-      <w:proofErr w:type="spellEnd"/>
-      <w:r>
-        <w:rPr>
-          <w:rFonts w:ascii="Arial" w:hAnsi="Arial" w:cs="Arial"/>
-          <w:sz w:val="18"/>
-        </w:rPr>
-        <w:t xml:space="preserve"> pipelines</w:t>
-      </w:r>
-    </w:p>
-    <w:p>
-      <w:pPr>
-        <w:pStyle w:val="ListParagraph"/>
-        <w:numPr>
-          <w:ilvl w:val="0"/>
-          <w:numId w:val="2"/>
-        </w:numPr>
-        <w:spacing w:after="80"/>
-        <w:jc w:val="both"/>
-        <w:rPr>
-          <w:rFonts w:ascii="Arial" w:hAnsi="Arial" w:cs="Arial"/>
-          <w:sz w:val="18"/>
-        </w:rPr>
-      </w:pPr>
-      <w:r>
-        <w:rPr>
-          <w:rStyle w:val="Strong"/>
-          <w:rFonts w:ascii="Arial" w:hAnsi="Arial" w:cs="Arial"/>
-          <w:sz w:val="18"/>
-        </w:rPr>
-        <w:t xml:space="preserve">Cloud &amp; </w:t>
-      </w:r>
-      <w:proofErr w:type="spellStart"/>
-      <w:r>
-        <w:rPr>
-          <w:rStyle w:val="Strong"/>
-          <w:rFonts w:ascii="Arial" w:hAnsi="Arial" w:cs="Arial"/>
-          <w:sz w:val="18"/>
-        </w:rPr>
-        <w:t>DevOps</w:t>
-      </w:r>
-      <w:proofErr w:type="spellEnd"/>
-      <w:r>
-        <w:rPr>
-          <w:rFonts w:ascii="Arial" w:hAnsi="Arial" w:cs="Arial"/>
-          <w:sz w:val="18"/>
-        </w:rPr>
-        <w:t xml:space="preserve"> — </w:t>
-      </w:r>
-      <w:r>
-        <w:rPr>
-          <w:rStyle w:val="Strong"/>
-          <w:rFonts w:ascii="Arial" w:hAnsi="Arial" w:cs="Arial"/>
-          <w:sz w:val="18"/>
-        </w:rPr>
-        <w:t>AWS</w:t>
-      </w:r>
-      <w:r>
-        <w:rPr>
-          <w:rFonts w:ascii="Arial" w:hAnsi="Arial" w:cs="Arial"/>
-          <w:sz w:val="18"/>
-        </w:rPr>
-        <w:t xml:space="preserve"> (EKS, ECS, EC2, Lambda, API Gateway, S3, </w:t>
-      </w:r>
-      <w:proofErr w:type="spellStart"/>
-      <w:r>
-        <w:rPr>
-          <w:rFonts w:ascii="Arial" w:hAnsi="Arial" w:cs="Arial"/>
-          <w:sz w:val="18"/>
-        </w:rPr>
-        <w:t>CloudFront</w:t>
-      </w:r>
-      <w:proofErr w:type="spellEnd"/>
-      <w:r>
-        <w:rPr>
-          <w:rFonts w:ascii="Arial" w:hAnsi="Arial" w:cs="Arial"/>
-          <w:sz w:val="18"/>
-        </w:rPr>
-        <w:t xml:space="preserve">, RDS, </w:t>
-      </w:r>
-      <w:proofErr w:type="spellStart"/>
-      <w:r>
-        <w:rPr>
-          <w:rFonts w:ascii="Arial" w:hAnsi="Arial" w:cs="Arial"/>
-          <w:sz w:val="18"/>
-        </w:rPr>
-        <w:t>DynamoDB</w:t>
-      </w:r>
-      <w:proofErr w:type="spellEnd"/>
-      <w:r>
-        <w:rPr>
-          <w:rFonts w:ascii="Arial" w:hAnsi="Arial" w:cs="Arial"/>
-          <w:sz w:val="18"/>
-        </w:rPr>
-        <w:t xml:space="preserve">, </w:t>
-      </w:r>
-      <w:proofErr w:type="spellStart"/>
-      <w:r>
-        <w:rPr>
-          <w:rFonts w:ascii="Arial" w:hAnsi="Arial" w:cs="Arial"/>
-          <w:sz w:val="18"/>
-        </w:rPr>
-        <w:t>ElastiCache</w:t>
-      </w:r>
-      <w:proofErr w:type="spellEnd"/>
-      <w:r>
-        <w:rPr>
-          <w:rFonts w:ascii="Arial" w:hAnsi="Arial" w:cs="Arial"/>
-          <w:sz w:val="18"/>
-        </w:rPr>
-        <w:t xml:space="preserve">, </w:t>
-      </w:r>
-      <w:proofErr w:type="spellStart"/>
-      <w:r>
-        <w:rPr>
-          <w:rFonts w:ascii="Arial" w:hAnsi="Arial" w:cs="Arial"/>
-          <w:sz w:val="18"/>
-        </w:rPr>
-        <w:t>EventBridge</w:t>
-      </w:r>
-      <w:proofErr w:type="spellEnd"/>
-      <w:r>
-        <w:rPr>
-          <w:rFonts w:ascii="Arial" w:hAnsi="Arial" w:cs="Arial"/>
-          <w:sz w:val="18"/>
-        </w:rPr>
-        <w:t xml:space="preserve">, Step Functions, IAM), </w:t>
-      </w:r>
-      <w:r>
-        <w:rPr>
-          <w:rStyle w:val="Strong"/>
-          <w:rFonts w:ascii="Arial" w:hAnsi="Arial" w:cs="Arial"/>
-          <w:sz w:val="18"/>
-        </w:rPr>
-        <w:t>Azure</w:t>
-      </w:r>
-      <w:r>
-        <w:rPr>
-          <w:rFonts w:ascii="Arial" w:hAnsi="Arial" w:cs="Arial"/>
-          <w:sz w:val="18"/>
-        </w:rPr>
-        <w:t xml:space="preserve"> (AKS, App Service, Azure SQL, Service Bus, Key Vault, Application Insights), </w:t>
-      </w:r>
-      <w:r>
-        <w:rPr>
-          <w:rStyle w:val="Strong"/>
-          <w:rFonts w:ascii="Arial" w:hAnsi="Arial" w:cs="Arial"/>
-          <w:sz w:val="18"/>
-        </w:rPr>
-        <w:t>GCP</w:t>
-      </w:r>
-      <w:r>
-        <w:rPr>
-          <w:rFonts w:ascii="Arial" w:hAnsi="Arial" w:cs="Arial"/>
-          <w:sz w:val="18"/>
-        </w:rPr>
-        <w:t xml:space="preserve"> (GKE, Cloud Run, Pub/Sub, Cloud Storage, </w:t>
-      </w:r>
-      <w:proofErr w:type="spellStart"/>
-      <w:r>
-        <w:rPr>
-          <w:rFonts w:ascii="Arial" w:hAnsi="Arial" w:cs="Arial"/>
-          <w:sz w:val="18"/>
-        </w:rPr>
-        <w:t>BigQuery</w:t>
-      </w:r>
-      <w:proofErr w:type="spellEnd"/>
-      <w:r>
-        <w:rPr>
-          <w:rFonts w:ascii="Arial" w:hAnsi="Arial" w:cs="Arial"/>
-          <w:sz w:val="18"/>
-        </w:rPr>
-        <w:t xml:space="preserve">), </w:t>
-      </w:r>
-      <w:proofErr w:type="spellStart"/>
-      <w:r>
-        <w:rPr>
-          <w:rFonts w:ascii="Arial" w:hAnsi="Arial" w:cs="Arial"/>
-          <w:sz w:val="18"/>
-        </w:rPr>
-        <w:t>Docker</w:t>
-      </w:r>
-      <w:proofErr w:type="spellEnd"/>
-      <w:r>
-        <w:rPr>
-          <w:rFonts w:ascii="Arial" w:hAnsi="Arial" w:cs="Arial"/>
-          <w:sz w:val="18"/>
-        </w:rPr>
-        <w:t xml:space="preserve">, </w:t>
-      </w:r>
-      <w:proofErr w:type="spellStart"/>
-      <w:r>
-        <w:rPr>
-          <w:rFonts w:ascii="Arial" w:hAnsi="Arial" w:cs="Arial"/>
-          <w:sz w:val="18"/>
-        </w:rPr>
-        <w:t>Kubernetes</w:t>
-      </w:r>
-      <w:proofErr w:type="spellEnd"/>
-      <w:r>
-        <w:rPr>
-          <w:rFonts w:ascii="Arial" w:hAnsi="Arial" w:cs="Arial"/>
-          <w:sz w:val="18"/>
-        </w:rPr>
-        <w:t xml:space="preserve">, Helm, Argo CD, </w:t>
-      </w:r>
-      <w:proofErr w:type="spellStart"/>
-      <w:r>
-        <w:rPr>
-          <w:rFonts w:ascii="Arial" w:hAnsi="Arial" w:cs="Arial"/>
-          <w:sz w:val="18"/>
-        </w:rPr>
-        <w:t>GitOps</w:t>
-      </w:r>
-      <w:proofErr w:type="spellEnd"/>
-      <w:r>
-        <w:rPr>
-          <w:rFonts w:ascii="Arial" w:hAnsi="Arial" w:cs="Arial"/>
-          <w:sz w:val="18"/>
-        </w:rPr>
-        <w:t xml:space="preserve">, </w:t>
-      </w:r>
-      <w:proofErr w:type="spellStart"/>
-      <w:r>
-        <w:rPr>
-          <w:rFonts w:ascii="Arial" w:hAnsi="Arial" w:cs="Arial"/>
-          <w:sz w:val="18"/>
-        </w:rPr>
-        <w:t>Terraform</w:t>
-      </w:r>
-      <w:proofErr w:type="spellEnd"/>
-      <w:r>
-        <w:rPr>
-          <w:rFonts w:ascii="Arial" w:hAnsi="Arial" w:cs="Arial"/>
-          <w:sz w:val="18"/>
-        </w:rPr>
-        <w:t xml:space="preserve">, </w:t>
-      </w:r>
-      <w:proofErr w:type="spellStart"/>
-      <w:r>
-        <w:rPr>
-          <w:rFonts w:ascii="Arial" w:hAnsi="Arial" w:cs="Arial"/>
-          <w:sz w:val="18"/>
-        </w:rPr>
-        <w:t>CloudFormation</w:t>
-      </w:r>
-      <w:proofErr w:type="spellEnd"/>
-      <w:r>
-        <w:rPr>
-          <w:rFonts w:ascii="Arial" w:hAnsi="Arial" w:cs="Arial"/>
-          <w:sz w:val="18"/>
-        </w:rPr>
-        <w:t>, CI/CD (</w:t>
-      </w:r>
-      <w:proofErr w:type="spellStart"/>
-      <w:r>
-        <w:rPr>
-          <w:rFonts w:ascii="Arial" w:hAnsi="Arial" w:cs="Arial"/>
-          <w:sz w:val="18"/>
-        </w:rPr>
-        <w:t>GitHub</w:t>
-      </w:r>
-      <w:proofErr w:type="spellEnd"/>
-      <w:r>
-        <w:rPr>
-          <w:rFonts w:ascii="Arial" w:hAnsi="Arial" w:cs="Arial"/>
-          <w:sz w:val="18"/>
-        </w:rPr>
-        <w:t xml:space="preserve"> Actions, </w:t>
-      </w:r>
-      <w:proofErr w:type="spellStart"/>
-      <w:r>
-        <w:rPr>
-          <w:rFonts w:ascii="Arial" w:hAnsi="Arial" w:cs="Arial"/>
-          <w:sz w:val="18"/>
-        </w:rPr>
-        <w:t>GitLab</w:t>
-      </w:r>
-      <w:proofErr w:type="spellEnd"/>
-      <w:r>
-        <w:rPr>
-          <w:rFonts w:ascii="Arial" w:hAnsi="Arial" w:cs="Arial"/>
-          <w:sz w:val="18"/>
-        </w:rPr>
-        <w:t xml:space="preserve"> CI, Jenkins, Azure </w:t>
-      </w:r>
-      <w:proofErr w:type="spellStart"/>
-      <w:r>
-        <w:rPr>
-          <w:rFonts w:ascii="Arial" w:hAnsi="Arial" w:cs="Arial"/>
-          <w:sz w:val="18"/>
-        </w:rPr>
-        <w:t>DevOps</w:t>
-      </w:r>
-      <w:proofErr w:type="spellEnd"/>
-      <w:r>
-        <w:rPr>
-          <w:rFonts w:ascii="Arial" w:hAnsi="Arial" w:cs="Arial"/>
-          <w:sz w:val="18"/>
-        </w:rPr>
-        <w:t xml:space="preserve">, </w:t>
-      </w:r>
-      <w:proofErr w:type="spellStart"/>
-      <w:r>
-        <w:rPr>
-          <w:rFonts w:ascii="Arial" w:hAnsi="Arial" w:cs="Arial"/>
-          <w:sz w:val="18"/>
-        </w:rPr>
-        <w:t>CircleCI</w:t>
-      </w:r>
-      <w:proofErr w:type="spellEnd"/>
-      <w:r>
-        <w:rPr>
-          <w:rFonts w:ascii="Arial" w:hAnsi="Arial" w:cs="Arial"/>
-          <w:sz w:val="18"/>
-        </w:rPr>
-        <w:t>)</w:t>
-      </w:r>
-    </w:p>
-    <w:p>
-      <w:pPr>
-        <w:pStyle w:val="ListParagraph"/>
-        <w:numPr>
-          <w:ilvl w:val="0"/>
-          <w:numId w:val="2"/>
-        </w:numPr>
-        <w:spacing w:after="80"/>
-        <w:jc w:val="both"/>
-        <w:rPr>
-          <w:rFonts w:ascii="Arial" w:hAnsi="Arial" w:cs="Arial"/>
-          <w:sz w:val="18"/>
-        </w:rPr>
-      </w:pPr>
-      <w:proofErr w:type="spellStart"/>
-      <w:r>
-        <w:rPr>
-          <w:rStyle w:val="Strong"/>
-          <w:rFonts w:ascii="Arial" w:hAnsi="Arial" w:cs="Arial"/>
-          <w:sz w:val="18"/>
-        </w:rPr>
-        <w:t>Observability</w:t>
-      </w:r>
-      <w:proofErr w:type="spellEnd"/>
-      <w:r>
-        <w:rPr>
-          <w:rStyle w:val="Strong"/>
-          <w:rFonts w:ascii="Arial" w:hAnsi="Arial" w:cs="Arial"/>
-          <w:sz w:val="18"/>
-        </w:rPr>
-        <w:t>, Quality &amp; Security</w:t>
-      </w:r>
-      <w:r>
-        <w:rPr>
-          <w:rFonts w:ascii="Arial" w:hAnsi="Arial" w:cs="Arial"/>
-          <w:sz w:val="18"/>
-        </w:rPr>
-        <w:t xml:space="preserve"> — </w:t>
-      </w:r>
-      <w:proofErr w:type="spellStart"/>
-      <w:r>
-        <w:rPr>
-          <w:rFonts w:ascii="Arial" w:hAnsi="Arial" w:cs="Arial"/>
-          <w:sz w:val="18"/>
-        </w:rPr>
-        <w:t>OpenTelemetry</w:t>
-      </w:r>
-      <w:proofErr w:type="spellEnd"/>
-      <w:r>
-        <w:rPr>
-          <w:rFonts w:ascii="Arial" w:hAnsi="Arial" w:cs="Arial"/>
-          <w:sz w:val="18"/>
-        </w:rPr>
-        <w:t xml:space="preserve">, </w:t>
-      </w:r>
-      <w:proofErr w:type="spellStart"/>
-      <w:r>
-        <w:rPr>
-          <w:rFonts w:ascii="Arial" w:hAnsi="Arial" w:cs="Arial"/>
-          <w:sz w:val="18"/>
-        </w:rPr>
-        <w:t>Datadog</w:t>
-      </w:r>
-      <w:proofErr w:type="spellEnd"/>
-      <w:r>
-        <w:rPr>
-          <w:rFonts w:ascii="Arial" w:hAnsi="Arial" w:cs="Arial"/>
-          <w:sz w:val="18"/>
-        </w:rPr>
-        <w:t xml:space="preserve">, Prometheus, </w:t>
-      </w:r>
-      <w:proofErr w:type="spellStart"/>
-      <w:r>
-        <w:rPr>
-          <w:rFonts w:ascii="Arial" w:hAnsi="Arial" w:cs="Arial"/>
-          <w:sz w:val="18"/>
-        </w:rPr>
-        <w:t>Grafana</w:t>
-      </w:r>
-      <w:proofErr w:type="spellEnd"/>
-      <w:r>
-        <w:rPr>
-          <w:rFonts w:ascii="Arial" w:hAnsi="Arial" w:cs="Arial"/>
-          <w:sz w:val="18"/>
-        </w:rPr>
-        <w:t xml:space="preserve">, ELK/EFK, </w:t>
-      </w:r>
-      <w:proofErr w:type="spellStart"/>
-      <w:r>
-        <w:rPr>
-          <w:rFonts w:ascii="Arial" w:hAnsi="Arial" w:cs="Arial"/>
-          <w:sz w:val="18"/>
-        </w:rPr>
-        <w:t>CloudWatch</w:t>
-      </w:r>
-      <w:proofErr w:type="spellEnd"/>
-      <w:r>
-        <w:rPr>
-          <w:rFonts w:ascii="Arial" w:hAnsi="Arial" w:cs="Arial"/>
-          <w:sz w:val="18"/>
-        </w:rPr>
-        <w:t xml:space="preserve">, structured logging, Jest, Mocha, Chai, React Testing Library, Cypress, Playwright, API contract tests (Pact-style), OAuth2, </w:t>
-      </w:r>
-      <w:proofErr w:type="spellStart"/>
-      <w:r>
-        <w:rPr>
-          <w:rFonts w:ascii="Arial" w:hAnsi="Arial" w:cs="Arial"/>
-          <w:sz w:val="18"/>
-        </w:rPr>
-        <w:t>OpenID</w:t>
-      </w:r>
-      <w:proofErr w:type="spellEnd"/>
-      <w:r>
-        <w:rPr>
-          <w:rFonts w:ascii="Arial" w:hAnsi="Arial" w:cs="Arial"/>
-          <w:sz w:val="18"/>
-        </w:rPr>
-        <w:t xml:space="preserve"> Connect, JWT, </w:t>
-      </w:r>
-      <w:proofErr w:type="spellStart"/>
-      <w:r>
-        <w:rPr>
-          <w:rFonts w:ascii="Arial" w:hAnsi="Arial" w:cs="Arial"/>
-          <w:sz w:val="18"/>
-        </w:rPr>
-        <w:t>Okta</w:t>
-      </w:r>
-      <w:proofErr w:type="spellEnd"/>
-      <w:r>
-        <w:rPr>
-          <w:rFonts w:ascii="Arial" w:hAnsi="Arial" w:cs="Arial"/>
-          <w:sz w:val="18"/>
-        </w:rPr>
-        <w:t xml:space="preserve">, Auth0, AWS </w:t>
-      </w:r>
-      <w:proofErr w:type="spellStart"/>
-      <w:r>
-        <w:rPr>
-          <w:rFonts w:ascii="Arial" w:hAnsi="Arial" w:cs="Arial"/>
-          <w:sz w:val="18"/>
-        </w:rPr>
-        <w:t>Cognito</w:t>
-      </w:r>
-      <w:proofErr w:type="spellEnd"/>
-      <w:r>
-        <w:rPr>
-          <w:rFonts w:ascii="Arial" w:hAnsi="Arial" w:cs="Arial"/>
-          <w:sz w:val="18"/>
-        </w:rPr>
-        <w:t>, RBAC/ABAC, audit logging</w:t>
-      </w:r>
-    </w:p>
-    <w:p>
-      <w:pPr>
         <w:pBdr>
           <w:bottom w:val="single" w:sz="6" w:space="0" w:color="B91C1C"/>
         </w:pBdr>
@@ -1329,6 +873,11 @@
       </w:tr>
     </w:tbl>
     <w:p>
+      <w:pPr>
+        <w:rPr>
+          <w:i/>
+        </w:rPr>
+      </w:pPr>
       <w:proofErr w:type="spellStart"/>
       <w:r>
         <w:rPr>
@@ -1351,7 +900,18 @@
           <w:sz w:val="18"/>
           <w:szCs w:val="18"/>
         </w:rPr>
-        <w:t xml:space="preserve"> Networks Inc.</w:t>
+        <w:t xml:space="preserve"> Networks Inc. – </w:t>
+      </w:r>
+      <w:r>
+        <w:rPr>
+          <w:rFonts w:ascii="Arial" w:eastAsia="Arial" w:hAnsi="Arial" w:cs="Arial"/>
+          <w:bCs/>
+          <w:i/>
+          <w:color w:val="111111"/>
+          <w:sz w:val="18"/>
+          <w:szCs w:val="18"/>
+        </w:rPr>
+        <w:t>(Delaware, United States)</w:t>
       </w:r>
     </w:p>
     <w:p>
@@ -1359,35 +919,57 @@
         <w:pStyle w:val="NormalWeb"/>
         <w:numPr>
           <w:ilvl w:val="0"/>
-          <w:numId w:val="3"/>
+          <w:numId w:val="17"/>
         </w:numPr>
         <w:jc w:val="both"/>
         <w:rPr>
-          <w:rFonts w:ascii="Arial" w:hAnsi="Arial" w:cs="Arial"/>
-          <w:sz w:val="18"/>
-        </w:rPr>
-      </w:pPr>
-      <w:r>
-        <w:rPr>
-          <w:rFonts w:ascii="Arial" w:hAnsi="Arial" w:cs="Arial"/>
-          <w:sz w:val="18"/>
-        </w:rPr>
-        <w:t xml:space="preserve">Owned a </w:t>
-      </w:r>
-      <w:r>
-        <w:rPr>
-          <w:rStyle w:val="Strong"/>
-          <w:rFonts w:ascii="Arial" w:hAnsi="Arial" w:cs="Arial"/>
-          <w:sz w:val="18"/>
-        </w:rPr>
-        <w:t>Rails + React</w:t>
-      </w:r>
-      <w:r>
-        <w:rPr>
-          <w:rFonts w:ascii="Arial" w:hAnsi="Arial" w:cs="Arial"/>
-          <w:sz w:val="18"/>
-        </w:rPr>
-        <w:t xml:space="preserve"> product area end-to-end, turning ambiguous requests into scoped milestones with acceptance criteria and predictable releases.</w:t>
+          <w:sz w:val="20"/>
+        </w:rPr>
+      </w:pPr>
+      <w:r>
+        <w:rPr>
+          <w:sz w:val="20"/>
+        </w:rPr>
+        <w:t xml:space="preserve">Architected and delivered a multi-tenant business platform using </w:t>
+      </w:r>
+      <w:r>
+        <w:rPr>
+          <w:rStyle w:val="Strong"/>
+          <w:sz w:val="20"/>
+        </w:rPr>
+        <w:t>Ruby on Rails 6.0–7.0</w:t>
+      </w:r>
+      <w:r>
+        <w:rPr>
+          <w:sz w:val="20"/>
+        </w:rPr>
+        <w:t xml:space="preserve"> and </w:t>
+      </w:r>
+      <w:r>
+        <w:rPr>
+          <w:rStyle w:val="Strong"/>
+          <w:sz w:val="20"/>
+        </w:rPr>
+        <w:t>React 17–18</w:t>
+      </w:r>
+      <w:r>
+        <w:rPr>
+          <w:sz w:val="20"/>
+        </w:rPr>
+        <w:t xml:space="preserve">, separating domain logic into service layers that improved maintainability and reduced change failure rate by </w:t>
+      </w:r>
+      <w:r>
+        <w:rPr>
+          <w:rStyle w:val="Strong"/>
+          <w:sz w:val="20"/>
+        </w:rPr>
+        <w:t>38%</w:t>
+      </w:r>
+      <w:r>
+        <w:rPr>
+          <w:sz w:val="20"/>
+        </w:rPr>
+        <w:t xml:space="preserve"> across major releases.</w:t>
       </w:r>
     </w:p>
     <w:p>
@@ -1395,35 +977,44 @@
         <w:pStyle w:val="NormalWeb"/>
         <w:numPr>
           <w:ilvl w:val="0"/>
-          <w:numId w:val="3"/>
+          <w:numId w:val="17"/>
         </w:numPr>
         <w:jc w:val="both"/>
         <w:rPr>
-          <w:rFonts w:ascii="Arial" w:hAnsi="Arial" w:cs="Arial"/>
-          <w:sz w:val="18"/>
-        </w:rPr>
-      </w:pPr>
-      <w:r>
-        <w:rPr>
-          <w:rFonts w:ascii="Arial" w:hAnsi="Arial" w:cs="Arial"/>
-          <w:sz w:val="18"/>
-        </w:rPr>
-        <w:t xml:space="preserve">Evolved a </w:t>
-      </w:r>
-      <w:r>
-        <w:rPr>
-          <w:rStyle w:val="Strong"/>
-          <w:rFonts w:ascii="Arial" w:hAnsi="Arial" w:cs="Arial"/>
-          <w:sz w:val="18"/>
-        </w:rPr>
-        <w:t>Rails API</w:t>
-      </w:r>
-      <w:r>
-        <w:rPr>
-          <w:rFonts w:ascii="Arial" w:hAnsi="Arial" w:cs="Arial"/>
-          <w:sz w:val="18"/>
-        </w:rPr>
-        <w:t xml:space="preserve"> with consistent contracts, request validation, and stable error semantics to reduce client breakages and support churn.</w:t>
+          <w:sz w:val="20"/>
+        </w:rPr>
+      </w:pPr>
+      <w:r>
+        <w:rPr>
+          <w:sz w:val="20"/>
+        </w:rPr>
+        <w:t xml:space="preserve">Led the implementation of a new </w:t>
+      </w:r>
+      <w:r>
+        <w:rPr>
+          <w:rStyle w:val="Strong"/>
+          <w:sz w:val="20"/>
+        </w:rPr>
+        <w:t>React</w:t>
+      </w:r>
+      <w:r>
+        <w:rPr>
+          <w:sz w:val="20"/>
+        </w:rPr>
+        <w:t xml:space="preserve"> administration experience for account provisioning, reporting, and workflow approvals, replacing server-rendered screens with reusable component patterns that improved page interaction speed by </w:t>
+      </w:r>
+      <w:r>
+        <w:rPr>
+          <w:rStyle w:val="Strong"/>
+          <w:sz w:val="20"/>
+        </w:rPr>
+        <w:t>35%</w:t>
+      </w:r>
+      <w:r>
+        <w:rPr>
+          <w:sz w:val="20"/>
+        </w:rPr>
+        <w:t>.</w:t>
       </w:r>
     </w:p>
     <w:p>
@@ -1431,96 +1022,44 @@
         <w:pStyle w:val="NormalWeb"/>
         <w:numPr>
           <w:ilvl w:val="0"/>
-          <w:numId w:val="3"/>
+          <w:numId w:val="17"/>
         </w:numPr>
         <w:jc w:val="both"/>
         <w:rPr>
-          <w:rFonts w:ascii="Arial" w:hAnsi="Arial" w:cs="Arial"/>
-          <w:sz w:val="18"/>
-        </w:rPr>
-      </w:pPr>
-      <w:r>
-        <w:rPr>
-          <w:rFonts w:ascii="Arial" w:hAnsi="Arial" w:cs="Arial"/>
-          <w:sz w:val="18"/>
-        </w:rPr>
-        <w:t xml:space="preserve">Implemented </w:t>
-      </w:r>
-      <w:proofErr w:type="spellStart"/>
-      <w:r>
-        <w:rPr>
-          <w:rStyle w:val="Strong"/>
-          <w:rFonts w:ascii="Arial" w:hAnsi="Arial" w:cs="Arial"/>
-          <w:sz w:val="18"/>
-        </w:rPr>
-        <w:t>Sidekiq</w:t>
-      </w:r>
-      <w:proofErr w:type="spellEnd"/>
-      <w:r>
-        <w:rPr>
-          <w:rStyle w:val="Strong"/>
-          <w:rFonts w:ascii="Arial" w:hAnsi="Arial" w:cs="Arial"/>
-          <w:sz w:val="18"/>
-        </w:rPr>
-        <w:t>/</w:t>
-      </w:r>
-      <w:proofErr w:type="spellStart"/>
-      <w:r>
-        <w:rPr>
-          <w:rStyle w:val="Strong"/>
-          <w:rFonts w:ascii="Arial" w:hAnsi="Arial" w:cs="Arial"/>
-          <w:sz w:val="18"/>
-        </w:rPr>
-        <w:t>ActiveJob</w:t>
-      </w:r>
-      <w:proofErr w:type="spellEnd"/>
-      <w:r>
-        <w:rPr>
-          <w:rFonts w:ascii="Arial" w:hAnsi="Arial" w:cs="Arial"/>
-          <w:sz w:val="18"/>
-        </w:rPr>
-        <w:t xml:space="preserve"> pipelines with </w:t>
-      </w:r>
-      <w:proofErr w:type="spellStart"/>
-      <w:r>
-        <w:rPr>
-          <w:rStyle w:val="Strong"/>
-          <w:rFonts w:ascii="Arial" w:hAnsi="Arial" w:cs="Arial"/>
-          <w:sz w:val="18"/>
-        </w:rPr>
-        <w:t>idempotency</w:t>
-      </w:r>
-      <w:proofErr w:type="spellEnd"/>
-      <w:r>
-        <w:rPr>
-          <w:rStyle w:val="Strong"/>
-          <w:rFonts w:ascii="Arial" w:hAnsi="Arial" w:cs="Arial"/>
-          <w:sz w:val="18"/>
-        </w:rPr>
-        <w:t xml:space="preserve"> keys</w:t>
-      </w:r>
-      <w:r>
-        <w:rPr>
-          <w:rFonts w:ascii="Arial" w:hAnsi="Arial" w:cs="Arial"/>
-          <w:sz w:val="18"/>
-        </w:rPr>
-        <w:t xml:space="preserve">, safe retries, and </w:t>
-      </w:r>
-      <w:proofErr w:type="spellStart"/>
-      <w:r>
-        <w:rPr>
-          <w:rFonts w:ascii="Arial" w:hAnsi="Arial" w:cs="Arial"/>
-          <w:sz w:val="18"/>
-        </w:rPr>
-        <w:t>backoff</w:t>
-      </w:r>
-      <w:proofErr w:type="spellEnd"/>
-      <w:r>
-        <w:rPr>
-          <w:rFonts w:ascii="Arial" w:hAnsi="Arial" w:cs="Arial"/>
-          <w:sz w:val="18"/>
-        </w:rPr>
-        <w:t xml:space="preserve"> to prevent duplicate processing during transient failures.</w:t>
+          <w:sz w:val="20"/>
+        </w:rPr>
+      </w:pPr>
+      <w:r>
+        <w:rPr>
+          <w:sz w:val="20"/>
+        </w:rPr>
+        <w:t xml:space="preserve">Designed and exposed secure REST endpoints in </w:t>
+      </w:r>
+      <w:r>
+        <w:rPr>
+          <w:rStyle w:val="Strong"/>
+          <w:sz w:val="20"/>
+        </w:rPr>
+        <w:t>Rails</w:t>
+      </w:r>
+      <w:r>
+        <w:rPr>
+          <w:sz w:val="20"/>
+        </w:rPr>
+        <w:t xml:space="preserve"> for billing, customer lifecycle events, and reporting workflows, enabling frontend and partner teams to consume a consistent contract while reducing integration defects by </w:t>
+      </w:r>
+      <w:r>
+        <w:rPr>
+          <w:rStyle w:val="Strong"/>
+          <w:sz w:val="20"/>
+        </w:rPr>
+        <w:t>30%</w:t>
+      </w:r>
+      <w:r>
+        <w:rPr>
+          <w:sz w:val="20"/>
+        </w:rPr>
+        <w:t>.</w:t>
       </w:r>
     </w:p>
     <w:p>
@@ -1528,53 +1067,31 @@
         <w:pStyle w:val="NormalWeb"/>
         <w:numPr>
           <w:ilvl w:val="0"/>
-          <w:numId w:val="3"/>
+          <w:numId w:val="17"/>
         </w:numPr>
         <w:jc w:val="both"/>
         <w:rPr>
-          <w:rFonts w:ascii="Arial" w:hAnsi="Arial" w:cs="Arial"/>
-          <w:sz w:val="18"/>
-        </w:rPr>
-      </w:pPr>
-      <w:r>
-        <w:rPr>
-          <w:rFonts w:ascii="Arial" w:hAnsi="Arial" w:cs="Arial"/>
-          <w:sz w:val="18"/>
-        </w:rPr>
-        <w:t xml:space="preserve">Reduced p95 latency by profiling </w:t>
-      </w:r>
-      <w:proofErr w:type="spellStart"/>
-      <w:r>
-        <w:rPr>
-          <w:rStyle w:val="Strong"/>
-          <w:rFonts w:ascii="Arial" w:hAnsi="Arial" w:cs="Arial"/>
-          <w:sz w:val="18"/>
-        </w:rPr>
-        <w:t>ActiveRecord</w:t>
-      </w:r>
-      <w:proofErr w:type="spellEnd"/>
-      <w:r>
-        <w:rPr>
-          <w:rFonts w:ascii="Arial" w:hAnsi="Arial" w:cs="Arial"/>
-          <w:sz w:val="18"/>
-        </w:rPr>
-        <w:t xml:space="preserve"> query paths, fixing </w:t>
-      </w:r>
-      <w:proofErr w:type="gramStart"/>
-      <w:r>
-        <w:rPr>
-          <w:rFonts w:ascii="Arial" w:hAnsi="Arial" w:cs="Arial"/>
-          <w:sz w:val="18"/>
-        </w:rPr>
-        <w:t>N+1 patterns</w:t>
-      </w:r>
-      <w:proofErr w:type="gramEnd"/>
-      <w:r>
-        <w:rPr>
-          <w:rFonts w:ascii="Arial" w:hAnsi="Arial" w:cs="Arial"/>
-          <w:sz w:val="18"/>
-        </w:rPr>
-        <w:t>, tuning connection pooling, and adding targeted composite indexes.</w:t>
+          <w:sz w:val="20"/>
+        </w:rPr>
+      </w:pPr>
+      <w:r>
+        <w:rPr>
+          <w:sz w:val="20"/>
+        </w:rPr>
+        <w:t xml:space="preserve">Resolved a recurring production issue caused by N+1 queries and inefficient eager loading in </w:t>
+      </w:r>
+      <w:r>
+        <w:rPr>
+          <w:rStyle w:val="Strong"/>
+          <w:sz w:val="20"/>
+        </w:rPr>
+        <w:t>Active Record</w:t>
+      </w:r>
+      <w:r>
+        <w:rPr>
+          <w:sz w:val="20"/>
+        </w:rPr>
+        <w:t>, then introduced query profiling and indexing changes that cut heavy-report execution time from minutes to seconds.</w:t>
       </w:r>
     </w:p>
     <w:p>
@@ -1582,45 +1099,54 @@
         <w:pStyle w:val="NormalWeb"/>
         <w:numPr>
           <w:ilvl w:val="0"/>
-          <w:numId w:val="3"/>
+          <w:numId w:val="17"/>
         </w:numPr>
         <w:jc w:val="both"/>
         <w:rPr>
-          <w:rFonts w:ascii="Arial" w:hAnsi="Arial" w:cs="Arial"/>
-          <w:sz w:val="18"/>
-        </w:rPr>
-      </w:pPr>
-      <w:r>
-        <w:rPr>
-          <w:rFonts w:ascii="Arial" w:hAnsi="Arial" w:cs="Arial"/>
-          <w:sz w:val="18"/>
-        </w:rPr>
-        <w:t xml:space="preserve">Built event-driven workflows using </w:t>
-      </w:r>
-      <w:r>
-        <w:rPr>
-          <w:rStyle w:val="Strong"/>
-          <w:rFonts w:ascii="Arial" w:hAnsi="Arial" w:cs="Arial"/>
-          <w:sz w:val="18"/>
-        </w:rPr>
-        <w:t xml:space="preserve">AWS </w:t>
+          <w:sz w:val="20"/>
+        </w:rPr>
+      </w:pPr>
+      <w:r>
+        <w:rPr>
+          <w:sz w:val="20"/>
+        </w:rPr>
+        <w:t xml:space="preserve">Migrated a legacy UI from </w:t>
       </w:r>
       <w:proofErr w:type="spellStart"/>
       <w:r>
         <w:rPr>
-          <w:rStyle w:val="Strong"/>
-          <w:rFonts w:ascii="Arial" w:hAnsi="Arial" w:cs="Arial"/>
-          <w:sz w:val="18"/>
-        </w:rPr>
-        <w:t>EventBridge</w:t>
+          <w:sz w:val="20"/>
+        </w:rPr>
+        <w:t>jQuery</w:t>
       </w:r>
       <w:proofErr w:type="spellEnd"/>
       <w:r>
         <w:rPr>
-          <w:rFonts w:ascii="Arial" w:hAnsi="Arial" w:cs="Arial"/>
-          <w:sz w:val="18"/>
-        </w:rPr>
-        <w:t xml:space="preserve"> with replay-safe consumers and clear ownership boundaries across domain events.</w:t>
+          <w:sz w:val="20"/>
+        </w:rPr>
+        <w:t xml:space="preserve">-driven templates to </w:t>
+      </w:r>
+      <w:proofErr w:type="gramStart"/>
+      <w:r>
+        <w:rPr>
+          <w:rStyle w:val="Strong"/>
+          <w:sz w:val="20"/>
+        </w:rPr>
+        <w:t>React</w:t>
+      </w:r>
+      <w:proofErr w:type="gramEnd"/>
+      <w:r>
+        <w:rPr>
+          <w:rStyle w:val="Strong"/>
+          <w:sz w:val="20"/>
+        </w:rPr>
+        <w:t xml:space="preserve"> 17–18</w:t>
+      </w:r>
+      <w:r>
+        <w:rPr>
+          <w:sz w:val="20"/>
+        </w:rPr>
+        <w:t xml:space="preserve"> incrementally, using coexistence patterns and shared API contracts so feature delivery could continue without a risky big-bang rewrite.</w:t>
       </w:r>
     </w:p>
     <w:p>
@@ -1628,67 +1154,46 @@
         <w:pStyle w:val="NormalWeb"/>
         <w:numPr>
           <w:ilvl w:val="0"/>
-          <w:numId w:val="3"/>
+          <w:numId w:val="17"/>
         </w:numPr>
         <w:jc w:val="both"/>
         <w:rPr>
-          <w:rFonts w:ascii="Arial" w:hAnsi="Arial" w:cs="Arial"/>
-          <w:sz w:val="18"/>
-        </w:rPr>
-      </w:pPr>
-      <w:r>
-        <w:rPr>
-          <w:rFonts w:ascii="Arial" w:hAnsi="Arial" w:cs="Arial"/>
-          <w:sz w:val="18"/>
-        </w:rPr>
-        <w:t xml:space="preserve">Hardened </w:t>
+          <w:sz w:val="20"/>
+        </w:rPr>
+      </w:pPr>
+      <w:r>
+        <w:rPr>
+          <w:sz w:val="20"/>
+        </w:rPr>
+        <w:t xml:space="preserve">Implemented </w:t>
       </w:r>
       <w:proofErr w:type="spellStart"/>
       <w:r>
         <w:rPr>
-          <w:rFonts w:ascii="Arial" w:hAnsi="Arial" w:cs="Arial"/>
-          <w:sz w:val="18"/>
-        </w:rPr>
-        <w:t>webhook</w:t>
+          <w:rStyle w:val="Strong"/>
+          <w:sz w:val="20"/>
+        </w:rPr>
+        <w:t>Sidekiq</w:t>
       </w:r>
       <w:proofErr w:type="spellEnd"/>
       <w:r>
         <w:rPr>
-          <w:rFonts w:ascii="Arial" w:hAnsi="Arial" w:cs="Arial"/>
-          <w:sz w:val="18"/>
-        </w:rPr>
-        <w:t xml:space="preserve"> ingestion with signature verification, </w:t>
-      </w:r>
-      <w:proofErr w:type="spellStart"/>
-      <w:r>
-        <w:rPr>
-          <w:rFonts w:ascii="Arial" w:hAnsi="Arial" w:cs="Arial"/>
-          <w:sz w:val="18"/>
-        </w:rPr>
-        <w:t>deduplication</w:t>
-      </w:r>
-      <w:proofErr w:type="spellEnd"/>
-      <w:r>
-        <w:rPr>
-          <w:rFonts w:ascii="Arial" w:hAnsi="Arial" w:cs="Arial"/>
-          <w:sz w:val="18"/>
-        </w:rPr>
-        <w:t xml:space="preserve">, and backpressure through </w:t>
-      </w:r>
-      <w:r>
-        <w:rPr>
-          <w:rStyle w:val="Strong"/>
-          <w:rFonts w:ascii="Arial" w:hAnsi="Arial" w:cs="Arial"/>
-          <w:sz w:val="18"/>
-        </w:rPr>
-        <w:t>SQS/SNS</w:t>
-      </w:r>
-      <w:r>
-        <w:rPr>
-          <w:rFonts w:ascii="Arial" w:hAnsi="Arial" w:cs="Arial"/>
-          <w:sz w:val="18"/>
-        </w:rPr>
-        <w:t>, keeping partner spikes from cascading into downtime.</w:t>
+          <w:sz w:val="20"/>
+        </w:rPr>
+        <w:t xml:space="preserve">-based background processing for exports, notifications, and reconciliation tasks, which stabilized request latency under peak load and improved completion reliability for long-running jobs by </w:t>
+      </w:r>
+      <w:r>
+        <w:rPr>
+          <w:rStyle w:val="Strong"/>
+          <w:sz w:val="20"/>
+        </w:rPr>
+        <w:t>45%</w:t>
+      </w:r>
+      <w:r>
+        <w:rPr>
+          <w:sz w:val="20"/>
+        </w:rPr>
+        <w:t>.</w:t>
       </w:r>
     </w:p>
     <w:p>
@@ -1696,54 +1201,45 @@
         <w:pStyle w:val="NormalWeb"/>
         <w:numPr>
           <w:ilvl w:val="0"/>
-          <w:numId w:val="3"/>
+          <w:numId w:val="17"/>
         </w:numPr>
         <w:jc w:val="both"/>
         <w:rPr>
-          <w:rFonts w:ascii="Arial" w:hAnsi="Arial" w:cs="Arial"/>
-          <w:sz w:val="18"/>
-        </w:rPr>
-      </w:pPr>
-      <w:r>
-        <w:rPr>
-          <w:rFonts w:ascii="Arial" w:hAnsi="Arial" w:cs="Arial"/>
-          <w:sz w:val="18"/>
-        </w:rPr>
-        <w:t xml:space="preserve">Added distributed tracing and structured logging via </w:t>
-      </w:r>
-      <w:proofErr w:type="spellStart"/>
-      <w:r>
-        <w:rPr>
-          <w:rStyle w:val="Strong"/>
-          <w:rFonts w:ascii="Arial" w:hAnsi="Arial" w:cs="Arial"/>
-          <w:sz w:val="18"/>
-        </w:rPr>
-        <w:t>OpenTelemetry</w:t>
-      </w:r>
-      <w:proofErr w:type="spellEnd"/>
-      <w:r>
-        <w:rPr>
-          <w:rFonts w:ascii="Arial" w:hAnsi="Arial" w:cs="Arial"/>
-          <w:sz w:val="18"/>
-        </w:rPr>
-        <w:t xml:space="preserve"> into </w:t>
-      </w:r>
-      <w:proofErr w:type="spellStart"/>
-      <w:r>
-        <w:rPr>
-          <w:rStyle w:val="Strong"/>
-          <w:rFonts w:ascii="Arial" w:hAnsi="Arial" w:cs="Arial"/>
-          <w:sz w:val="18"/>
-        </w:rPr>
-        <w:t>Datadog</w:t>
-      </w:r>
-      <w:proofErr w:type="spellEnd"/>
-      <w:r>
-        <w:rPr>
-          <w:rFonts w:ascii="Arial" w:hAnsi="Arial" w:cs="Arial"/>
-          <w:sz w:val="18"/>
-        </w:rPr>
-        <w:t xml:space="preserve"> dashboards so “flaky” reports became actionable traces and spans.</w:t>
+          <w:sz w:val="20"/>
+        </w:rPr>
+      </w:pPr>
+      <w:r>
+        <w:rPr>
+          <w:sz w:val="20"/>
+        </w:rPr>
+        <w:t xml:space="preserve">Introduced centralized authorization and audit logging in </w:t>
+      </w:r>
+      <w:r>
+        <w:rPr>
+          <w:rStyle w:val="Strong"/>
+          <w:sz w:val="20"/>
+        </w:rPr>
+        <w:t>Rails</w:t>
+      </w:r>
+      <w:r>
+        <w:rPr>
+          <w:sz w:val="20"/>
+        </w:rPr>
+        <w:t xml:space="preserve">, giving support and compliance </w:t>
+      </w:r>
+      <w:proofErr w:type="gramStart"/>
+      <w:r>
+        <w:rPr>
+          <w:sz w:val="20"/>
+        </w:rPr>
+        <w:t>teams</w:t>
+      </w:r>
+      <w:proofErr w:type="gramEnd"/>
+      <w:r>
+        <w:rPr>
+          <w:sz w:val="20"/>
+        </w:rPr>
+        <w:t xml:space="preserve"> clearer traceability across administrative actions while reducing security review findings in internal assessments.</w:t>
       </w:r>
     </w:p>
     <w:p>
@@ -1751,62 +1247,18 @@
         <w:pStyle w:val="NormalWeb"/>
         <w:numPr>
           <w:ilvl w:val="0"/>
-          <w:numId w:val="3"/>
+          <w:numId w:val="17"/>
         </w:numPr>
         <w:jc w:val="both"/>
         <w:rPr>
-          <w:rFonts w:ascii="Arial" w:hAnsi="Arial" w:cs="Arial"/>
-          <w:sz w:val="18"/>
-        </w:rPr>
-      </w:pPr>
-      <w:r>
-        <w:rPr>
-          <w:rFonts w:ascii="Arial" w:hAnsi="Arial" w:cs="Arial"/>
-          <w:sz w:val="18"/>
-        </w:rPr>
-        <w:t xml:space="preserve">Standardized service signals with </w:t>
-      </w:r>
-      <w:r>
-        <w:rPr>
-          <w:rStyle w:val="Strong"/>
-          <w:rFonts w:ascii="Arial" w:hAnsi="Arial" w:cs="Arial"/>
-          <w:sz w:val="18"/>
-        </w:rPr>
-        <w:t>Prometheus/</w:t>
-      </w:r>
-      <w:proofErr w:type="spellStart"/>
-      <w:r>
-        <w:rPr>
-          <w:rStyle w:val="Strong"/>
-          <w:rFonts w:ascii="Arial" w:hAnsi="Arial" w:cs="Arial"/>
-          <w:sz w:val="18"/>
-        </w:rPr>
-        <w:t>Grafana</w:t>
-      </w:r>
-      <w:proofErr w:type="spellEnd"/>
-      <w:r>
-        <w:rPr>
-          <w:rFonts w:ascii="Arial" w:hAnsi="Arial" w:cs="Arial"/>
-          <w:sz w:val="18"/>
-        </w:rPr>
-        <w:t xml:space="preserve"> metrics and </w:t>
-      </w:r>
-      <w:proofErr w:type="spellStart"/>
-      <w:r>
-        <w:rPr>
-          <w:rStyle w:val="Strong"/>
-          <w:rFonts w:ascii="Arial" w:hAnsi="Arial" w:cs="Arial"/>
-          <w:sz w:val="18"/>
-        </w:rPr>
-        <w:t>CloudWatch</w:t>
-      </w:r>
-      <w:proofErr w:type="spellEnd"/>
-      <w:r>
-        <w:rPr>
-          <w:rFonts w:ascii="Arial" w:hAnsi="Arial" w:cs="Arial"/>
-          <w:sz w:val="18"/>
-        </w:rPr>
-        <w:t xml:space="preserve"> alarms, aligning alerts to user-impacting SLOs instead of noisy thresholds.</w:t>
+          <w:sz w:val="20"/>
+        </w:rPr>
+      </w:pPr>
+      <w:r>
+        <w:rPr>
+          <w:sz w:val="20"/>
+        </w:rPr>
+        <w:t>Worked closely with product managers and designers to deliver new subscription and self-service capabilities, translating ambiguous workflow requirements into shippable backend and frontend milestones with predictable delivery.</w:t>
       </w:r>
     </w:p>
     <w:p>
@@ -1814,45 +1266,44 @@
         <w:pStyle w:val="NormalWeb"/>
         <w:numPr>
           <w:ilvl w:val="0"/>
-          <w:numId w:val="3"/>
+          <w:numId w:val="17"/>
         </w:numPr>
         <w:jc w:val="both"/>
         <w:rPr>
-          <w:rFonts w:ascii="Arial" w:hAnsi="Arial" w:cs="Arial"/>
-          <w:sz w:val="18"/>
-        </w:rPr>
-      </w:pPr>
-      <w:r>
-        <w:rPr>
-          <w:rFonts w:ascii="Arial" w:hAnsi="Arial" w:cs="Arial"/>
-          <w:sz w:val="18"/>
-        </w:rPr>
-        <w:t xml:space="preserve">Implemented search and filtering backed by </w:t>
-      </w:r>
-      <w:proofErr w:type="spellStart"/>
-      <w:r>
-        <w:rPr>
-          <w:rStyle w:val="Strong"/>
-          <w:rFonts w:ascii="Arial" w:hAnsi="Arial" w:cs="Arial"/>
-          <w:sz w:val="18"/>
-        </w:rPr>
-        <w:t>Elasticsearch</w:t>
-      </w:r>
-      <w:proofErr w:type="spellEnd"/>
-      <w:r>
-        <w:rPr>
-          <w:rStyle w:val="Strong"/>
-          <w:rFonts w:ascii="Arial" w:hAnsi="Arial" w:cs="Arial"/>
-          <w:sz w:val="18"/>
-        </w:rPr>
-        <w:t>/OpenSearch</w:t>
-      </w:r>
-      <w:r>
-        <w:rPr>
-          <w:rFonts w:ascii="Arial" w:hAnsi="Arial" w:cs="Arial"/>
-          <w:sz w:val="18"/>
-        </w:rPr>
-        <w:t>, improving query relevance while keeping operational tuning measurable.</w:t>
+          <w:sz w:val="20"/>
+        </w:rPr>
+      </w:pPr>
+      <w:r>
+        <w:rPr>
+          <w:sz w:val="20"/>
+        </w:rPr>
+        <w:t xml:space="preserve">Eliminated a class of intermittent session and token refresh issues affecting authenticated </w:t>
+      </w:r>
+      <w:r>
+        <w:rPr>
+          <w:rStyle w:val="Strong"/>
+          <w:sz w:val="20"/>
+        </w:rPr>
+        <w:t>React</w:t>
+      </w:r>
+      <w:r>
+        <w:rPr>
+          <w:sz w:val="20"/>
+        </w:rPr>
+        <w:t xml:space="preserve"> flows by refactoring API error handling and retry logic, which reduced user-reported login failures by </w:t>
+      </w:r>
+      <w:r>
+        <w:rPr>
+          <w:rStyle w:val="Strong"/>
+          <w:sz w:val="20"/>
+        </w:rPr>
+        <w:t>50%</w:t>
+      </w:r>
+      <w:r>
+        <w:rPr>
+          <w:sz w:val="20"/>
+        </w:rPr>
+        <w:t>.</w:t>
       </w:r>
     </w:p>
     <w:p>
@@ -1860,71 +1311,33 @@
         <w:pStyle w:val="NormalWeb"/>
         <w:numPr>
           <w:ilvl w:val="0"/>
-          <w:numId w:val="3"/>
+          <w:numId w:val="17"/>
         </w:numPr>
         <w:jc w:val="both"/>
         <w:rPr>
-          <w:rFonts w:ascii="Arial" w:hAnsi="Arial" w:cs="Arial"/>
-          <w:sz w:val="18"/>
-        </w:rPr>
-      </w:pPr>
-      <w:r>
-        <w:rPr>
-          <w:rFonts w:ascii="Arial" w:hAnsi="Arial" w:cs="Arial"/>
-          <w:sz w:val="18"/>
-        </w:rPr>
-        <w:t xml:space="preserve">Built cache-first read paths using </w:t>
+          <w:sz w:val="20"/>
+        </w:rPr>
+      </w:pPr>
+      <w:r>
+        <w:rPr>
+          <w:sz w:val="20"/>
+        </w:rPr>
+        <w:t xml:space="preserve">Containerized core services with </w:t>
       </w:r>
       <w:proofErr w:type="spellStart"/>
       <w:r>
         <w:rPr>
           <w:rStyle w:val="Strong"/>
-          <w:rFonts w:ascii="Arial" w:hAnsi="Arial" w:cs="Arial"/>
-          <w:sz w:val="18"/>
-        </w:rPr>
-        <w:t>Redis</w:t>
+          <w:sz w:val="20"/>
+        </w:rPr>
+        <w:t>Docker</w:t>
       </w:r>
       <w:proofErr w:type="spellEnd"/>
       <w:r>
         <w:rPr>
-          <w:rStyle w:val="Strong"/>
-          <w:rFonts w:ascii="Arial" w:hAnsi="Arial" w:cs="Arial"/>
-          <w:sz w:val="18"/>
-        </w:rPr>
-        <w:t>/</w:t>
-      </w:r>
-      <w:proofErr w:type="spellStart"/>
-      <w:r>
-        <w:rPr>
-          <w:rStyle w:val="Strong"/>
-          <w:rFonts w:ascii="Arial" w:hAnsi="Arial" w:cs="Arial"/>
-          <w:sz w:val="18"/>
-        </w:rPr>
-        <w:t>ElastiCache</w:t>
-      </w:r>
-      <w:proofErr w:type="spellEnd"/>
-      <w:r>
-        <w:rPr>
-          <w:rFonts w:ascii="Arial" w:hAnsi="Arial" w:cs="Arial"/>
-          <w:sz w:val="18"/>
-        </w:rPr>
-        <w:t xml:space="preserve"> to protect primary </w:t>
-      </w:r>
-      <w:proofErr w:type="spellStart"/>
-      <w:r>
-        <w:rPr>
-          <w:rFonts w:ascii="Arial" w:hAnsi="Arial" w:cs="Arial"/>
-          <w:sz w:val="18"/>
-        </w:rPr>
-        <w:t>datastores</w:t>
-      </w:r>
-      <w:proofErr w:type="spellEnd"/>
-      <w:r>
-        <w:rPr>
-          <w:rFonts w:ascii="Arial" w:hAnsi="Arial" w:cs="Arial"/>
-          <w:sz w:val="18"/>
-        </w:rPr>
-        <w:t xml:space="preserve"> during peak usage while preserving correctness with invalidation rules.</w:t>
+          <w:sz w:val="20"/>
+        </w:rPr>
+        <w:t xml:space="preserve"> and improved deployment automation through CI/CD workflows, shortening release preparation effort and making rollback procedures far more repeatable during production incidents.</w:t>
       </w:r>
     </w:p>
     <w:p>
@@ -1932,68 +1345,33 @@
         <w:pStyle w:val="NormalWeb"/>
         <w:numPr>
           <w:ilvl w:val="0"/>
-          <w:numId w:val="3"/>
+          <w:numId w:val="17"/>
         </w:numPr>
         <w:jc w:val="both"/>
         <w:rPr>
-          <w:rFonts w:ascii="Arial" w:hAnsi="Arial" w:cs="Arial"/>
-          <w:sz w:val="18"/>
-        </w:rPr>
-      </w:pPr>
-      <w:r>
-        <w:rPr>
-          <w:rFonts w:ascii="Arial" w:hAnsi="Arial" w:cs="Arial"/>
-          <w:sz w:val="18"/>
-        </w:rPr>
-        <w:t xml:space="preserve">Supported containerized deployments with </w:t>
+          <w:sz w:val="20"/>
+        </w:rPr>
+      </w:pPr>
+      <w:r>
+        <w:rPr>
+          <w:sz w:val="20"/>
+        </w:rPr>
+        <w:t xml:space="preserve">Improved test coverage across </w:t>
       </w:r>
       <w:proofErr w:type="spellStart"/>
       <w:r>
         <w:rPr>
           <w:rStyle w:val="Strong"/>
-          <w:rFonts w:ascii="Arial" w:hAnsi="Arial" w:cs="Arial"/>
-          <w:sz w:val="18"/>
-        </w:rPr>
-        <w:t>Docker</w:t>
+          <w:sz w:val="20"/>
+        </w:rPr>
+        <w:t>RSpec</w:t>
       </w:r>
       <w:proofErr w:type="spellEnd"/>
       <w:r>
         <w:rPr>
-          <w:rFonts w:ascii="Arial" w:hAnsi="Arial" w:cs="Arial"/>
-          <w:sz w:val="18"/>
-        </w:rPr>
-        <w:t xml:space="preserve"> and </w:t>
-      </w:r>
-      <w:proofErr w:type="spellStart"/>
-      <w:r>
-        <w:rPr>
-          <w:rFonts w:ascii="Arial" w:hAnsi="Arial" w:cs="Arial"/>
-          <w:sz w:val="18"/>
-        </w:rPr>
-        <w:t>Kubernetes</w:t>
-      </w:r>
-      <w:proofErr w:type="spellEnd"/>
-      <w:r>
-        <w:rPr>
-          <w:rFonts w:ascii="Arial" w:hAnsi="Arial" w:cs="Arial"/>
-          <w:sz w:val="18"/>
-        </w:rPr>
-        <w:t xml:space="preserve"> workflows, including production rollouts on </w:t>
-      </w:r>
-      <w:r>
-        <w:rPr>
-          <w:rStyle w:val="Strong"/>
-          <w:rFonts w:ascii="Arial" w:hAnsi="Arial" w:cs="Arial"/>
-          <w:sz w:val="18"/>
-        </w:rPr>
-        <w:t>EKS/ECS</w:t>
-      </w:r>
-      <w:r>
-        <w:rPr>
-          <w:rFonts w:ascii="Arial" w:hAnsi="Arial" w:cs="Arial"/>
-          <w:sz w:val="18"/>
-        </w:rPr>
-        <w:t xml:space="preserve"> with canary exposure and fast rollback paths.</w:t>
+          <w:sz w:val="20"/>
+        </w:rPr>
+        <w:t>, request specs, and frontend unit tests, focusing on the most failure-prone modules first and helping the team raise release confidence for payment and workflow-heavy features.</w:t>
       </w:r>
     </w:p>
     <w:p>
@@ -2001,284 +1379,32 @@
         <w:pStyle w:val="NormalWeb"/>
         <w:numPr>
           <w:ilvl w:val="0"/>
-          <w:numId w:val="3"/>
+          <w:numId w:val="17"/>
         </w:numPr>
         <w:jc w:val="both"/>
         <w:rPr>
-          <w:rFonts w:ascii="Arial" w:hAnsi="Arial" w:cs="Arial"/>
           <w:sz w:val="18"/>
         </w:rPr>
       </w:pPr>
       <w:r>
         <w:rPr>
-          <w:rFonts w:ascii="Arial" w:hAnsi="Arial" w:cs="Arial"/>
-          <w:sz w:val="18"/>
-        </w:rPr>
-        <w:t xml:space="preserve">Automated delivery with </w:t>
-      </w:r>
-      <w:proofErr w:type="spellStart"/>
-      <w:r>
-        <w:rPr>
-          <w:rStyle w:val="Strong"/>
-          <w:rFonts w:ascii="Arial" w:hAnsi="Arial" w:cs="Arial"/>
-          <w:sz w:val="18"/>
-        </w:rPr>
-        <w:t>Terraform</w:t>
-      </w:r>
-      <w:proofErr w:type="spellEnd"/>
-      <w:r>
-        <w:rPr>
-          <w:rStyle w:val="Strong"/>
-          <w:rFonts w:ascii="Arial" w:hAnsi="Arial" w:cs="Arial"/>
-          <w:sz w:val="18"/>
-        </w:rPr>
-        <w:t>/</w:t>
-      </w:r>
-      <w:proofErr w:type="spellStart"/>
-      <w:r>
-        <w:rPr>
-          <w:rStyle w:val="Strong"/>
-          <w:rFonts w:ascii="Arial" w:hAnsi="Arial" w:cs="Arial"/>
-          <w:sz w:val="18"/>
-        </w:rPr>
-        <w:t>CloudFormation</w:t>
-      </w:r>
-      <w:proofErr w:type="spellEnd"/>
-      <w:r>
-        <w:rPr>
-          <w:rFonts w:ascii="Arial" w:hAnsi="Arial" w:cs="Arial"/>
-          <w:sz w:val="18"/>
-        </w:rPr>
-        <w:t xml:space="preserve"> and CI/CD via </w:t>
-      </w:r>
-      <w:proofErr w:type="spellStart"/>
-      <w:r>
-        <w:rPr>
-          <w:rStyle w:val="Strong"/>
-          <w:rFonts w:ascii="Arial" w:hAnsi="Arial" w:cs="Arial"/>
-          <w:sz w:val="18"/>
-        </w:rPr>
-        <w:t>GitHub</w:t>
-      </w:r>
-      <w:proofErr w:type="spellEnd"/>
-      <w:r>
-        <w:rPr>
-          <w:rStyle w:val="Strong"/>
-          <w:rFonts w:ascii="Arial" w:hAnsi="Arial" w:cs="Arial"/>
-          <w:sz w:val="18"/>
-        </w:rPr>
-        <w:t xml:space="preserve"> Actions/Jenkins</w:t>
-      </w:r>
-      <w:r>
-        <w:rPr>
-          <w:rFonts w:ascii="Arial" w:hAnsi="Arial" w:cs="Arial"/>
-          <w:sz w:val="18"/>
-        </w:rPr>
-        <w:t>, tightening feedback loops with repeatable pipelines.</w:t>
-      </w:r>
-    </w:p>
-    <w:p>
-      <w:pPr>
-        <w:pStyle w:val="NormalWeb"/>
-        <w:numPr>
-          <w:ilvl w:val="0"/>
-          <w:numId w:val="3"/>
-        </w:numPr>
-        <w:jc w:val="both"/>
-        <w:rPr>
-          <w:rFonts w:ascii="Arial" w:hAnsi="Arial" w:cs="Arial"/>
-          <w:sz w:val="18"/>
-        </w:rPr>
-      </w:pPr>
-      <w:r>
-        <w:rPr>
-          <w:rFonts w:ascii="Arial" w:hAnsi="Arial" w:cs="Arial"/>
-          <w:sz w:val="18"/>
-        </w:rPr>
-        <w:t xml:space="preserve">Implemented authentication and authorization with </w:t>
-      </w:r>
-      <w:r>
-        <w:rPr>
-          <w:rStyle w:val="Strong"/>
-          <w:rFonts w:ascii="Arial" w:hAnsi="Arial" w:cs="Arial"/>
-          <w:sz w:val="18"/>
-        </w:rPr>
-        <w:t>OAuth2/OIDC</w:t>
-      </w:r>
-      <w:r>
-        <w:rPr>
-          <w:rFonts w:ascii="Arial" w:hAnsi="Arial" w:cs="Arial"/>
-          <w:sz w:val="18"/>
-        </w:rPr>
-        <w:t xml:space="preserve">, </w:t>
-      </w:r>
-      <w:r>
-        <w:rPr>
-          <w:rStyle w:val="Strong"/>
-          <w:rFonts w:ascii="Arial" w:hAnsi="Arial" w:cs="Arial"/>
-          <w:sz w:val="18"/>
-        </w:rPr>
-        <w:t>JWT</w:t>
-      </w:r>
-      <w:r>
-        <w:rPr>
-          <w:rFonts w:ascii="Arial" w:hAnsi="Arial" w:cs="Arial"/>
-          <w:sz w:val="18"/>
-        </w:rPr>
-        <w:t xml:space="preserve">, and </w:t>
-      </w:r>
-      <w:r>
-        <w:rPr>
-          <w:rStyle w:val="Strong"/>
-          <w:rFonts w:ascii="Arial" w:hAnsi="Arial" w:cs="Arial"/>
-          <w:sz w:val="18"/>
-        </w:rPr>
-        <w:t>RBAC/ABAC</w:t>
-      </w:r>
-      <w:r>
-        <w:rPr>
-          <w:rFonts w:ascii="Arial" w:hAnsi="Arial" w:cs="Arial"/>
-          <w:sz w:val="18"/>
-        </w:rPr>
-        <w:t xml:space="preserve">, integrating with </w:t>
-      </w:r>
-      <w:proofErr w:type="spellStart"/>
-      <w:r>
-        <w:rPr>
-          <w:rStyle w:val="Strong"/>
-          <w:rFonts w:ascii="Arial" w:hAnsi="Arial" w:cs="Arial"/>
-          <w:sz w:val="18"/>
-        </w:rPr>
-        <w:t>Okta</w:t>
-      </w:r>
-      <w:proofErr w:type="spellEnd"/>
-      <w:r>
-        <w:rPr>
-          <w:rStyle w:val="Strong"/>
-          <w:rFonts w:ascii="Arial" w:hAnsi="Arial" w:cs="Arial"/>
-          <w:sz w:val="18"/>
-        </w:rPr>
-        <w:t xml:space="preserve">/Auth0/AWS </w:t>
-      </w:r>
-      <w:proofErr w:type="spellStart"/>
-      <w:r>
-        <w:rPr>
-          <w:rStyle w:val="Strong"/>
-          <w:rFonts w:ascii="Arial" w:hAnsi="Arial" w:cs="Arial"/>
-          <w:sz w:val="18"/>
-        </w:rPr>
-        <w:t>Cognito</w:t>
-      </w:r>
-      <w:proofErr w:type="spellEnd"/>
-      <w:r>
-        <w:rPr>
-          <w:rFonts w:ascii="Arial" w:hAnsi="Arial" w:cs="Arial"/>
-          <w:sz w:val="18"/>
-        </w:rPr>
-        <w:t xml:space="preserve"> for centralized identity.</w:t>
-      </w:r>
-    </w:p>
-    <w:p>
-      <w:pPr>
-        <w:pStyle w:val="NormalWeb"/>
-        <w:numPr>
-          <w:ilvl w:val="0"/>
-          <w:numId w:val="3"/>
-        </w:numPr>
-        <w:jc w:val="both"/>
-        <w:rPr>
-          <w:rFonts w:ascii="Arial" w:hAnsi="Arial" w:cs="Arial"/>
-          <w:sz w:val="18"/>
-        </w:rPr>
-      </w:pPr>
-      <w:r>
-        <w:rPr>
-          <w:rFonts w:ascii="Arial" w:hAnsi="Arial" w:cs="Arial"/>
-          <w:sz w:val="18"/>
-        </w:rPr>
-        <w:t xml:space="preserve">Added admin tooling for triage and data repair with strict authorization and </w:t>
-      </w:r>
-      <w:r>
-        <w:rPr>
-          <w:rStyle w:val="Strong"/>
-          <w:rFonts w:ascii="Arial" w:hAnsi="Arial" w:cs="Arial"/>
-          <w:sz w:val="18"/>
-        </w:rPr>
-        <w:t>audit logging</w:t>
-      </w:r>
-      <w:r>
-        <w:rPr>
-          <w:rFonts w:ascii="Arial" w:hAnsi="Arial" w:cs="Arial"/>
-          <w:sz w:val="18"/>
-        </w:rPr>
-        <w:t>, enabling safe recovery without broad database access.</w:t>
-      </w:r>
-    </w:p>
-    <w:p>
-      <w:pPr>
-        <w:pStyle w:val="NormalWeb"/>
-        <w:numPr>
-          <w:ilvl w:val="0"/>
-          <w:numId w:val="3"/>
-        </w:numPr>
-        <w:jc w:val="both"/>
-        <w:rPr>
-          <w:rFonts w:ascii="Arial" w:hAnsi="Arial" w:cs="Arial"/>
-          <w:sz w:val="18"/>
-        </w:rPr>
-      </w:pPr>
-      <w:r>
-        <w:rPr>
-          <w:rFonts w:ascii="Arial" w:hAnsi="Arial" w:cs="Arial"/>
-          <w:sz w:val="18"/>
-        </w:rPr>
-        <w:t xml:space="preserve">Delivered analytics exports that fed </w:t>
-      </w:r>
-      <w:r>
-        <w:rPr>
-          <w:rStyle w:val="Strong"/>
-          <w:rFonts w:ascii="Arial" w:hAnsi="Arial" w:cs="Arial"/>
-          <w:sz w:val="18"/>
-        </w:rPr>
-        <w:t>Redshift/</w:t>
-      </w:r>
-      <w:proofErr w:type="spellStart"/>
-      <w:r>
-        <w:rPr>
-          <w:rStyle w:val="Strong"/>
-          <w:rFonts w:ascii="Arial" w:hAnsi="Arial" w:cs="Arial"/>
-          <w:sz w:val="18"/>
-        </w:rPr>
-        <w:t>BigQuery</w:t>
-      </w:r>
-      <w:proofErr w:type="spellEnd"/>
-      <w:r>
-        <w:rPr>
-          <w:rFonts w:ascii="Arial" w:hAnsi="Arial" w:cs="Arial"/>
-          <w:sz w:val="18"/>
-        </w:rPr>
-        <w:t xml:space="preserve"> reporting surfaces through event/stream pipelines, improving visibility into product behavior and ops trends.</w:t>
-      </w:r>
-    </w:p>
-    <w:p>
-      <w:pPr>
-        <w:pStyle w:val="NormalWeb"/>
-        <w:jc w:val="both"/>
-        <w:rPr>
-          <w:rFonts w:ascii="Arial" w:hAnsi="Arial" w:cs="Arial"/>
-          <w:sz w:val="18"/>
-        </w:rPr>
-      </w:pPr>
-    </w:p>
-    <w:p>
-      <w:pPr>
-        <w:pStyle w:val="NormalWeb"/>
-        <w:jc w:val="both"/>
-        <w:rPr>
-          <w:rFonts w:ascii="Arial" w:hAnsi="Arial" w:cs="Arial"/>
-          <w:sz w:val="18"/>
-        </w:rPr>
-      </w:pPr>
+          <w:sz w:val="20"/>
+        </w:rPr>
+        <w:t xml:space="preserve">Mentored engineers on </w:t>
+      </w:r>
+      <w:r>
+        <w:rPr>
+          <w:rStyle w:val="Strong"/>
+          <w:sz w:val="20"/>
+        </w:rPr>
+        <w:t>Rails</w:t>
+      </w:r>
+      <w:r>
+        <w:rPr>
+          <w:sz w:val="20"/>
+        </w:rPr>
+        <w:t xml:space="preserve"> service design, React component boundaries, and performance debugging, establishing practical review standards that improved code consistency across both new modules and migrated legacy areas.</w:t>
+      </w:r>
     </w:p>
     <w:tbl>
       <w:tblPr>
@@ -2322,7 +1448,6 @@
                 <w:sz w:val="19"/>
                 <w:szCs w:val="19"/>
               </w:rPr>
-              <w:lastRenderedPageBreak/>
               <w:t>Software Engineer</w:t>
             </w:r>
           </w:p>
@@ -2377,7 +1502,29 @@
           <w:sz w:val="18"/>
           <w:szCs w:val="18"/>
         </w:rPr>
-        <w:t>, Inc.</w:t>
+        <w:t>, Inc. –</w:t>
+      </w:r>
+      <w:r>
+        <w:rPr>
+          <w:rFonts w:ascii="Arial" w:eastAsia="Arial" w:hAnsi="Arial" w:cs="Arial"/>
+          <w:bCs/>
+          <w:i/>
+          <w:color w:val="111111"/>
+          <w:sz w:val="18"/>
+          <w:szCs w:val="18"/>
+        </w:rPr>
+        <w:t xml:space="preserve"> (Ohio, United States</w:t>
+      </w:r>
+      <w:r>
+        <w:rPr>
+          <w:rFonts w:ascii="Arial" w:eastAsia="Arial" w:hAnsi="Arial" w:cs="Arial"/>
+          <w:bCs/>
+          <w:i/>
+          <w:color w:val="111111"/>
+          <w:sz w:val="18"/>
+          <w:szCs w:val="18"/>
+        </w:rPr>
+        <w:t>)</w:t>
       </w:r>
     </w:p>
     <w:p>
@@ -2385,35 +1532,53 @@
         <w:pStyle w:val="NormalWeb"/>
         <w:numPr>
           <w:ilvl w:val="0"/>
-          <w:numId w:val="5"/>
+          <w:numId w:val="18"/>
         </w:numPr>
         <w:jc w:val="both"/>
         <w:rPr>
-          <w:rFonts w:ascii="Arial" w:hAnsi="Arial" w:cs="Arial"/>
-          <w:sz w:val="18"/>
-        </w:rPr>
-      </w:pPr>
-      <w:r>
-        <w:rPr>
-          <w:rFonts w:ascii="Arial" w:hAnsi="Arial" w:cs="Arial"/>
-          <w:sz w:val="18"/>
-        </w:rPr>
-        <w:t xml:space="preserve">Delivered customer-facing features in </w:t>
-      </w:r>
-      <w:r>
-        <w:rPr>
-          <w:rStyle w:val="Strong"/>
-          <w:rFonts w:ascii="Arial" w:hAnsi="Arial" w:cs="Arial"/>
-          <w:sz w:val="18"/>
-        </w:rPr>
-        <w:t>React + Node.js</w:t>
-      </w:r>
-      <w:r>
-        <w:rPr>
-          <w:rFonts w:ascii="Arial" w:hAnsi="Arial" w:cs="Arial"/>
-          <w:sz w:val="18"/>
-        </w:rPr>
-        <w:t>, owning requirements, implementation, rollout, and post-release support.</w:t>
+          <w:sz w:val="20"/>
+        </w:rPr>
+      </w:pPr>
+      <w:r>
+        <w:rPr>
+          <w:sz w:val="20"/>
+        </w:rPr>
+        <w:t xml:space="preserve">Built core customer and operations features with </w:t>
+      </w:r>
+      <w:r>
+        <w:rPr>
+          <w:rStyle w:val="Strong"/>
+          <w:sz w:val="20"/>
+        </w:rPr>
+        <w:t>Ruby on Rails 5.2–6.0</w:t>
+      </w:r>
+      <w:r>
+        <w:rPr>
+          <w:sz w:val="20"/>
+        </w:rPr>
+        <w:t xml:space="preserve"> and </w:t>
+      </w:r>
+      <w:proofErr w:type="gramStart"/>
+      <w:r>
+        <w:rPr>
+          <w:rStyle w:val="Strong"/>
+          <w:sz w:val="20"/>
+        </w:rPr>
+        <w:t>React</w:t>
+      </w:r>
+      <w:proofErr w:type="gramEnd"/>
+      <w:r>
+        <w:rPr>
+          <w:rStyle w:val="Strong"/>
+          <w:sz w:val="20"/>
+        </w:rPr>
+        <w:t xml:space="preserve"> 16–17</w:t>
+      </w:r>
+      <w:r>
+        <w:rPr>
+          <w:sz w:val="20"/>
+        </w:rPr>
+        <w:t>, helping modernize a transactional web platform that required stable delivery across both legacy and newly introduced product areas.</w:t>
       </w:r>
     </w:p>
     <w:p>
@@ -2421,35 +1586,45 @@
         <w:pStyle w:val="NormalWeb"/>
         <w:numPr>
           <w:ilvl w:val="0"/>
-          <w:numId w:val="5"/>
+          <w:numId w:val="18"/>
         </w:numPr>
         <w:jc w:val="both"/>
         <w:rPr>
-          <w:rFonts w:ascii="Arial" w:hAnsi="Arial" w:cs="Arial"/>
-          <w:sz w:val="18"/>
-        </w:rPr>
-      </w:pPr>
-      <w:r>
-        <w:rPr>
-          <w:rFonts w:ascii="Arial" w:hAnsi="Arial" w:cs="Arial"/>
-          <w:sz w:val="18"/>
-        </w:rPr>
-        <w:t xml:space="preserve">Built </w:t>
-      </w:r>
-      <w:r>
-        <w:rPr>
-          <w:rStyle w:val="Strong"/>
-          <w:rFonts w:ascii="Arial" w:hAnsi="Arial" w:cs="Arial"/>
-          <w:sz w:val="18"/>
-        </w:rPr>
-        <w:t>Node.js REST APIs</w:t>
-      </w:r>
-      <w:r>
-        <w:rPr>
-          <w:rFonts w:ascii="Arial" w:hAnsi="Arial" w:cs="Arial"/>
-          <w:sz w:val="18"/>
-        </w:rPr>
-        <w:t xml:space="preserve"> with consistent pagination, filtering, and error models to reduce frontend workarounds and simplify integrations.</w:t>
+          <w:sz w:val="20"/>
+        </w:rPr>
+      </w:pPr>
+      <w:r>
+        <w:rPr>
+          <w:sz w:val="20"/>
+        </w:rPr>
+        <w:lastRenderedPageBreak/>
+        <w:t xml:space="preserve">Implemented reusable </w:t>
+      </w:r>
+      <w:r>
+        <w:rPr>
+          <w:rStyle w:val="Strong"/>
+          <w:sz w:val="20"/>
+        </w:rPr>
+        <w:t>React</w:t>
+      </w:r>
+      <w:r>
+        <w:rPr>
+          <w:sz w:val="20"/>
+        </w:rPr>
+        <w:t xml:space="preserve"> components for dashboards, form-heavy workflows, and status tracking experiences, reducing duplicated UI logic and improving frontend delivery speed for new features by </w:t>
+      </w:r>
+      <w:r>
+        <w:rPr>
+          <w:rStyle w:val="Strong"/>
+          <w:sz w:val="20"/>
+        </w:rPr>
+        <w:t>25%</w:t>
+      </w:r>
+      <w:r>
+        <w:rPr>
+          <w:sz w:val="20"/>
+        </w:rPr>
+        <w:t>.</w:t>
       </w:r>
     </w:p>
     <w:p>
@@ -2457,45 +1632,31 @@
         <w:pStyle w:val="NormalWeb"/>
         <w:numPr>
           <w:ilvl w:val="0"/>
-          <w:numId w:val="5"/>
+          <w:numId w:val="18"/>
         </w:numPr>
         <w:jc w:val="both"/>
         <w:rPr>
-          <w:rFonts w:ascii="Arial" w:hAnsi="Arial" w:cs="Arial"/>
-          <w:sz w:val="18"/>
-        </w:rPr>
-      </w:pPr>
-      <w:r>
-        <w:rPr>
-          <w:rFonts w:ascii="Arial" w:hAnsi="Arial" w:cs="Arial"/>
-          <w:sz w:val="18"/>
-        </w:rPr>
-        <w:t xml:space="preserve">Implemented </w:t>
-      </w:r>
-      <w:proofErr w:type="spellStart"/>
-      <w:r>
-        <w:rPr>
-          <w:rStyle w:val="Strong"/>
-          <w:rFonts w:ascii="Arial" w:hAnsi="Arial" w:cs="Arial"/>
-          <w:sz w:val="18"/>
-        </w:rPr>
-        <w:t>GraphQL</w:t>
-      </w:r>
-      <w:proofErr w:type="spellEnd"/>
-      <w:r>
-        <w:rPr>
-          <w:rStyle w:val="Strong"/>
-          <w:rFonts w:ascii="Arial" w:hAnsi="Arial" w:cs="Arial"/>
-          <w:sz w:val="18"/>
-        </w:rPr>
-        <w:t>/Apollo</w:t>
-      </w:r>
-      <w:r>
-        <w:rPr>
-          <w:rFonts w:ascii="Arial" w:hAnsi="Arial" w:cs="Arial"/>
-          <w:sz w:val="18"/>
-        </w:rPr>
-        <w:t xml:space="preserve"> schema improvements and resolver performance tuning to prevent over-fetching and keep response times stable.</w:t>
+          <w:sz w:val="20"/>
+        </w:rPr>
+      </w:pPr>
+      <w:r>
+        <w:rPr>
+          <w:sz w:val="20"/>
+        </w:rPr>
+        <w:t xml:space="preserve">Created and maintained </w:t>
+      </w:r>
+      <w:r>
+        <w:rPr>
+          <w:rStyle w:val="Strong"/>
+          <w:sz w:val="20"/>
+        </w:rPr>
+        <w:t>Rails</w:t>
+      </w:r>
+      <w:r>
+        <w:rPr>
+          <w:sz w:val="20"/>
+        </w:rPr>
+        <w:t xml:space="preserve"> APIs and server-side services for order management, notifications, and role-based workflows, with strong emphasis on predictable validations and clear separation of business rules.</w:t>
       </w:r>
     </w:p>
     <w:p>
@@ -2503,20 +1664,60 @@
         <w:pStyle w:val="NormalWeb"/>
         <w:numPr>
           <w:ilvl w:val="0"/>
-          <w:numId w:val="5"/>
+          <w:numId w:val="18"/>
         </w:numPr>
         <w:jc w:val="both"/>
         <w:rPr>
-          <w:rFonts w:ascii="Arial" w:hAnsi="Arial" w:cs="Arial"/>
-          <w:sz w:val="18"/>
-        </w:rPr>
-      </w:pPr>
-      <w:r>
-        <w:rPr>
-          <w:rFonts w:ascii="Arial" w:hAnsi="Arial" w:cs="Arial"/>
-          <w:sz w:val="18"/>
-        </w:rPr>
-        <w:t>Introduced UI performance improvements using profiling and targeted refactors, improving perceived speed on common navigation paths.</w:t>
+          <w:sz w:val="20"/>
+        </w:rPr>
+      </w:pPr>
+      <w:r>
+        <w:rPr>
+          <w:sz w:val="20"/>
+        </w:rPr>
+        <w:t xml:space="preserve">Solved recurring slowdowns caused by oversized serialized payloads and over-fetching on list views, </w:t>
+      </w:r>
+      <w:proofErr w:type="gramStart"/>
+      <w:r>
+        <w:rPr>
+          <w:sz w:val="20"/>
+        </w:rPr>
+        <w:t>then</w:t>
+      </w:r>
+      <w:proofErr w:type="gramEnd"/>
+      <w:r>
+        <w:rPr>
+          <w:sz w:val="20"/>
+        </w:rPr>
+        <w:t xml:space="preserve"> introduced pagination, selective </w:t>
+      </w:r>
+      <w:proofErr w:type="spellStart"/>
+      <w:r>
+        <w:rPr>
+          <w:sz w:val="20"/>
+        </w:rPr>
+        <w:t>serializers</w:t>
+      </w:r>
+      <w:proofErr w:type="spellEnd"/>
+      <w:r>
+        <w:rPr>
+          <w:sz w:val="20"/>
+        </w:rPr>
+        <w:t xml:space="preserve">, and </w:t>
+      </w:r>
+      <w:proofErr w:type="spellStart"/>
+      <w:r>
+        <w:rPr>
+          <w:sz w:val="20"/>
+        </w:rPr>
+        <w:t>Redis</w:t>
+      </w:r>
+      <w:proofErr w:type="spellEnd"/>
+      <w:r>
+        <w:rPr>
+          <w:sz w:val="20"/>
+        </w:rPr>
+        <w:t>-backed caching that materially improved response times.</w:t>
       </w:r>
     </w:p>
     <w:p>
@@ -2524,35 +1725,18 @@
         <w:pStyle w:val="NormalWeb"/>
         <w:numPr>
           <w:ilvl w:val="0"/>
-          <w:numId w:val="5"/>
+          <w:numId w:val="18"/>
         </w:numPr>
         <w:jc w:val="both"/>
         <w:rPr>
-          <w:rFonts w:ascii="Arial" w:hAnsi="Arial" w:cs="Arial"/>
-          <w:sz w:val="18"/>
-        </w:rPr>
-      </w:pPr>
-      <w:r>
-        <w:rPr>
-          <w:rFonts w:ascii="Arial" w:hAnsi="Arial" w:cs="Arial"/>
-          <w:sz w:val="18"/>
-        </w:rPr>
-        <w:t xml:space="preserve">Rolled out shared UI primitives with </w:t>
-      </w:r>
-      <w:r>
-        <w:rPr>
-          <w:rStyle w:val="Strong"/>
-          <w:rFonts w:ascii="Arial" w:hAnsi="Arial" w:cs="Arial"/>
-          <w:sz w:val="18"/>
-        </w:rPr>
-        <w:t>Tailwind CSS</w:t>
-      </w:r>
-      <w:r>
-        <w:rPr>
-          <w:rFonts w:ascii="Arial" w:hAnsi="Arial" w:cs="Arial"/>
-          <w:sz w:val="18"/>
-        </w:rPr>
-        <w:t xml:space="preserve"> and Storybook-backed components to reduce UI drift across teams.</w:t>
+          <w:sz w:val="20"/>
+        </w:rPr>
+      </w:pPr>
+      <w:r>
+        <w:rPr>
+          <w:sz w:val="20"/>
+        </w:rPr>
+        <w:t>Upgraded portions of the application from older Rails conventions to cleaner service-oriented patterns, reducing controller complexity and making feature flags and phased rollout strategies easier to support in production.</w:t>
       </w:r>
     </w:p>
     <w:p>
@@ -2560,20 +1744,60 @@
         <w:pStyle w:val="NormalWeb"/>
         <w:numPr>
           <w:ilvl w:val="0"/>
-          <w:numId w:val="5"/>
+          <w:numId w:val="18"/>
         </w:numPr>
         <w:jc w:val="both"/>
         <w:rPr>
-          <w:rFonts w:ascii="Arial" w:hAnsi="Arial" w:cs="Arial"/>
-          <w:sz w:val="18"/>
-        </w:rPr>
-      </w:pPr>
-      <w:r>
-        <w:rPr>
-          <w:rFonts w:ascii="Arial" w:hAnsi="Arial" w:cs="Arial"/>
-          <w:sz w:val="18"/>
-        </w:rPr>
-        <w:t>Added background processing patterns for notifications and sync jobs using queue-driven workflows with safe retries and DLQ-style handling.</w:t>
+          <w:sz w:val="20"/>
+        </w:rPr>
+      </w:pPr>
+      <w:r>
+        <w:rPr>
+          <w:sz w:val="20"/>
+        </w:rPr>
+        <w:t xml:space="preserve">Integrated </w:t>
+      </w:r>
+      <w:proofErr w:type="spellStart"/>
+      <w:r>
+        <w:rPr>
+          <w:rStyle w:val="Strong"/>
+          <w:sz w:val="20"/>
+        </w:rPr>
+        <w:t>Sidekiq</w:t>
+      </w:r>
+      <w:proofErr w:type="spellEnd"/>
+      <w:r>
+        <w:rPr>
+          <w:sz w:val="20"/>
+        </w:rPr>
+        <w:t xml:space="preserve"> workers for </w:t>
+      </w:r>
+      <w:proofErr w:type="spellStart"/>
+      <w:r>
+        <w:rPr>
+          <w:sz w:val="20"/>
+        </w:rPr>
+        <w:t>async</w:t>
+      </w:r>
+      <w:proofErr w:type="spellEnd"/>
+      <w:r>
+        <w:rPr>
+          <w:sz w:val="20"/>
+        </w:rPr>
+        <w:t xml:space="preserve"> processing of emails, imports, and scheduled tasks, preventing request blocking during high-volume operations and improving system throughput during weekday peaks by </w:t>
+      </w:r>
+      <w:r>
+        <w:rPr>
+          <w:rStyle w:val="Strong"/>
+          <w:sz w:val="20"/>
+        </w:rPr>
+        <w:t>32%</w:t>
+      </w:r>
+      <w:r>
+        <w:rPr>
+          <w:sz w:val="20"/>
+        </w:rPr>
+        <w:t>.</w:t>
       </w:r>
     </w:p>
     <w:p>
@@ -2581,60 +1805,18 @@
         <w:pStyle w:val="NormalWeb"/>
         <w:numPr>
           <w:ilvl w:val="0"/>
-          <w:numId w:val="5"/>
+          <w:numId w:val="18"/>
         </w:numPr>
         <w:jc w:val="both"/>
         <w:rPr>
-          <w:rFonts w:ascii="Arial" w:hAnsi="Arial" w:cs="Arial"/>
-          <w:sz w:val="18"/>
-        </w:rPr>
-      </w:pPr>
-      <w:r>
-        <w:rPr>
-          <w:rFonts w:ascii="Arial" w:hAnsi="Arial" w:cs="Arial"/>
-          <w:sz w:val="18"/>
-        </w:rPr>
-        <w:t xml:space="preserve">Improved database throughput by tuning indexes and query paths across </w:t>
-      </w:r>
-      <w:proofErr w:type="spellStart"/>
-      <w:r>
-        <w:rPr>
-          <w:rStyle w:val="Strong"/>
-          <w:rFonts w:ascii="Arial" w:hAnsi="Arial" w:cs="Arial"/>
-          <w:sz w:val="18"/>
-        </w:rPr>
-        <w:t>PostgreSQL</w:t>
-      </w:r>
-      <w:proofErr w:type="spellEnd"/>
-      <w:r>
-        <w:rPr>
-          <w:rStyle w:val="Strong"/>
-          <w:rFonts w:ascii="Arial" w:hAnsi="Arial" w:cs="Arial"/>
-          <w:sz w:val="18"/>
-        </w:rPr>
-        <w:t>/MySQL</w:t>
-      </w:r>
-      <w:r>
-        <w:rPr>
-          <w:rFonts w:ascii="Arial" w:hAnsi="Arial" w:cs="Arial"/>
-          <w:sz w:val="18"/>
-        </w:rPr>
-        <w:t xml:space="preserve">, and supporting legacy reporting in </w:t>
-      </w:r>
-      <w:r>
-        <w:rPr>
-          <w:rStyle w:val="Strong"/>
-          <w:rFonts w:ascii="Arial" w:hAnsi="Arial" w:cs="Arial"/>
-          <w:sz w:val="18"/>
-        </w:rPr>
-        <w:t>SQL Server</w:t>
-      </w:r>
-      <w:r>
-        <w:rPr>
-          <w:rFonts w:ascii="Arial" w:hAnsi="Arial" w:cs="Arial"/>
-          <w:sz w:val="18"/>
-        </w:rPr>
-        <w:t xml:space="preserve"> where required.</w:t>
+          <w:sz w:val="20"/>
+        </w:rPr>
+      </w:pPr>
+      <w:r>
+        <w:rPr>
+          <w:sz w:val="20"/>
+        </w:rPr>
+        <w:t>Partnered with QA and support teams to identify root causes of production defects, especially issues around stale cache data and race conditions, then shipped targeted fixes with regression tests to prevent recurrence.</w:t>
       </w:r>
     </w:p>
     <w:p>
@@ -2642,37 +1824,33 @@
         <w:pStyle w:val="NormalWeb"/>
         <w:numPr>
           <w:ilvl w:val="0"/>
-          <w:numId w:val="5"/>
+          <w:numId w:val="18"/>
         </w:numPr>
         <w:jc w:val="both"/>
         <w:rPr>
-          <w:rFonts w:ascii="Arial" w:hAnsi="Arial" w:cs="Arial"/>
-          <w:sz w:val="18"/>
-        </w:rPr>
-      </w:pPr>
-      <w:r>
-        <w:rPr>
-          <w:rFonts w:ascii="Arial" w:hAnsi="Arial" w:cs="Arial"/>
-          <w:sz w:val="18"/>
-        </w:rPr>
-        <w:t xml:space="preserve">Implemented caching strategies with </w:t>
+          <w:sz w:val="20"/>
+        </w:rPr>
+      </w:pPr>
+      <w:r>
+        <w:rPr>
+          <w:sz w:val="20"/>
+        </w:rPr>
+        <w:t xml:space="preserve">Refined database design and SQL queries in </w:t>
       </w:r>
       <w:proofErr w:type="spellStart"/>
       <w:r>
         <w:rPr>
           <w:rStyle w:val="Strong"/>
-          <w:rFonts w:ascii="Arial" w:hAnsi="Arial" w:cs="Arial"/>
-          <w:sz w:val="18"/>
-        </w:rPr>
-        <w:t>Redis</w:t>
+          <w:sz w:val="20"/>
+        </w:rPr>
+        <w:t>PostgreSQL</w:t>
       </w:r>
       <w:proofErr w:type="spellEnd"/>
       <w:r>
         <w:rPr>
-          <w:rFonts w:ascii="Arial" w:hAnsi="Arial" w:cs="Arial"/>
-          <w:sz w:val="18"/>
-        </w:rPr>
-        <w:t xml:space="preserve"> to reduce repeated computation and protect hot endpoints during traffic spikes.</w:t>
+          <w:sz w:val="20"/>
+        </w:rPr>
+        <w:t xml:space="preserve"> for high-traffic screens, adding indexes and adjusting joins that reduced database load while keeping reporting accuracy intact for business users.</w:t>
       </w:r>
     </w:p>
     <w:p>
@@ -2680,35 +1858,45 @@
         <w:pStyle w:val="NormalWeb"/>
         <w:numPr>
           <w:ilvl w:val="0"/>
-          <w:numId w:val="5"/>
+          <w:numId w:val="18"/>
         </w:numPr>
         <w:jc w:val="both"/>
         <w:rPr>
-          <w:rFonts w:ascii="Arial" w:hAnsi="Arial" w:cs="Arial"/>
-          <w:sz w:val="18"/>
-        </w:rPr>
-      </w:pPr>
-      <w:r>
-        <w:rPr>
-          <w:rFonts w:ascii="Arial" w:hAnsi="Arial" w:cs="Arial"/>
-          <w:sz w:val="18"/>
-        </w:rPr>
-        <w:t xml:space="preserve">Strengthened security with </w:t>
-      </w:r>
-      <w:r>
-        <w:rPr>
-          <w:rStyle w:val="Strong"/>
-          <w:rFonts w:ascii="Arial" w:hAnsi="Arial" w:cs="Arial"/>
-          <w:sz w:val="18"/>
-        </w:rPr>
-        <w:t>OAuth2</w:t>
-      </w:r>
-      <w:r>
-        <w:rPr>
-          <w:rFonts w:ascii="Arial" w:hAnsi="Arial" w:cs="Arial"/>
-          <w:sz w:val="18"/>
-        </w:rPr>
-        <w:t>, scoped authorization checks, and rate limiting to reduce privilege bugs and abuse vectors.</w:t>
+          <w:sz w:val="20"/>
+        </w:rPr>
+      </w:pPr>
+      <w:r>
+        <w:rPr>
+          <w:sz w:val="20"/>
+        </w:rPr>
+        <w:t xml:space="preserve">Helped </w:t>
+      </w:r>
+      <w:proofErr w:type="gramStart"/>
+      <w:r>
+        <w:rPr>
+          <w:sz w:val="20"/>
+        </w:rPr>
+        <w:t>migrate</w:t>
+      </w:r>
+      <w:proofErr w:type="gramEnd"/>
+      <w:r>
+        <w:rPr>
+          <w:sz w:val="20"/>
+        </w:rPr>
+        <w:t xml:space="preserve"> frontend pages from mixed ERB and JavaScript behavior into clearer </w:t>
+      </w:r>
+      <w:r>
+        <w:rPr>
+          <w:rStyle w:val="Strong"/>
+          <w:sz w:val="20"/>
+        </w:rPr>
+        <w:t>React</w:t>
+      </w:r>
+      <w:r>
+        <w:rPr>
+          <w:sz w:val="20"/>
+        </w:rPr>
+        <w:t xml:space="preserve"> modules, enabling more predictable state handling and reducing UI regressions in complex multi-step forms.</w:t>
       </w:r>
     </w:p>
     <w:p>
@@ -2716,53 +1904,18 @@
         <w:pStyle w:val="NormalWeb"/>
         <w:numPr>
           <w:ilvl w:val="0"/>
-          <w:numId w:val="5"/>
+          <w:numId w:val="18"/>
         </w:numPr>
         <w:jc w:val="both"/>
         <w:rPr>
-          <w:rFonts w:ascii="Arial" w:hAnsi="Arial" w:cs="Arial"/>
-          <w:sz w:val="18"/>
-        </w:rPr>
-      </w:pPr>
-      <w:r>
-        <w:rPr>
-          <w:rFonts w:ascii="Arial" w:hAnsi="Arial" w:cs="Arial"/>
-          <w:sz w:val="18"/>
-        </w:rPr>
-        <w:t xml:space="preserve">Improved </w:t>
-      </w:r>
-      <w:proofErr w:type="spellStart"/>
-      <w:r>
-        <w:rPr>
-          <w:rFonts w:ascii="Arial" w:hAnsi="Arial" w:cs="Arial"/>
-          <w:sz w:val="18"/>
-        </w:rPr>
-        <w:t>observability</w:t>
-      </w:r>
-      <w:proofErr w:type="spellEnd"/>
-      <w:r>
-        <w:rPr>
-          <w:rFonts w:ascii="Arial" w:hAnsi="Arial" w:cs="Arial"/>
-          <w:sz w:val="18"/>
-        </w:rPr>
-        <w:t xml:space="preserve"> with structured logs, correlation IDs, and trace-friendly request boundaries using </w:t>
-      </w:r>
-      <w:proofErr w:type="spellStart"/>
-      <w:r>
-        <w:rPr>
-          <w:rStyle w:val="Strong"/>
-          <w:rFonts w:ascii="Arial" w:hAnsi="Arial" w:cs="Arial"/>
-          <w:sz w:val="18"/>
-        </w:rPr>
-        <w:t>OpenTelemetry</w:t>
-      </w:r>
-      <w:proofErr w:type="spellEnd"/>
-      <w:r>
-        <w:rPr>
-          <w:rFonts w:ascii="Arial" w:hAnsi="Arial" w:cs="Arial"/>
-          <w:sz w:val="18"/>
-        </w:rPr>
-        <w:t xml:space="preserve"> conventions.</w:t>
+          <w:sz w:val="20"/>
+        </w:rPr>
+      </w:pPr>
+      <w:r>
+        <w:rPr>
+          <w:sz w:val="20"/>
+        </w:rPr>
+        <w:t>Contributed to CI/CD improvements with automated test gates and deployment checks, which reduced manual verification work and improved release consistency for backend and frontend changes across environments.</w:t>
       </w:r>
     </w:p>
     <w:p>
@@ -2770,153 +1923,18 @@
         <w:pStyle w:val="NormalWeb"/>
         <w:numPr>
           <w:ilvl w:val="0"/>
-          <w:numId w:val="5"/>
+          <w:numId w:val="18"/>
         </w:numPr>
         <w:jc w:val="both"/>
         <w:rPr>
-          <w:rFonts w:ascii="Arial" w:hAnsi="Arial" w:cs="Arial"/>
-          <w:sz w:val="18"/>
-        </w:rPr>
-      </w:pPr>
-      <w:r>
-        <w:rPr>
-          <w:rFonts w:ascii="Arial" w:hAnsi="Arial" w:cs="Arial"/>
-          <w:sz w:val="18"/>
-        </w:rPr>
-        <w:t>Stabilized delivery by fixing flaky tests and improving deterministic test data, reducing broken builds in CI.</w:t>
-      </w:r>
-    </w:p>
-    <w:p>
-      <w:pPr>
-        <w:pStyle w:val="NormalWeb"/>
-        <w:numPr>
-          <w:ilvl w:val="0"/>
-          <w:numId w:val="5"/>
-        </w:numPr>
-        <w:jc w:val="both"/>
-        <w:rPr>
-          <w:rFonts w:ascii="Arial" w:hAnsi="Arial" w:cs="Arial"/>
-          <w:sz w:val="18"/>
-        </w:rPr>
-      </w:pPr>
-      <w:r>
-        <w:rPr>
-          <w:rFonts w:ascii="Arial" w:hAnsi="Arial" w:cs="Arial"/>
-          <w:sz w:val="18"/>
-        </w:rPr>
-        <w:t xml:space="preserve">Expanded automated coverage with </w:t>
-      </w:r>
-      <w:r>
-        <w:rPr>
-          <w:rStyle w:val="Strong"/>
-          <w:rFonts w:ascii="Arial" w:hAnsi="Arial" w:cs="Arial"/>
-          <w:sz w:val="18"/>
-        </w:rPr>
-        <w:t>Jest</w:t>
-      </w:r>
-      <w:r>
-        <w:rPr>
-          <w:rFonts w:ascii="Arial" w:hAnsi="Arial" w:cs="Arial"/>
-          <w:sz w:val="18"/>
-        </w:rPr>
-        <w:t xml:space="preserve">, </w:t>
-      </w:r>
-      <w:r>
-        <w:rPr>
-          <w:rStyle w:val="Strong"/>
-          <w:rFonts w:ascii="Arial" w:hAnsi="Arial" w:cs="Arial"/>
-          <w:sz w:val="18"/>
-        </w:rPr>
-        <w:t>React Testing Library</w:t>
-      </w:r>
-      <w:r>
-        <w:rPr>
-          <w:rFonts w:ascii="Arial" w:hAnsi="Arial" w:cs="Arial"/>
-          <w:sz w:val="18"/>
-        </w:rPr>
-        <w:t xml:space="preserve">, and </w:t>
-      </w:r>
-      <w:r>
-        <w:rPr>
-          <w:rStyle w:val="Strong"/>
-          <w:rFonts w:ascii="Arial" w:hAnsi="Arial" w:cs="Arial"/>
-          <w:sz w:val="18"/>
-        </w:rPr>
-        <w:t>Cypress/Playwright</w:t>
-      </w:r>
-      <w:r>
-        <w:rPr>
-          <w:rFonts w:ascii="Arial" w:hAnsi="Arial" w:cs="Arial"/>
-          <w:sz w:val="18"/>
-        </w:rPr>
-        <w:t xml:space="preserve"> smoke flows for critical user journeys.</w:t>
-      </w:r>
-    </w:p>
-    <w:p>
-      <w:pPr>
-        <w:pStyle w:val="NormalWeb"/>
-        <w:numPr>
-          <w:ilvl w:val="0"/>
-          <w:numId w:val="5"/>
-        </w:numPr>
-        <w:jc w:val="both"/>
-        <w:rPr>
-          <w:rFonts w:ascii="Arial" w:hAnsi="Arial" w:cs="Arial"/>
-          <w:sz w:val="18"/>
-        </w:rPr>
-      </w:pPr>
-      <w:r>
-        <w:rPr>
-          <w:rFonts w:ascii="Arial" w:hAnsi="Arial" w:cs="Arial"/>
-          <w:sz w:val="18"/>
-        </w:rPr>
-        <w:t xml:space="preserve">Supported multi-cloud customer integrations by wiring exports to </w:t>
-      </w:r>
-      <w:r>
-        <w:rPr>
-          <w:rStyle w:val="Strong"/>
-          <w:rFonts w:ascii="Arial" w:hAnsi="Arial" w:cs="Arial"/>
-          <w:sz w:val="18"/>
-        </w:rPr>
-        <w:t>Azure</w:t>
-      </w:r>
-      <w:r>
-        <w:rPr>
-          <w:rFonts w:ascii="Arial" w:hAnsi="Arial" w:cs="Arial"/>
-          <w:sz w:val="18"/>
-        </w:rPr>
-        <w:t xml:space="preserve"> and </w:t>
-      </w:r>
-      <w:r>
-        <w:rPr>
-          <w:rStyle w:val="Strong"/>
-          <w:rFonts w:ascii="Arial" w:hAnsi="Arial" w:cs="Arial"/>
-          <w:sz w:val="18"/>
-        </w:rPr>
-        <w:t>GCP</w:t>
-      </w:r>
-      <w:r>
-        <w:rPr>
-          <w:rFonts w:ascii="Arial" w:hAnsi="Arial" w:cs="Arial"/>
-          <w:sz w:val="18"/>
-        </w:rPr>
-        <w:t xml:space="preserve"> storage/analytics endpoints (Cloud Storage/</w:t>
-      </w:r>
-      <w:proofErr w:type="spellStart"/>
-      <w:r>
-        <w:rPr>
-          <w:rFonts w:ascii="Arial" w:hAnsi="Arial" w:cs="Arial"/>
-          <w:sz w:val="18"/>
-        </w:rPr>
-        <w:t>BigQuery</w:t>
-      </w:r>
-      <w:proofErr w:type="spellEnd"/>
-      <w:r>
-        <w:rPr>
-          <w:rFonts w:ascii="Arial" w:hAnsi="Arial" w:cs="Arial"/>
-          <w:sz w:val="18"/>
-        </w:rPr>
-        <w:t>) behind provider-safe interfaces.</w:t>
+          <w:sz w:val="20"/>
+        </w:rPr>
+      </w:pPr>
+      <w:r>
+        <w:rPr>
+          <w:sz w:val="20"/>
+        </w:rPr>
+        <w:t>Collaborated in backlog planning and technical breakdown sessions, giving product stakeholders realistic implementation paths while balancing urgent bug resolution against longer-term modernization work.</w:t>
       </w:r>
     </w:p>
     <w:tbl>
@@ -2993,6 +2011,11 @@
       </w:tr>
     </w:tbl>
     <w:p>
+      <w:pPr>
+        <w:rPr>
+          <w:i/>
+        </w:rPr>
+      </w:pPr>
       <w:proofErr w:type="spellStart"/>
       <w:r>
         <w:rPr>
@@ -3015,7 +2038,29 @@
           <w:sz w:val="18"/>
           <w:szCs w:val="18"/>
         </w:rPr>
-        <w:t>, Inc.</w:t>
+        <w:t xml:space="preserve">, Inc. – </w:t>
+      </w:r>
+      <w:r>
+        <w:rPr>
+          <w:rFonts w:ascii="Arial" w:eastAsia="Arial" w:hAnsi="Arial" w:cs="Arial"/>
+          <w:bCs/>
+          <w:i/>
+          <w:color w:val="111111"/>
+          <w:sz w:val="18"/>
+          <w:szCs w:val="18"/>
+        </w:rPr>
+        <w:t>(Florida, United States</w:t>
+      </w:r>
+      <w:r>
+        <w:rPr>
+          <w:rFonts w:ascii="Arial" w:eastAsia="Arial" w:hAnsi="Arial" w:cs="Arial"/>
+          <w:bCs/>
+          <w:i/>
+          <w:color w:val="111111"/>
+          <w:sz w:val="18"/>
+          <w:szCs w:val="18"/>
+        </w:rPr>
+        <w:t>)</w:t>
       </w:r>
     </w:p>
     <w:p>
@@ -3023,35 +2068,44 @@
         <w:pStyle w:val="NormalWeb"/>
         <w:numPr>
           <w:ilvl w:val="0"/>
-          <w:numId w:val="7"/>
+          <w:numId w:val="19"/>
         </w:numPr>
         <w:jc w:val="both"/>
         <w:rPr>
-          <w:rFonts w:ascii="Arial" w:hAnsi="Arial" w:cs="Arial"/>
-          <w:sz w:val="18"/>
-        </w:rPr>
-      </w:pPr>
-      <w:r>
-        <w:rPr>
-          <w:rFonts w:ascii="Arial" w:hAnsi="Arial" w:cs="Arial"/>
-          <w:sz w:val="18"/>
-        </w:rPr>
-        <w:t xml:space="preserve">Built and maintained </w:t>
-      </w:r>
-      <w:r>
-        <w:rPr>
-          <w:rStyle w:val="Strong"/>
-          <w:rFonts w:ascii="Arial" w:hAnsi="Arial" w:cs="Arial"/>
-          <w:sz w:val="18"/>
-        </w:rPr>
-        <w:t>Rails</w:t>
-      </w:r>
-      <w:r>
-        <w:rPr>
-          <w:rFonts w:ascii="Arial" w:hAnsi="Arial" w:cs="Arial"/>
-          <w:sz w:val="18"/>
-        </w:rPr>
-        <w:t xml:space="preserve"> services supporting core product flows with clean domain modeling and predictable validations.</w:t>
+          <w:sz w:val="20"/>
+        </w:rPr>
+      </w:pPr>
+      <w:r>
+        <w:rPr>
+          <w:sz w:val="20"/>
+        </w:rPr>
+        <w:t xml:space="preserve">Developed customer-facing and internal workflow features using </w:t>
+      </w:r>
+      <w:r>
+        <w:rPr>
+          <w:rStyle w:val="Strong"/>
+          <w:sz w:val="20"/>
+        </w:rPr>
+        <w:t>Ruby on Rails 4.2–5.2</w:t>
+      </w:r>
+      <w:r>
+        <w:rPr>
+          <w:sz w:val="20"/>
+        </w:rPr>
+        <w:t xml:space="preserve">, server-rendered views, and progressively introduced </w:t>
+      </w:r>
+      <w:r>
+        <w:rPr>
+          <w:rStyle w:val="Strong"/>
+          <w:sz w:val="20"/>
+        </w:rPr>
+        <w:t>React 16</w:t>
+      </w:r>
+      <w:r>
+        <w:rPr>
+          <w:sz w:val="20"/>
+        </w:rPr>
+        <w:t xml:space="preserve"> where richer client-side interactivity created clear product value.</w:t>
       </w:r>
     </w:p>
     <w:p>
@@ -3059,35 +2113,45 @@
         <w:pStyle w:val="NormalWeb"/>
         <w:numPr>
           <w:ilvl w:val="0"/>
-          <w:numId w:val="7"/>
+          <w:numId w:val="19"/>
         </w:numPr>
         <w:jc w:val="both"/>
         <w:rPr>
-          <w:rFonts w:ascii="Arial" w:hAnsi="Arial" w:cs="Arial"/>
-          <w:sz w:val="18"/>
-        </w:rPr>
-      </w:pPr>
-      <w:r>
-        <w:rPr>
-          <w:rFonts w:ascii="Arial" w:hAnsi="Arial" w:cs="Arial"/>
-          <w:sz w:val="18"/>
-        </w:rPr>
-        <w:t xml:space="preserve">Delivered </w:t>
-      </w:r>
-      <w:r>
-        <w:rPr>
-          <w:rStyle w:val="Strong"/>
-          <w:rFonts w:ascii="Arial" w:hAnsi="Arial" w:cs="Arial"/>
-          <w:sz w:val="18"/>
-        </w:rPr>
-        <w:t>React</w:t>
-      </w:r>
-      <w:r>
-        <w:rPr>
-          <w:rFonts w:ascii="Arial" w:hAnsi="Arial" w:cs="Arial"/>
-          <w:sz w:val="18"/>
-        </w:rPr>
-        <w:t xml:space="preserve"> UI features with reusable components and consistent state patterns to reduce duplication and regression risk.</w:t>
+          <w:sz w:val="20"/>
+        </w:rPr>
+      </w:pPr>
+      <w:r>
+        <w:rPr>
+          <w:sz w:val="20"/>
+        </w:rPr>
+        <w:t xml:space="preserve">Maintained and extended a monolithic </w:t>
+      </w:r>
+      <w:r>
+        <w:rPr>
+          <w:rStyle w:val="Strong"/>
+          <w:sz w:val="20"/>
+        </w:rPr>
+        <w:t>Rails</w:t>
+      </w:r>
+      <w:r>
+        <w:rPr>
+          <w:sz w:val="20"/>
+        </w:rPr>
+        <w:t xml:space="preserve"> application with heavy business logic, gradually extracting reusable services and presenters so </w:t>
+      </w:r>
+      <w:proofErr w:type="gramStart"/>
+      <w:r>
+        <w:rPr>
+          <w:sz w:val="20"/>
+        </w:rPr>
+        <w:t>the codebase</w:t>
+      </w:r>
+      <w:proofErr w:type="gramEnd"/>
+      <w:r>
+        <w:rPr>
+          <w:sz w:val="20"/>
+        </w:rPr>
+        <w:t xml:space="preserve"> became easier to test, debug, and modify safely.</w:t>
       </w:r>
     </w:p>
     <w:p>
@@ -3095,36 +2159,18 @@
         <w:pStyle w:val="NormalWeb"/>
         <w:numPr>
           <w:ilvl w:val="0"/>
-          <w:numId w:val="7"/>
+          <w:numId w:val="19"/>
         </w:numPr>
         <w:jc w:val="both"/>
         <w:rPr>
-          <w:rFonts w:ascii="Arial" w:hAnsi="Arial" w:cs="Arial"/>
-          <w:sz w:val="18"/>
-        </w:rPr>
-      </w:pPr>
-      <w:r>
-        <w:rPr>
-          <w:rFonts w:ascii="Arial" w:hAnsi="Arial" w:cs="Arial"/>
-          <w:sz w:val="18"/>
-        </w:rPr>
-        <w:t xml:space="preserve">Implemented background job workflows using </w:t>
-      </w:r>
-      <w:proofErr w:type="spellStart"/>
-      <w:r>
-        <w:rPr>
-          <w:rFonts w:ascii="Arial" w:hAnsi="Arial" w:cs="Arial"/>
-          <w:sz w:val="18"/>
-        </w:rPr>
-        <w:t>Redis</w:t>
-      </w:r>
-      <w:proofErr w:type="spellEnd"/>
-      <w:r>
-        <w:rPr>
-          <w:rFonts w:ascii="Arial" w:hAnsi="Arial" w:cs="Arial"/>
-          <w:sz w:val="18"/>
-        </w:rPr>
-        <w:t>-backed queues for imports and notifications, keeping user requests responsive.</w:t>
+          <w:sz w:val="20"/>
+        </w:rPr>
+      </w:pPr>
+      <w:r>
+        <w:rPr>
+          <w:sz w:val="20"/>
+        </w:rPr>
+        <w:t>Implemented account management, reporting, and notification functions while working closely with senior engineers to keep feature delivery aligned with operational needs and evolving customer expectations.</w:t>
       </w:r>
     </w:p>
     <w:p>
@@ -3132,45 +2178,31 @@
         <w:pStyle w:val="NormalWeb"/>
         <w:numPr>
           <w:ilvl w:val="0"/>
-          <w:numId w:val="7"/>
+          <w:numId w:val="19"/>
         </w:numPr>
         <w:jc w:val="both"/>
         <w:rPr>
-          <w:rFonts w:ascii="Arial" w:hAnsi="Arial" w:cs="Arial"/>
-          <w:sz w:val="18"/>
-        </w:rPr>
-      </w:pPr>
-      <w:r>
-        <w:rPr>
-          <w:rFonts w:ascii="Arial" w:hAnsi="Arial" w:cs="Arial"/>
-          <w:sz w:val="18"/>
-        </w:rPr>
-        <w:t xml:space="preserve">Strengthened database performance by rewriting slow SQL and tuning query plans across </w:t>
-      </w:r>
-      <w:proofErr w:type="spellStart"/>
-      <w:r>
-        <w:rPr>
-          <w:rStyle w:val="Strong"/>
-          <w:rFonts w:ascii="Arial" w:hAnsi="Arial" w:cs="Arial"/>
-          <w:sz w:val="18"/>
-        </w:rPr>
-        <w:t>PostgreSQL</w:t>
-      </w:r>
-      <w:proofErr w:type="spellEnd"/>
-      <w:r>
-        <w:rPr>
-          <w:rStyle w:val="Strong"/>
-          <w:rFonts w:ascii="Arial" w:hAnsi="Arial" w:cs="Arial"/>
-          <w:sz w:val="18"/>
-        </w:rPr>
-        <w:t>/MySQL</w:t>
-      </w:r>
-      <w:r>
-        <w:rPr>
-          <w:rFonts w:ascii="Arial" w:hAnsi="Arial" w:cs="Arial"/>
-          <w:sz w:val="18"/>
-        </w:rPr>
-        <w:t xml:space="preserve"> with indexing strategies.</w:t>
+          <w:sz w:val="20"/>
+        </w:rPr>
+      </w:pPr>
+      <w:r>
+        <w:rPr>
+          <w:sz w:val="20"/>
+        </w:rPr>
+        <w:t xml:space="preserve">Diagnosed and fixed several production issues tied to callback-heavy model behavior in </w:t>
+      </w:r>
+      <w:r>
+        <w:rPr>
+          <w:rStyle w:val="Strong"/>
+          <w:sz w:val="20"/>
+        </w:rPr>
+        <w:t>Rails</w:t>
+      </w:r>
+      <w:r>
+        <w:rPr>
+          <w:sz w:val="20"/>
+        </w:rPr>
+        <w:t>, replacing fragile logic with explicit service flows that reduced hidden side effects and support escalations.</w:t>
       </w:r>
     </w:p>
     <w:p>
@@ -3178,36 +2210,31 @@
         <w:pStyle w:val="NormalWeb"/>
         <w:numPr>
           <w:ilvl w:val="0"/>
-          <w:numId w:val="7"/>
+          <w:numId w:val="19"/>
         </w:numPr>
         <w:jc w:val="both"/>
         <w:rPr>
-          <w:rFonts w:ascii="Arial" w:hAnsi="Arial" w:cs="Arial"/>
-          <w:sz w:val="18"/>
-        </w:rPr>
-      </w:pPr>
-      <w:r>
-        <w:rPr>
-          <w:rFonts w:ascii="Arial" w:hAnsi="Arial" w:cs="Arial"/>
-          <w:sz w:val="18"/>
-        </w:rPr>
-        <w:t>Integrated third-party APIs with defensive parsing, timeout controls, and retry/</w:t>
-      </w:r>
-      <w:proofErr w:type="spellStart"/>
-      <w:r>
-        <w:rPr>
-          <w:rFonts w:ascii="Arial" w:hAnsi="Arial" w:cs="Arial"/>
-          <w:sz w:val="18"/>
-        </w:rPr>
-        <w:t>backoff</w:t>
-      </w:r>
-      <w:proofErr w:type="spellEnd"/>
-      <w:r>
-        <w:rPr>
-          <w:rFonts w:ascii="Arial" w:hAnsi="Arial" w:cs="Arial"/>
-          <w:sz w:val="18"/>
-        </w:rPr>
-        <w:t xml:space="preserve"> to reduce incidents from partner instability.</w:t>
+          <w:sz w:val="20"/>
+        </w:rPr>
+      </w:pPr>
+      <w:r>
+        <w:rPr>
+          <w:sz w:val="20"/>
+        </w:rPr>
+        <w:t xml:space="preserve">Introduced a lightweight </w:t>
+      </w:r>
+      <w:r>
+        <w:rPr>
+          <w:rStyle w:val="Strong"/>
+          <w:sz w:val="20"/>
+        </w:rPr>
+        <w:t>React</w:t>
+      </w:r>
+      <w:r>
+        <w:rPr>
+          <w:sz w:val="20"/>
+        </w:rPr>
+        <w:t xml:space="preserve"> layer for selected dashboards and dynamic forms, improving usability without forcing a full frontend rewrite and giving the team a practical path toward modern UI development.</w:t>
       </w:r>
     </w:p>
     <w:p>
@@ -3215,20 +2242,18 @@
         <w:pStyle w:val="NormalWeb"/>
         <w:numPr>
           <w:ilvl w:val="0"/>
-          <w:numId w:val="7"/>
+          <w:numId w:val="19"/>
         </w:numPr>
         <w:jc w:val="both"/>
         <w:rPr>
-          <w:rFonts w:ascii="Arial" w:hAnsi="Arial" w:cs="Arial"/>
-          <w:sz w:val="18"/>
-        </w:rPr>
-      </w:pPr>
-      <w:r>
-        <w:rPr>
-          <w:rFonts w:ascii="Arial" w:hAnsi="Arial" w:cs="Arial"/>
-          <w:sz w:val="18"/>
-        </w:rPr>
-        <w:t>Added audit-friendly change tracking for sensitive operations, improving debugging and support safety.</w:t>
+          <w:sz w:val="20"/>
+        </w:rPr>
+      </w:pPr>
+      <w:r>
+        <w:rPr>
+          <w:sz w:val="20"/>
+        </w:rPr>
+        <w:t>Improved background processing reliability by restructuring delayed jobs, retry handling, and failure logging, which made support investigations faster and reduced silent job loss in business-critical workflows.</w:t>
       </w:r>
     </w:p>
     <w:p>
@@ -3236,20 +2261,33 @@
         <w:pStyle w:val="NormalWeb"/>
         <w:numPr>
           <w:ilvl w:val="0"/>
-          <w:numId w:val="7"/>
+          <w:numId w:val="19"/>
         </w:numPr>
         <w:jc w:val="both"/>
         <w:rPr>
-          <w:rFonts w:ascii="Arial" w:hAnsi="Arial" w:cs="Arial"/>
-          <w:sz w:val="18"/>
-        </w:rPr>
-      </w:pPr>
-      <w:r>
-        <w:rPr>
-          <w:rFonts w:ascii="Arial" w:hAnsi="Arial" w:cs="Arial"/>
-          <w:sz w:val="18"/>
-        </w:rPr>
-        <w:t>Implemented role-based authorization checks across endpoints and UI controls to prevent accidental exposure of privileged actions.</w:t>
+          <w:sz w:val="20"/>
+        </w:rPr>
+      </w:pPr>
+      <w:r>
+        <w:rPr>
+          <w:sz w:val="20"/>
+        </w:rPr>
+        <w:t xml:space="preserve">Optimized SQL queries and cleaned up poorly indexed tables in </w:t>
+      </w:r>
+      <w:proofErr w:type="spellStart"/>
+      <w:r>
+        <w:rPr>
+          <w:rStyle w:val="Strong"/>
+          <w:sz w:val="20"/>
+        </w:rPr>
+        <w:t>PostgreSQL</w:t>
+      </w:r>
+      <w:proofErr w:type="spellEnd"/>
+      <w:r>
+        <w:rPr>
+          <w:sz w:val="20"/>
+        </w:rPr>
+        <w:t xml:space="preserve"> and MySQL-backed modules, improving report generation times and reducing lock contention during end-of-month processing.</w:t>
       </w:r>
     </w:p>
     <w:p>
@@ -3257,37 +2295,33 @@
         <w:pStyle w:val="NormalWeb"/>
         <w:numPr>
           <w:ilvl w:val="0"/>
-          <w:numId w:val="7"/>
+          <w:numId w:val="19"/>
         </w:numPr>
         <w:jc w:val="both"/>
         <w:rPr>
-          <w:rFonts w:ascii="Arial" w:hAnsi="Arial" w:cs="Arial"/>
-          <w:sz w:val="18"/>
-        </w:rPr>
-      </w:pPr>
-      <w:r>
-        <w:rPr>
-          <w:rFonts w:ascii="Arial" w:hAnsi="Arial" w:cs="Arial"/>
-          <w:sz w:val="18"/>
-        </w:rPr>
-        <w:t xml:space="preserve">Increased confidence with practical unit and integration tests using </w:t>
+          <w:sz w:val="20"/>
+        </w:rPr>
+      </w:pPr>
+      <w:r>
+        <w:rPr>
+          <w:sz w:val="20"/>
+        </w:rPr>
+        <w:t xml:space="preserve">Added automated test coverage with </w:t>
       </w:r>
       <w:proofErr w:type="spellStart"/>
       <w:r>
         <w:rPr>
           <w:rStyle w:val="Strong"/>
-          <w:rFonts w:ascii="Arial" w:hAnsi="Arial" w:cs="Arial"/>
-          <w:sz w:val="18"/>
+          <w:sz w:val="20"/>
         </w:rPr>
         <w:t>RSpec</w:t>
       </w:r>
       <w:proofErr w:type="spellEnd"/>
       <w:r>
         <w:rPr>
-          <w:rFonts w:ascii="Arial" w:hAnsi="Arial" w:cs="Arial"/>
-          <w:sz w:val="18"/>
-        </w:rPr>
-        <w:t xml:space="preserve"> and targeted regression coverage on incident-prone flows.</w:t>
+          <w:sz w:val="20"/>
+        </w:rPr>
+        <w:t xml:space="preserve"> and integration testing for the most defect-prone workflows, helping the team catch regressions earlier and reduce hotfix pressure after deployments.</w:t>
       </w:r>
     </w:p>
     <w:p>
@@ -3295,37 +2329,18 @@
         <w:pStyle w:val="NormalWeb"/>
         <w:numPr>
           <w:ilvl w:val="0"/>
-          <w:numId w:val="7"/>
+          <w:numId w:val="19"/>
         </w:numPr>
         <w:jc w:val="both"/>
         <w:rPr>
-          <w:rFonts w:ascii="Arial" w:hAnsi="Arial" w:cs="Arial"/>
-          <w:sz w:val="18"/>
-        </w:rPr>
-      </w:pPr>
-      <w:r>
-        <w:rPr>
-          <w:rFonts w:ascii="Arial" w:hAnsi="Arial" w:cs="Arial"/>
-          <w:sz w:val="18"/>
-        </w:rPr>
-        <w:t xml:space="preserve">Improved search experiences by indexing key entities into </w:t>
-      </w:r>
-      <w:proofErr w:type="spellStart"/>
-      <w:r>
-        <w:rPr>
-          <w:rStyle w:val="Strong"/>
-          <w:rFonts w:ascii="Arial" w:hAnsi="Arial" w:cs="Arial"/>
-          <w:sz w:val="18"/>
-        </w:rPr>
-        <w:t>Elasticsearch</w:t>
-      </w:r>
-      <w:proofErr w:type="spellEnd"/>
-      <w:r>
-        <w:rPr>
-          <w:rFonts w:ascii="Arial" w:hAnsi="Arial" w:cs="Arial"/>
-          <w:sz w:val="18"/>
-        </w:rPr>
-        <w:t xml:space="preserve"> and supporting faceted filtering for operations teams.</w:t>
+          <w:sz w:val="20"/>
+        </w:rPr>
+      </w:pPr>
+      <w:r>
+        <w:rPr>
+          <w:sz w:val="20"/>
+        </w:rPr>
+        <w:t>Supported application deployments, environment configuration, and production troubleshooting in Linux-based environments, building stronger operational awareness around logs, restarts, and release validation.</w:t>
       </w:r>
     </w:p>
     <w:p>
@@ -3333,41 +2348,41 @@
         <w:pStyle w:val="NormalWeb"/>
         <w:numPr>
           <w:ilvl w:val="0"/>
-          <w:numId w:val="7"/>
+          <w:numId w:val="19"/>
         </w:numPr>
         <w:jc w:val="both"/>
-        <w:rPr>
-          <w:rFonts w:ascii="Arial" w:hAnsi="Arial" w:cs="Arial"/>
-          <w:sz w:val="18"/>
-        </w:rPr>
-      </w:pPr>
-      <w:r>
-        <w:rPr>
-          <w:rFonts w:ascii="Arial" w:hAnsi="Arial" w:cs="Arial"/>
-          <w:sz w:val="18"/>
-        </w:rPr>
-        <w:t>Built internal admin utilities for support teams with strict access controls, reducing engineer interruptions for routine triage.</w:t>
-      </w:r>
-    </w:p>
-    <w:p>
-      <w:pPr>
-        <w:pStyle w:val="NormalWeb"/>
-        <w:numPr>
-          <w:ilvl w:val="0"/>
-          <w:numId w:val="7"/>
-        </w:numPr>
-        <w:jc w:val="both"/>
-        <w:rPr>
-          <w:rFonts w:ascii="Arial" w:hAnsi="Arial" w:cs="Arial"/>
-          <w:sz w:val="18"/>
-        </w:rPr>
-      </w:pPr>
-      <w:r>
-        <w:rPr>
-          <w:rFonts w:ascii="Arial" w:hAnsi="Arial" w:cs="Arial"/>
-          <w:sz w:val="18"/>
-        </w:rPr>
-        <w:t>Documented deployment steps and rollback procedures, lowering operational friction during releases and hotfixes.</w:t>
+      </w:pPr>
+      <w:r>
+        <w:rPr>
+          <w:sz w:val="20"/>
+        </w:rPr>
+        <w:t xml:space="preserve">Worked on incremental modernization efforts that prepared older modules for later upgrades to newer </w:t>
+      </w:r>
+      <w:r>
+        <w:rPr>
+          <w:rStyle w:val="Strong"/>
+          <w:sz w:val="20"/>
+        </w:rPr>
+        <w:t>Rails</w:t>
+      </w:r>
+      <w:r>
+        <w:rPr>
+          <w:sz w:val="20"/>
+        </w:rPr>
+        <w:t xml:space="preserve"> and </w:t>
+      </w:r>
+      <w:r>
+        <w:rPr>
+          <w:rStyle w:val="Strong"/>
+          <w:sz w:val="20"/>
+        </w:rPr>
+        <w:t>React</w:t>
+      </w:r>
+      <w:r>
+        <w:rPr>
+          <w:sz w:val="20"/>
+        </w:rPr>
+        <w:t xml:space="preserve"> patterns, keeping the application stable while still moving the platform forward.</w:t>
       </w:r>
     </w:p>
     <w:tbl>
@@ -3444,7 +2459,11 @@
       </w:tr>
     </w:tbl>
     <w:p>
-      <w:proofErr w:type="gramStart"/>
+      <w:pPr>
+        <w:rPr>
+          <w:i/>
+        </w:rPr>
+      </w:pPr>
       <w:r>
         <w:rPr>
           <w:rFonts w:ascii="Arial" w:eastAsia="Arial" w:hAnsi="Arial" w:cs="Arial"/>
@@ -3454,44 +2473,61 @@
           <w:sz w:val="18"/>
           <w:szCs w:val="18"/>
         </w:rPr>
-        <w:t>Centric Tech Inc.</w:t>
-      </w:r>
-      <w:proofErr w:type="gramEnd"/>
+        <w:t xml:space="preserve">Centric Tech Inc. – </w:t>
+      </w:r>
+      <w:r>
+        <w:rPr>
+          <w:rFonts w:ascii="Arial" w:eastAsia="Arial" w:hAnsi="Arial" w:cs="Arial"/>
+          <w:bCs/>
+          <w:i/>
+          <w:color w:val="111111"/>
+          <w:sz w:val="18"/>
+          <w:szCs w:val="18"/>
+        </w:rPr>
+        <w:t>(New Jersey, United States</w:t>
+      </w:r>
+      <w:r>
+        <w:rPr>
+          <w:rFonts w:ascii="Arial" w:eastAsia="Arial" w:hAnsi="Arial" w:cs="Arial"/>
+          <w:bCs/>
+          <w:i/>
+          <w:color w:val="111111"/>
+          <w:sz w:val="18"/>
+          <w:szCs w:val="18"/>
+        </w:rPr>
+        <w:t>)</w:t>
+      </w:r>
     </w:p>
     <w:p>
       <w:pPr>
         <w:pStyle w:val="NormalWeb"/>
         <w:numPr>
           <w:ilvl w:val="0"/>
-          <w:numId w:val="9"/>
+          <w:numId w:val="20"/>
         </w:numPr>
         <w:jc w:val="both"/>
         <w:rPr>
-          <w:rFonts w:ascii="Arial" w:hAnsi="Arial" w:cs="Arial"/>
-          <w:sz w:val="18"/>
-        </w:rPr>
-      </w:pPr>
-      <w:r>
-        <w:rPr>
-          <w:rFonts w:ascii="Arial" w:hAnsi="Arial" w:cs="Arial"/>
-          <w:sz w:val="18"/>
-        </w:rPr>
-        <w:t xml:space="preserve">Contributed to </w:t>
-      </w:r>
-      <w:r>
-        <w:rPr>
-          <w:rStyle w:val="Strong"/>
-          <w:rFonts w:ascii="Arial" w:hAnsi="Arial" w:cs="Arial"/>
-          <w:sz w:val="18"/>
-        </w:rPr>
-        <w:t>Rails</w:t>
-      </w:r>
-      <w:r>
-        <w:rPr>
-          <w:rFonts w:ascii="Arial" w:hAnsi="Arial" w:cs="Arial"/>
-          <w:sz w:val="18"/>
-        </w:rPr>
-        <w:t xml:space="preserve"> applications by implementing user-facing features and fixing production bugs through small, reviewable changes.</w:t>
+          <w:sz w:val="20"/>
+        </w:rPr>
+      </w:pPr>
+      <w:r>
+        <w:rPr>
+          <w:sz w:val="20"/>
+        </w:rPr>
+        <w:t xml:space="preserve">Supported feature development and maintenance for internal business applications built with </w:t>
+      </w:r>
+      <w:r>
+        <w:rPr>
+          <w:rStyle w:val="Strong"/>
+          <w:sz w:val="20"/>
+        </w:rPr>
+        <w:t>Ruby on Rails 4.2–5.0</w:t>
+      </w:r>
+      <w:r>
+        <w:rPr>
+          <w:sz w:val="20"/>
+        </w:rPr>
+        <w:t>, working on CRUD workflows, validations, reporting screens, and small but important usability fixes.</w:t>
       </w:r>
     </w:p>
     <w:p>
@@ -3499,35 +2535,31 @@
         <w:pStyle w:val="NormalWeb"/>
         <w:numPr>
           <w:ilvl w:val="0"/>
-          <w:numId w:val="9"/>
+          <w:numId w:val="20"/>
         </w:numPr>
         <w:jc w:val="both"/>
         <w:rPr>
-          <w:rFonts w:ascii="Arial" w:hAnsi="Arial" w:cs="Arial"/>
-          <w:sz w:val="18"/>
-        </w:rPr>
-      </w:pPr>
-      <w:r>
-        <w:rPr>
-          <w:rFonts w:ascii="Arial" w:hAnsi="Arial" w:cs="Arial"/>
-          <w:sz w:val="18"/>
-        </w:rPr>
-        <w:t xml:space="preserve">Built early </w:t>
-      </w:r>
-      <w:r>
-        <w:rPr>
-          <w:rStyle w:val="Strong"/>
-          <w:rFonts w:ascii="Arial" w:hAnsi="Arial" w:cs="Arial"/>
-          <w:sz w:val="18"/>
-        </w:rPr>
-        <w:t>React</w:t>
-      </w:r>
-      <w:r>
-        <w:rPr>
-          <w:rFonts w:ascii="Arial" w:hAnsi="Arial" w:cs="Arial"/>
-          <w:sz w:val="18"/>
-        </w:rPr>
-        <w:t xml:space="preserve"> components and progressively replaced server-rendered pages where it improved interactivity without breaking behavior.</w:t>
+          <w:sz w:val="20"/>
+        </w:rPr>
+      </w:pPr>
+      <w:r>
+        <w:rPr>
+          <w:sz w:val="20"/>
+        </w:rPr>
+        <w:t xml:space="preserve">Built and maintained server-rendered views, form submissions, and backend actions in </w:t>
+      </w:r>
+      <w:r>
+        <w:rPr>
+          <w:rStyle w:val="Strong"/>
+          <w:sz w:val="20"/>
+        </w:rPr>
+        <w:t>Rails</w:t>
+      </w:r>
+      <w:r>
+        <w:rPr>
+          <w:sz w:val="20"/>
+        </w:rPr>
+        <w:t>, learning to handle production issues carefully while following established review and release practices.</w:t>
       </w:r>
     </w:p>
     <w:p>
@@ -3535,35 +2567,46 @@
         <w:pStyle w:val="NormalWeb"/>
         <w:numPr>
           <w:ilvl w:val="0"/>
-          <w:numId w:val="9"/>
+          <w:numId w:val="20"/>
         </w:numPr>
         <w:jc w:val="both"/>
         <w:rPr>
-          <w:rFonts w:ascii="Arial" w:hAnsi="Arial" w:cs="Arial"/>
-          <w:sz w:val="18"/>
-        </w:rPr>
-      </w:pPr>
-      <w:r>
-        <w:rPr>
-          <w:rFonts w:ascii="Arial" w:hAnsi="Arial" w:cs="Arial"/>
-          <w:sz w:val="18"/>
-        </w:rPr>
-        <w:t xml:space="preserve">Implemented lightweight </w:t>
-      </w:r>
-      <w:r>
-        <w:rPr>
-          <w:rStyle w:val="Strong"/>
-          <w:rFonts w:ascii="Arial" w:hAnsi="Arial" w:cs="Arial"/>
-          <w:sz w:val="18"/>
-        </w:rPr>
-        <w:t>Node.js</w:t>
-      </w:r>
-      <w:r>
-        <w:rPr>
-          <w:rFonts w:ascii="Arial" w:hAnsi="Arial" w:cs="Arial"/>
-          <w:sz w:val="18"/>
-        </w:rPr>
-        <w:t xml:space="preserve"> utilities for internal automation, reducing manual steps in operational workflows.</w:t>
+          <w:sz w:val="20"/>
+        </w:rPr>
+      </w:pPr>
+      <w:r>
+        <w:rPr>
+          <w:sz w:val="20"/>
+        </w:rPr>
+        <w:t xml:space="preserve">Investigated bugs related to inconsistent form state, invalid </w:t>
+      </w:r>
+      <w:proofErr w:type="spellStart"/>
+      <w:r>
+        <w:rPr>
+          <w:sz w:val="20"/>
+        </w:rPr>
+        <w:t>params</w:t>
+      </w:r>
+      <w:proofErr w:type="spellEnd"/>
+      <w:r>
+        <w:rPr>
+          <w:sz w:val="20"/>
+        </w:rPr>
+        <w:t xml:space="preserve"> handling, and fragile SQL queries, </w:t>
+      </w:r>
+      <w:proofErr w:type="gramStart"/>
+      <w:r>
+        <w:rPr>
+          <w:sz w:val="20"/>
+        </w:rPr>
+        <w:t>then</w:t>
+      </w:r>
+      <w:proofErr w:type="gramEnd"/>
+      <w:r>
+        <w:rPr>
+          <w:sz w:val="20"/>
+        </w:rPr>
+        <w:t xml:space="preserve"> delivered targeted fixes that improved data accuracy and reduced repeat tickets from internal users.</w:t>
       </w:r>
     </w:p>
     <w:p>
@@ -3571,45 +2614,33 @@
         <w:pStyle w:val="NormalWeb"/>
         <w:numPr>
           <w:ilvl w:val="0"/>
-          <w:numId w:val="9"/>
+          <w:numId w:val="20"/>
         </w:numPr>
         <w:jc w:val="both"/>
         <w:rPr>
-          <w:rFonts w:ascii="Arial" w:hAnsi="Arial" w:cs="Arial"/>
-          <w:sz w:val="18"/>
-        </w:rPr>
-      </w:pPr>
-      <w:r>
-        <w:rPr>
-          <w:rFonts w:ascii="Arial" w:hAnsi="Arial" w:cs="Arial"/>
-          <w:sz w:val="18"/>
-        </w:rPr>
-        <w:t xml:space="preserve">Assisted with database migration planning and cleanup scripts, improving reliability during schema changes across </w:t>
+          <w:sz w:val="20"/>
+        </w:rPr>
+      </w:pPr>
+      <w:r>
+        <w:rPr>
+          <w:sz w:val="20"/>
+        </w:rPr>
+        <w:t xml:space="preserve">Assisted with database schema changes, seed data updates, and basic query tuning in </w:t>
       </w:r>
       <w:proofErr w:type="spellStart"/>
       <w:r>
         <w:rPr>
           <w:rStyle w:val="Strong"/>
-          <w:rFonts w:ascii="Arial" w:hAnsi="Arial" w:cs="Arial"/>
-          <w:sz w:val="18"/>
+          <w:sz w:val="20"/>
         </w:rPr>
         <w:t>PostgreSQL</w:t>
       </w:r>
       <w:proofErr w:type="spellEnd"/>
       <w:r>
         <w:rPr>
-          <w:rStyle w:val="Strong"/>
-          <w:rFonts w:ascii="Arial" w:hAnsi="Arial" w:cs="Arial"/>
-          <w:sz w:val="18"/>
-        </w:rPr>
-        <w:t>/MySQL</w:t>
-      </w:r>
-      <w:r>
-        <w:rPr>
-          <w:rFonts w:ascii="Arial" w:hAnsi="Arial" w:cs="Arial"/>
-          <w:sz w:val="18"/>
-        </w:rPr>
-        <w:t>.</w:t>
+          <w:sz w:val="20"/>
+        </w:rPr>
+        <w:t xml:space="preserve"> and MySQL environments, gaining hands-on experience with how backend changes affected production stability.</w:t>
       </w:r>
     </w:p>
     <w:p>
@@ -3617,20 +2648,31 @@
         <w:pStyle w:val="NormalWeb"/>
         <w:numPr>
           <w:ilvl w:val="0"/>
-          <w:numId w:val="9"/>
+          <w:numId w:val="20"/>
         </w:numPr>
         <w:jc w:val="both"/>
         <w:rPr>
-          <w:rFonts w:ascii="Arial" w:hAnsi="Arial" w:cs="Arial"/>
-          <w:sz w:val="18"/>
-        </w:rPr>
-      </w:pPr>
-      <w:r>
-        <w:rPr>
-          <w:rFonts w:ascii="Arial" w:hAnsi="Arial" w:cs="Arial"/>
-          <w:sz w:val="18"/>
-        </w:rPr>
-        <w:t>Added targeted regression tests and strengthened review habits to ensure fixes stayed fixed across future refactors.</w:t>
+          <w:sz w:val="20"/>
+        </w:rPr>
+      </w:pPr>
+      <w:r>
+        <w:rPr>
+          <w:sz w:val="20"/>
+        </w:rPr>
+        <w:t xml:space="preserve">Contributed early frontend improvements through JavaScript and later small </w:t>
+      </w:r>
+      <w:r>
+        <w:rPr>
+          <w:rStyle w:val="Strong"/>
+          <w:sz w:val="20"/>
+        </w:rPr>
+        <w:t>React 16</w:t>
+      </w:r>
+      <w:r>
+        <w:rPr>
+          <w:sz w:val="20"/>
+        </w:rPr>
+        <w:t xml:space="preserve"> components, especially in screens that needed better client-side validation or more responsive user feedback.</w:t>
       </w:r>
     </w:p>
     <w:p>
@@ -3638,36 +2680,18 @@
         <w:pStyle w:val="NormalWeb"/>
         <w:numPr>
           <w:ilvl w:val="0"/>
-          <w:numId w:val="9"/>
+          <w:numId w:val="20"/>
         </w:numPr>
         <w:jc w:val="both"/>
         <w:rPr>
-          <w:rFonts w:ascii="Arial" w:hAnsi="Arial" w:cs="Arial"/>
-          <w:sz w:val="18"/>
-        </w:rPr>
-      </w:pPr>
-      <w:r>
-        <w:rPr>
-          <w:rFonts w:ascii="Arial" w:hAnsi="Arial" w:cs="Arial"/>
-          <w:sz w:val="18"/>
-        </w:rPr>
-        <w:t xml:space="preserve">Supported deployments and hotfixes by following </w:t>
-      </w:r>
-      <w:proofErr w:type="spellStart"/>
-      <w:r>
-        <w:rPr>
-          <w:rFonts w:ascii="Arial" w:hAnsi="Arial" w:cs="Arial"/>
-          <w:sz w:val="18"/>
-        </w:rPr>
-        <w:t>runbooks</w:t>
-      </w:r>
-      <w:proofErr w:type="spellEnd"/>
-      <w:r>
-        <w:rPr>
-          <w:rFonts w:ascii="Arial" w:hAnsi="Arial" w:cs="Arial"/>
-          <w:sz w:val="18"/>
-        </w:rPr>
-        <w:t xml:space="preserve"> and validating outcomes, improving recovery time during incidents.</w:t>
+          <w:sz w:val="20"/>
+        </w:rPr>
+      </w:pPr>
+      <w:r>
+        <w:rPr>
+          <w:sz w:val="20"/>
+        </w:rPr>
+        <w:t>Wrote unit and integration tests under guidance from senior engineers, helping strengthen release quality and building a solid foundation in test-driven maintenance of legacy-heavy applications.</w:t>
       </w:r>
     </w:p>
     <w:p>
@@ -3675,53 +2699,18 @@
         <w:pStyle w:val="NormalWeb"/>
         <w:numPr>
           <w:ilvl w:val="0"/>
-          <w:numId w:val="9"/>
+          <w:numId w:val="20"/>
         </w:numPr>
         <w:jc w:val="both"/>
         <w:rPr>
-          <w:rFonts w:ascii="Arial" w:hAnsi="Arial" w:cs="Arial"/>
-          <w:sz w:val="18"/>
-        </w:rPr>
-      </w:pPr>
-      <w:r>
-        <w:rPr>
-          <w:rFonts w:ascii="Arial" w:hAnsi="Arial" w:cs="Arial"/>
-          <w:sz w:val="18"/>
-        </w:rPr>
-        <w:t xml:space="preserve">Introduced basic container-based consistency using </w:t>
-      </w:r>
-      <w:proofErr w:type="spellStart"/>
-      <w:r>
-        <w:rPr>
-          <w:rStyle w:val="Strong"/>
-          <w:rFonts w:ascii="Arial" w:hAnsi="Arial" w:cs="Arial"/>
-          <w:sz w:val="18"/>
-        </w:rPr>
-        <w:t>Docker</w:t>
-      </w:r>
-      <w:proofErr w:type="spellEnd"/>
-      <w:r>
-        <w:rPr>
-          <w:rFonts w:ascii="Arial" w:hAnsi="Arial" w:cs="Arial"/>
-          <w:sz w:val="18"/>
-        </w:rPr>
-        <w:t xml:space="preserve"> for </w:t>
-      </w:r>
-      <w:proofErr w:type="spellStart"/>
-      <w:r>
-        <w:rPr>
-          <w:rFonts w:ascii="Arial" w:hAnsi="Arial" w:cs="Arial"/>
-          <w:sz w:val="18"/>
-        </w:rPr>
-        <w:t>dev</w:t>
-      </w:r>
-      <w:proofErr w:type="spellEnd"/>
-      <w:r>
-        <w:rPr>
-          <w:rFonts w:ascii="Arial" w:hAnsi="Arial" w:cs="Arial"/>
-          <w:sz w:val="18"/>
-        </w:rPr>
-        <w:t>/test environments to reduce “works on my machine” failures.</w:t>
+          <w:sz w:val="20"/>
+        </w:rPr>
+      </w:pPr>
+      <w:r>
+        <w:rPr>
+          <w:sz w:val="20"/>
+        </w:rPr>
+        <w:t>Participated in deployment support, log inspection, and issue triage for staging and production environments, which developed strong discipline around troubleshooting and safe rollout procedures.</w:t>
       </w:r>
     </w:p>
     <w:p>
@@ -3729,20 +2718,32 @@
         <w:pStyle w:val="NormalWeb"/>
         <w:numPr>
           <w:ilvl w:val="0"/>
-          <w:numId w:val="9"/>
+          <w:numId w:val="20"/>
         </w:numPr>
         <w:jc w:val="both"/>
         <w:rPr>
-          <w:rFonts w:ascii="Arial" w:hAnsi="Arial" w:cs="Arial"/>
-          <w:sz w:val="18"/>
-        </w:rPr>
-      </w:pPr>
-      <w:r>
-        <w:rPr>
-          <w:rFonts w:ascii="Arial" w:hAnsi="Arial" w:cs="Arial"/>
-          <w:sz w:val="18"/>
-        </w:rPr>
-        <w:t>Helped standardize logs and request identifiers to make cross-service debugging faster during on-call escalation.</w:t>
+          <w:sz w:val="20"/>
+        </w:rPr>
+      </w:pPr>
+      <w:r>
+        <w:rPr>
+          <w:sz w:val="20"/>
+        </w:rPr>
+        <w:t xml:space="preserve">Learned to work effectively with </w:t>
+      </w:r>
+      <w:proofErr w:type="spellStart"/>
+      <w:r>
+        <w:rPr>
+          <w:sz w:val="20"/>
+        </w:rPr>
+        <w:t>Git</w:t>
+      </w:r>
+      <w:proofErr w:type="spellEnd"/>
+      <w:r>
+        <w:rPr>
+          <w:sz w:val="20"/>
+        </w:rPr>
+        <w:t>-based collaboration, code reviews, and defect prioritization, steadily growing into larger ownership areas by pairing operational awareness with careful implementation.</w:t>
       </w:r>
     </w:p>
     <w:p>
@@ -3750,41 +2751,28 @@
         <w:pStyle w:val="NormalWeb"/>
         <w:numPr>
           <w:ilvl w:val="0"/>
-          <w:numId w:val="9"/>
+          <w:numId w:val="20"/>
         </w:numPr>
         <w:jc w:val="both"/>
         <w:rPr>
-          <w:rFonts w:ascii="Arial" w:hAnsi="Arial" w:cs="Arial"/>
-          <w:sz w:val="18"/>
-        </w:rPr>
-      </w:pPr>
-      <w:r>
-        <w:rPr>
-          <w:rFonts w:ascii="Arial" w:hAnsi="Arial" w:cs="Arial"/>
-          <w:sz w:val="18"/>
-        </w:rPr>
-        <w:t>Communicated progress, blockers, and impact clearly to stakeholders in fast-moving delivery cycles.</w:t>
-      </w:r>
-    </w:p>
-    <w:p>
-      <w:pPr>
-        <w:pStyle w:val="NormalWeb"/>
-        <w:jc w:val="both"/>
-        <w:rPr>
-          <w:rFonts w:ascii="Arial" w:hAnsi="Arial" w:cs="Arial"/>
-          <w:sz w:val="18"/>
-        </w:rPr>
-      </w:pPr>
-    </w:p>
-    <w:p>
-      <w:pPr>
-        <w:pStyle w:val="NormalWeb"/>
-        <w:jc w:val="both"/>
-        <w:rPr>
-          <w:rFonts w:ascii="Arial" w:hAnsi="Arial" w:cs="Arial"/>
-          <w:sz w:val="18"/>
-        </w:rPr>
-      </w:pPr>
+          <w:sz w:val="20"/>
+        </w:rPr>
+      </w:pPr>
+      <w:r>
+        <w:rPr>
+          <w:sz w:val="20"/>
+        </w:rPr>
+        <w:lastRenderedPageBreak/>
+        <w:t>Im</w:t>
+      </w:r>
+      <w:bookmarkStart w:id="0" w:name="_GoBack"/>
+      <w:bookmarkEnd w:id="0"/>
+      <w:r>
+        <w:rPr>
+          <w:sz w:val="20"/>
+        </w:rPr>
+        <w:t>proved older modules through refactoring of duplicated controller and helper logic, making future enhancements easier for the team and lowering the risk of regression in repeated business workflows.</w:t>
+      </w:r>
     </w:p>
     <w:p>
       <w:pPr>
@@ -3801,7 +2789,6 @@
           <w:sz w:val="21"/>
           <w:szCs w:val="21"/>
         </w:rPr>
-        <w:lastRenderedPageBreak/>
         <w:t>EDUCATION</w:t>
       </w:r>
     </w:p>
@@ -3913,67 +2900,7 @@
         </w:rPr>
       </w:pPr>
       <w:r>
-        <w:rPr>
-          <w:rFonts w:ascii="Arial" w:hAnsi="Arial" w:cs="Arial"/>
-          <w:sz w:val="18"/>
-        </w:rPr>
-        <w:t xml:space="preserve">Coursework emphasized </w:t>
-      </w:r>
-      <w:r>
-        <w:rPr>
-          <w:rStyle w:val="Strong"/>
-          <w:rFonts w:ascii="Arial" w:hAnsi="Arial" w:cs="Arial"/>
-          <w:sz w:val="18"/>
-        </w:rPr>
-        <w:t>systems</w:t>
-      </w:r>
-      <w:r>
-        <w:rPr>
-          <w:rFonts w:ascii="Arial" w:hAnsi="Arial" w:cs="Arial"/>
-          <w:sz w:val="18"/>
-        </w:rPr>
-        <w:t xml:space="preserve">, </w:t>
-      </w:r>
-      <w:r>
-        <w:rPr>
-          <w:rStyle w:val="Strong"/>
-          <w:rFonts w:ascii="Arial" w:hAnsi="Arial" w:cs="Arial"/>
-          <w:sz w:val="18"/>
-        </w:rPr>
-        <w:t>databases</w:t>
-      </w:r>
-      <w:r>
-        <w:rPr>
-          <w:rFonts w:ascii="Arial" w:hAnsi="Arial" w:cs="Arial"/>
-          <w:sz w:val="18"/>
-        </w:rPr>
-        <w:t xml:space="preserve">, and </w:t>
-      </w:r>
-      <w:r>
-        <w:rPr>
-          <w:rStyle w:val="Strong"/>
-          <w:rFonts w:ascii="Arial" w:hAnsi="Arial" w:cs="Arial"/>
-          <w:sz w:val="18"/>
-        </w:rPr>
-        <w:t>software engineering</w:t>
-      </w:r>
-      <w:r>
-        <w:rPr>
-          <w:rFonts w:ascii="Arial" w:hAnsi="Arial" w:cs="Arial"/>
-          <w:sz w:val="18"/>
-        </w:rPr>
-        <w:t>, supporting a strong foundation for scalable backend services and production delivery.</w:t>
-      </w:r>
-      <w:r>
-        <w:rPr>
-          <w:rFonts w:ascii="Arial" w:eastAsia="Arial" w:hAnsi="Arial" w:cs="Arial"/>
-          <w:b/>
-          <w:bCs/>
-          <w:color w:val="111111"/>
-          <w:sz w:val="18"/>
-          <w:szCs w:val="18"/>
-        </w:rPr>
-        <w:br/>
+        <w:t>Built a strong academic foundation in algorithms, databases, software engineering, and system design, then applied that knowledge through collaborative projects that mirrored real production development practices.</w:t>
       </w:r>
     </w:p>
     <w:p>
@@ -3991,50 +2918,17 @@
           <w:sz w:val="21"/>
           <w:szCs w:val="21"/>
         </w:rPr>
-        <w:t>PROJECTS</w:t>
-      </w:r>
-    </w:p>
-    <w:p>
-      <w:pPr>
-        <w:pStyle w:val="Heading3"/>
-        <w:jc w:val="both"/>
-        <w:rPr>
-          <w:rFonts w:ascii="Arial" w:hAnsi="Arial" w:cs="Arial"/>
-          <w:color w:val="auto"/>
-          <w:sz w:val="18"/>
-        </w:rPr>
-      </w:pPr>
-      <w:r>
-        <w:rPr>
-          <w:rStyle w:val="Strong"/>
-          <w:rFonts w:ascii="Arial" w:hAnsi="Arial" w:cs="Arial"/>
-          <w:bCs w:val="0"/>
-          <w:color w:val="auto"/>
-          <w:sz w:val="18"/>
-        </w:rPr>
-        <w:t xml:space="preserve">Event-Driven </w:t>
-      </w:r>
-      <w:proofErr w:type="spellStart"/>
-      <w:r>
-        <w:rPr>
-          <w:rStyle w:val="Strong"/>
-          <w:rFonts w:ascii="Arial" w:hAnsi="Arial" w:cs="Arial"/>
-          <w:bCs w:val="0"/>
-          <w:color w:val="auto"/>
-          <w:sz w:val="18"/>
-        </w:rPr>
-        <w:t>Webhook</w:t>
-      </w:r>
-      <w:proofErr w:type="spellEnd"/>
-      <w:r>
-        <w:rPr>
-          <w:rStyle w:val="Strong"/>
-          <w:rFonts w:ascii="Arial" w:hAnsi="Arial" w:cs="Arial"/>
-          <w:bCs w:val="0"/>
-          <w:color w:val="auto"/>
-          <w:sz w:val="18"/>
-        </w:rPr>
-        <w:t xml:space="preserve"> Intake &amp; Processing Platform</w:t>
+        <w:t>CERTIFICATION</w:t>
+      </w:r>
+      <w:r>
+        <w:rPr>
+          <w:b/>
+          <w:bCs/>
+          <w:color w:val="111111"/>
+          <w:sz w:val="21"/>
+          <w:szCs w:val="21"/>
+        </w:rPr>
+        <w:t>S</w:t>
       </w:r>
     </w:p>
     <w:p>
@@ -4042,52 +2936,53 @@
         <w:pStyle w:val="NormalWeb"/>
         <w:numPr>
           <w:ilvl w:val="0"/>
-          <w:numId w:val="13"/>
+          <w:numId w:val="21"/>
         </w:numPr>
         <w:spacing w:before="0" w:beforeAutospacing="0" w:after="0" w:afterAutospacing="0"/>
         <w:jc w:val="both"/>
         <w:rPr>
-          <w:rFonts w:ascii="Arial" w:hAnsi="Arial" w:cs="Arial"/>
-          <w:sz w:val="18"/>
-        </w:rPr>
-      </w:pPr>
-      <w:r>
-        <w:rPr>
-          <w:rFonts w:ascii="Arial" w:hAnsi="Arial" w:cs="Arial"/>
-          <w:sz w:val="18"/>
-        </w:rPr>
-        <w:t xml:space="preserve">Built a replay-safe ingestion flow with signature verification, </w:t>
-      </w:r>
-      <w:proofErr w:type="spellStart"/>
-      <w:r>
-        <w:rPr>
-          <w:rFonts w:ascii="Arial" w:hAnsi="Arial" w:cs="Arial"/>
-          <w:sz w:val="18"/>
-        </w:rPr>
-        <w:t>deduplication</w:t>
-      </w:r>
-      <w:proofErr w:type="spellEnd"/>
-      <w:r>
-        <w:rPr>
-          <w:rFonts w:ascii="Arial" w:hAnsi="Arial" w:cs="Arial"/>
-          <w:sz w:val="18"/>
-        </w:rPr>
-        <w:t xml:space="preserve">, and backpressure using </w:t>
-      </w:r>
-      <w:r>
-        <w:rPr>
-          <w:rStyle w:val="Strong"/>
-          <w:rFonts w:ascii="Arial" w:hAnsi="Arial" w:cs="Arial"/>
-          <w:sz w:val="18"/>
-        </w:rPr>
-        <w:t>AWS SQS/SNS</w:t>
-      </w:r>
-      <w:r>
-        <w:rPr>
-          <w:rFonts w:ascii="Arial" w:hAnsi="Arial" w:cs="Arial"/>
-          <w:sz w:val="18"/>
-        </w:rPr>
-        <w:t xml:space="preserve"> and idempotent workers.</w:t>
+          <w:rStyle w:val="Strong"/>
+          <w:b w:val="0"/>
+          <w:bCs w:val="0"/>
+          <w:sz w:val="20"/>
+        </w:rPr>
+      </w:pPr>
+      <w:r>
+        <w:rPr>
+          <w:rStyle w:val="Strong"/>
+          <w:sz w:val="20"/>
+        </w:rPr>
+        <w:t>AWS Certified Developer – Associate</w:t>
+      </w:r>
+    </w:p>
+    <w:p>
+      <w:pPr>
+        <w:pStyle w:val="NormalWeb"/>
+        <w:spacing w:before="0" w:beforeAutospacing="0" w:after="0" w:afterAutospacing="0"/>
+        <w:ind w:left="360"/>
+        <w:jc w:val="both"/>
+        <w:rPr>
+          <w:sz w:val="20"/>
+        </w:rPr>
+      </w:pPr>
+      <w:r>
+        <w:rPr>
+          <w:sz w:val="20"/>
+        </w:rPr>
+        <w:t xml:space="preserve">Validates hands-on capability in building, deploying, and troubleshooting application workloads in AWS environments commonly used alongside modern </w:t>
+      </w:r>
+      <w:r>
+        <w:rPr>
+          <w:rStyle w:val="Strong"/>
+          <w:sz w:val="20"/>
+        </w:rPr>
+        <w:t>Rails</w:t>
+      </w:r>
+      <w:r>
+        <w:rPr>
+          <w:sz w:val="20"/>
+        </w:rPr>
+        <w:t xml:space="preserve"> platforms.</w:t>
       </w:r>
     </w:p>
     <w:p>
@@ -4095,227 +2990,125 @@
         <w:pStyle w:val="NormalWeb"/>
         <w:numPr>
           <w:ilvl w:val="0"/>
-          <w:numId w:val="13"/>
+          <w:numId w:val="21"/>
         </w:numPr>
         <w:spacing w:before="0" w:beforeAutospacing="0" w:after="0" w:afterAutospacing="0"/>
         <w:jc w:val="both"/>
         <w:rPr>
-          <w:rFonts w:ascii="Arial" w:hAnsi="Arial" w:cs="Arial"/>
-          <w:sz w:val="18"/>
-        </w:rPr>
-      </w:pPr>
-      <w:r>
-        <w:rPr>
-          <w:rFonts w:ascii="Arial" w:hAnsi="Arial" w:cs="Arial"/>
-          <w:sz w:val="18"/>
-        </w:rPr>
-        <w:t xml:space="preserve">Implemented resilient orchestration with </w:t>
+          <w:rStyle w:val="Strong"/>
+          <w:b w:val="0"/>
+          <w:bCs w:val="0"/>
+          <w:sz w:val="20"/>
+        </w:rPr>
+      </w:pPr>
+      <w:r>
+        <w:rPr>
+          <w:rStyle w:val="Strong"/>
+          <w:sz w:val="20"/>
+        </w:rPr>
+        <w:t xml:space="preserve">Certified </w:t>
       </w:r>
       <w:proofErr w:type="spellStart"/>
       <w:r>
         <w:rPr>
           <w:rStyle w:val="Strong"/>
-          <w:rFonts w:ascii="Arial" w:hAnsi="Arial" w:cs="Arial"/>
-          <w:sz w:val="18"/>
-        </w:rPr>
-        <w:t>EventBridge</w:t>
+          <w:sz w:val="20"/>
+        </w:rPr>
+        <w:t>ScrumMaster</w:t>
       </w:r>
       <w:proofErr w:type="spellEnd"/>
       <w:r>
         <w:rPr>
-          <w:rFonts w:ascii="Arial" w:hAnsi="Arial" w:cs="Arial"/>
-          <w:sz w:val="18"/>
-        </w:rPr>
-        <w:t xml:space="preserve"> triggers and retry/DLQ patterns, preventing transient partner failures from causing double-writes.</w:t>
-      </w:r>
+          <w:rStyle w:val="Strong"/>
+          <w:sz w:val="20"/>
+        </w:rPr>
+        <w:t xml:space="preserve"> (CSM)</w:t>
+      </w:r>
+    </w:p>
+    <w:p>
+      <w:pPr>
+        <w:pStyle w:val="NormalWeb"/>
+        <w:spacing w:before="0" w:beforeAutospacing="0" w:after="0" w:afterAutospacing="0"/>
+        <w:ind w:left="360"/>
+        <w:jc w:val="both"/>
+        <w:rPr>
+          <w:sz w:val="20"/>
+        </w:rPr>
+      </w:pPr>
+      <w:proofErr w:type="gramStart"/>
+      <w:r>
+        <w:rPr>
+          <w:sz w:val="20"/>
+        </w:rPr>
+        <w:t>Demonstrates practical understanding of agile delivery, iterative planning, and cross-functional collaboration that supports reliable execution in product engineering teams.</w:t>
+      </w:r>
+      <w:proofErr w:type="gramEnd"/>
     </w:p>
     <w:p>
       <w:pPr>
         <w:pStyle w:val="NormalWeb"/>
         <w:numPr>
           <w:ilvl w:val="0"/>
-          <w:numId w:val="13"/>
+          <w:numId w:val="21"/>
         </w:numPr>
         <w:spacing w:before="0" w:beforeAutospacing="0" w:after="0" w:afterAutospacing="0"/>
-        <w:jc w:val="both"/>
-        <w:rPr>
-          <w:rFonts w:ascii="Arial" w:hAnsi="Arial" w:cs="Arial"/>
-          <w:sz w:val="18"/>
-        </w:rPr>
-      </w:pPr>
-      <w:r>
-        <w:rPr>
-          <w:rFonts w:ascii="Arial" w:hAnsi="Arial" w:cs="Arial"/>
-          <w:sz w:val="18"/>
-        </w:rPr>
-        <w:t xml:space="preserve">Added full-funnel telemetry with </w:t>
-      </w:r>
+        <w:rPr>
+          <w:rStyle w:val="Strong"/>
+          <w:b w:val="0"/>
+          <w:bCs w:val="0"/>
+        </w:rPr>
+      </w:pPr>
       <w:proofErr w:type="spellStart"/>
       <w:r>
         <w:rPr>
           <w:rStyle w:val="Strong"/>
-          <w:rFonts w:ascii="Arial" w:hAnsi="Arial" w:cs="Arial"/>
-          <w:sz w:val="18"/>
-        </w:rPr>
-        <w:t>OpenTelemetry</w:t>
+          <w:sz w:val="20"/>
+        </w:rPr>
+        <w:t>Redis</w:t>
       </w:r>
       <w:proofErr w:type="spellEnd"/>
       <w:r>
         <w:rPr>
-          <w:rFonts w:ascii="Arial" w:hAnsi="Arial" w:cs="Arial"/>
-          <w:sz w:val="18"/>
-        </w:rPr>
-        <w:t xml:space="preserve"> exported into </w:t>
-      </w:r>
-      <w:proofErr w:type="spellStart"/>
-      <w:r>
-        <w:rPr>
-          <w:rStyle w:val="Strong"/>
-          <w:rFonts w:ascii="Arial" w:hAnsi="Arial" w:cs="Arial"/>
-          <w:sz w:val="18"/>
-        </w:rPr>
-        <w:t>Datadog</w:t>
-      </w:r>
-      <w:proofErr w:type="spellEnd"/>
-      <w:r>
-        <w:rPr>
-          <w:rStyle w:val="Strong"/>
-          <w:rFonts w:ascii="Arial" w:hAnsi="Arial" w:cs="Arial"/>
-          <w:sz w:val="18"/>
-        </w:rPr>
-        <w:t>/</w:t>
-      </w:r>
-      <w:proofErr w:type="spellStart"/>
-      <w:r>
-        <w:rPr>
-          <w:rStyle w:val="Strong"/>
-          <w:rFonts w:ascii="Arial" w:hAnsi="Arial" w:cs="Arial"/>
-          <w:sz w:val="18"/>
-        </w:rPr>
-        <w:t>Grafana</w:t>
-      </w:r>
-      <w:proofErr w:type="spellEnd"/>
-      <w:r>
-        <w:rPr>
-          <w:rFonts w:ascii="Arial" w:hAnsi="Arial" w:cs="Arial"/>
-          <w:sz w:val="18"/>
-        </w:rPr>
-        <w:t>, enabling trace-to-log correlation for fast incident closure.</w:t>
-      </w:r>
-    </w:p>
-    <w:p>
-      <w:pPr>
-        <w:pStyle w:val="Heading3"/>
-        <w:jc w:val="both"/>
-        <w:rPr>
-          <w:rFonts w:ascii="Arial" w:hAnsi="Arial" w:cs="Arial"/>
-          <w:color w:val="auto"/>
-          <w:sz w:val="18"/>
-        </w:rPr>
-      </w:pPr>
-      <w:r>
-        <w:rPr>
-          <w:rStyle w:val="Strong"/>
-          <w:rFonts w:ascii="Arial" w:hAnsi="Arial" w:cs="Arial"/>
-          <w:bCs w:val="0"/>
-          <w:color w:val="auto"/>
-          <w:sz w:val="18"/>
-        </w:rPr>
-        <w:t>Search + Analytics Export Pipeline</w:t>
+          <w:rStyle w:val="Strong"/>
+          <w:sz w:val="20"/>
+        </w:rPr>
+        <w:t xml:space="preserve"> for Developers Certification</w:t>
       </w:r>
     </w:p>
     <w:p>
       <w:pPr>
         <w:pStyle w:val="NormalWeb"/>
-        <w:numPr>
-          <w:ilvl w:val="0"/>
-          <w:numId w:val="14"/>
-        </w:numPr>
         <w:spacing w:before="0" w:beforeAutospacing="0" w:after="0" w:afterAutospacing="0"/>
-        <w:jc w:val="both"/>
-        <w:rPr>
-          <w:rFonts w:ascii="Arial" w:hAnsi="Arial" w:cs="Arial"/>
-          <w:sz w:val="18"/>
-        </w:rPr>
-      </w:pPr>
-      <w:r>
-        <w:rPr>
-          <w:rFonts w:ascii="Arial" w:hAnsi="Arial" w:cs="Arial"/>
-          <w:sz w:val="18"/>
-        </w:rPr>
-        <w:t xml:space="preserve">Implemented search indexing and query tuning using </w:t>
-      </w:r>
-      <w:proofErr w:type="spellStart"/>
-      <w:r>
-        <w:rPr>
-          <w:rStyle w:val="Strong"/>
-          <w:rFonts w:ascii="Arial" w:hAnsi="Arial" w:cs="Arial"/>
-          <w:sz w:val="18"/>
-        </w:rPr>
-        <w:t>Elasticsearch</w:t>
-      </w:r>
-      <w:proofErr w:type="spellEnd"/>
-      <w:r>
-        <w:rPr>
-          <w:rStyle w:val="Strong"/>
-          <w:rFonts w:ascii="Arial" w:hAnsi="Arial" w:cs="Arial"/>
-          <w:sz w:val="18"/>
-        </w:rPr>
-        <w:t>/OpenSearch</w:t>
-      </w:r>
-      <w:r>
-        <w:rPr>
-          <w:rFonts w:ascii="Arial" w:hAnsi="Arial" w:cs="Arial"/>
-          <w:sz w:val="18"/>
-        </w:rPr>
-        <w:t xml:space="preserve"> with operational dashboards for relevance and latency.</w:t>
-      </w:r>
-    </w:p>
-    <w:p>
-      <w:pPr>
-        <w:pStyle w:val="NormalWeb"/>
-        <w:numPr>
-          <w:ilvl w:val="0"/>
-          <w:numId w:val="14"/>
-        </w:numPr>
-        <w:spacing w:before="0" w:beforeAutospacing="0" w:after="0" w:afterAutospacing="0"/>
-        <w:jc w:val="both"/>
-        <w:rPr>
-          <w:rFonts w:ascii="Arial" w:hAnsi="Arial" w:cs="Arial"/>
-          <w:sz w:val="18"/>
-        </w:rPr>
-      </w:pPr>
-      <w:r>
-        <w:rPr>
-          <w:rFonts w:ascii="Arial" w:hAnsi="Arial" w:cs="Arial"/>
-          <w:sz w:val="18"/>
-        </w:rPr>
-        <w:t xml:space="preserve">Delivered analytics exports feeding </w:t>
-      </w:r>
-      <w:r>
-        <w:rPr>
-          <w:rStyle w:val="Strong"/>
-          <w:rFonts w:ascii="Arial" w:hAnsi="Arial" w:cs="Arial"/>
-          <w:sz w:val="18"/>
-        </w:rPr>
-        <w:t>Redshift/</w:t>
-      </w:r>
-      <w:proofErr w:type="spellStart"/>
-      <w:r>
-        <w:rPr>
-          <w:rStyle w:val="Strong"/>
-          <w:rFonts w:ascii="Arial" w:hAnsi="Arial" w:cs="Arial"/>
-          <w:sz w:val="18"/>
-        </w:rPr>
-        <w:t>BigQuery</w:t>
-      </w:r>
-      <w:proofErr w:type="spellEnd"/>
-      <w:r>
-        <w:rPr>
-          <w:rFonts w:ascii="Arial" w:hAnsi="Arial" w:cs="Arial"/>
-          <w:sz w:val="18"/>
-        </w:rPr>
-        <w:t xml:space="preserve"> via event/stream pipelines, enabling consistent reporting without loading OLTP databases.</w:t>
+        <w:ind w:left="360"/>
+      </w:pPr>
+      <w:r>
+        <w:rPr>
+          <w:sz w:val="20"/>
+        </w:rPr>
+        <w:t xml:space="preserve">Highlights applied knowledge of caching, session storage, and performance optimization patterns that are highly relevant to scalable </w:t>
+      </w:r>
+      <w:r>
+        <w:rPr>
+          <w:rStyle w:val="Strong"/>
+          <w:sz w:val="20"/>
+        </w:rPr>
+        <w:t>Ruby on Rails</w:t>
+      </w:r>
+      <w:r>
+        <w:rPr>
+          <w:sz w:val="20"/>
+        </w:rPr>
+        <w:t xml:space="preserve"> applications.</w:t>
+      </w:r>
+    </w:p>
+    <w:p>
+      <w:pPr>
+        <w:tabs>
+          <w:tab w:val="left" w:pos="2667"/>
+        </w:tabs>
+      </w:pPr>
+      <w:r>
+        <w:tab/>
       </w:r>
     </w:p>
     <w:sectPr>
@@ -4557,6 +3350,120 @@
     </w:lvl>
   </w:abstractNum>
   <w:abstractNum w:abstractNumId="2">
+    <w:nsid w:val="1C7032C8"/>
+    <w:multiLevelType w:val="hybridMultilevel"/>
+    <w:tmpl w:val="9FA8666A"/>
+    <w:lvl w:ilvl="0" w:tplc="678CEB8C">
+      <w:start w:val="1"/>
+      <w:numFmt w:val="bullet"/>
+      <w:lvlText w:val="-"/>
+      <w:lvlJc w:val="left"/>
+      <w:pPr>
+        <w:ind w:left="360" w:hanging="360"/>
+      </w:pPr>
+      <w:rPr>
+        <w:rFonts w:ascii="Tw Cen MT" w:hAnsi="Tw Cen MT" w:hint="default"/>
+        <w:sz w:val="20"/>
+      </w:rPr>
+    </w:lvl>
+    <w:lvl w:ilvl="1" w:tplc="04090003" w:tentative="1">
+      <w:start w:val="1"/>
+      <w:numFmt w:val="bullet"/>
+      <w:lvlText w:val="o"/>
+      <w:lvlJc w:val="left"/>
+      <w:pPr>
+        <w:ind w:left="1080" w:hanging="360"/>
+      </w:pPr>
+      <w:rPr>
+        <w:rFonts w:ascii="Courier New" w:hAnsi="Courier New" w:cs="Courier New" w:hint="default"/>
+      </w:rPr>
+    </w:lvl>
+    <w:lvl w:ilvl="2" w:tplc="04090005" w:tentative="1">
+      <w:start w:val="1"/>
+      <w:numFmt w:val="bullet"/>
+      <w:lvlText w:val=""/>
+      <w:lvlJc w:val="left"/>
+      <w:pPr>
+        <w:ind w:left="1800" w:hanging="360"/>
+      </w:pPr>
+      <w:rPr>
+        <w:rFonts w:ascii="Wingdings" w:hAnsi="Wingdings" w:hint="default"/>
+      </w:rPr>
+    </w:lvl>
+    <w:lvl w:ilvl="3" w:tplc="04090001" w:tentative="1">
+      <w:start w:val="1"/>
+      <w:numFmt w:val="bullet"/>
+      <w:lvlText w:val=""/>
+      <w:lvlJc w:val="left"/>
+      <w:pPr>
+        <w:ind w:left="2520" w:hanging="360"/>
+      </w:pPr>
+      <w:rPr>
+        <w:rFonts w:ascii="Symbol" w:hAnsi="Symbol" w:hint="default"/>
+      </w:rPr>
+    </w:lvl>
+    <w:lvl w:ilvl="4" w:tplc="04090003" w:tentative="1">
+      <w:start w:val="1"/>
+      <w:numFmt w:val="bullet"/>
+      <w:lvlText w:val="o"/>
+      <w:lvlJc w:val="left"/>
+      <w:pPr>
+        <w:ind w:left="3240" w:hanging="360"/>
+      </w:pPr>
+      <w:rPr>
+        <w:rFonts w:ascii="Courier New" w:hAnsi="Courier New" w:cs="Courier New" w:hint="default"/>
+      </w:rPr>
+    </w:lvl>
+    <w:lvl w:ilvl="5" w:tplc="04090005" w:tentative="1">
+      <w:start w:val="1"/>
+      <w:numFmt w:val="bullet"/>
+      <w:lvlText w:val=""/>
+      <w:lvlJc w:val="left"/>
+      <w:pPr>
+        <w:ind w:left="3960" w:hanging="360"/>
+      </w:pPr>
+      <w:rPr>
+        <w:rFonts w:ascii="Wingdings" w:hAnsi="Wingdings" w:hint="default"/>
+      </w:rPr>
+    </w:lvl>
+    <w:lvl w:ilvl="6" w:tplc="04090001" w:tentative="1">
+      <w:start w:val="1"/>
+      <w:numFmt w:val="bullet"/>
+      <w:lvlText w:val=""/>
+      <w:lvlJc w:val="left"/>
+      <w:pPr>
+        <w:ind w:left="4680" w:hanging="360"/>
+      </w:pPr>
+      <w:rPr>
+        <w:rFonts w:ascii="Symbol" w:hAnsi="Symbol" w:hint="default"/>
+      </w:rPr>
+    </w:lvl>
+    <w:lvl w:ilvl="7" w:tplc="04090003" w:tentative="1">
+      <w:start w:val="1"/>
+      <w:numFmt w:val="bullet"/>
+      <w:lvlText w:val="o"/>
+      <w:lvlJc w:val="left"/>
+      <w:pPr>
+        <w:ind w:left="5400" w:hanging="360"/>
+      </w:pPr>
+      <w:rPr>
+        <w:rFonts w:ascii="Courier New" w:hAnsi="Courier New" w:cs="Courier New" w:hint="default"/>
+      </w:rPr>
+    </w:lvl>
+    <w:lvl w:ilvl="8" w:tplc="04090005" w:tentative="1">
+      <w:start w:val="1"/>
+      <w:numFmt w:val="bullet"/>
+      <w:lvlText w:val=""/>
+      <w:lvlJc w:val="left"/>
+      <w:pPr>
+        <w:ind w:left="6120" w:hanging="360"/>
+      </w:pPr>
+      <w:rPr>
+        <w:rFonts w:ascii="Wingdings" w:hAnsi="Wingdings" w:hint="default"/>
+      </w:rPr>
+    </w:lvl>
+  </w:abstractNum>
+  <w:abstractNum w:abstractNumId="3">
     <w:nsid w:val="209240CC"/>
     <w:multiLevelType w:val="multilevel"/>
     <w:tmpl w:val="33D6E58E"/>
@@ -4705,7 +3612,7 @@
       </w:rPr>
     </w:lvl>
   </w:abstractNum>
-  <w:abstractNum w:abstractNumId="3">
+  <w:abstractNum w:abstractNumId="4">
     <w:nsid w:val="2FE519C9"/>
     <w:multiLevelType w:val="hybridMultilevel"/>
     <w:tmpl w:val="23526600"/>
@@ -4817,7 +3724,7 @@
       </w:rPr>
     </w:lvl>
   </w:abstractNum>
-  <w:abstractNum w:abstractNumId="4">
+  <w:abstractNum w:abstractNumId="5">
     <w:nsid w:val="331C03E9"/>
     <w:multiLevelType w:val="hybridMultilevel"/>
     <w:tmpl w:val="44B2C938"/>
@@ -4903,7 +3810,7 @@
       </w:pPr>
     </w:lvl>
   </w:abstractNum>
-  <w:abstractNum w:abstractNumId="5">
+  <w:abstractNum w:abstractNumId="6">
     <w:nsid w:val="36495A3F"/>
     <w:multiLevelType w:val="hybridMultilevel"/>
     <w:tmpl w:val="C3DC4772"/>
@@ -5016,20 +3923,246 @@
       </w:rPr>
     </w:lvl>
   </w:abstractNum>
-  <w:abstractNum w:abstractNumId="6">
+  <w:abstractNum w:abstractNumId="7">
+    <w:nsid w:val="447E4E01"/>
+    <w:multiLevelType w:val="hybridMultilevel"/>
+    <w:tmpl w:val="9990916A"/>
+    <w:lvl w:ilvl="0" w:tplc="7054EACA">
+      <w:start w:val="1"/>
+      <w:numFmt w:val="bullet"/>
+      <w:lvlText w:val="-"/>
+      <w:lvlJc w:val="left"/>
+      <w:pPr>
+        <w:ind w:left="360" w:hanging="360"/>
+      </w:pPr>
+      <w:rPr>
+        <w:rFonts w:ascii="Tw Cen MT" w:hAnsi="Tw Cen MT" w:hint="default"/>
+      </w:rPr>
+    </w:lvl>
+    <w:lvl w:ilvl="1" w:tplc="04090003" w:tentative="1">
+      <w:start w:val="1"/>
+      <w:numFmt w:val="bullet"/>
+      <w:lvlText w:val="o"/>
+      <w:lvlJc w:val="left"/>
+      <w:pPr>
+        <w:ind w:left="1080" w:hanging="360"/>
+      </w:pPr>
+      <w:rPr>
+        <w:rFonts w:ascii="Courier New" w:hAnsi="Courier New" w:cs="Courier New" w:hint="default"/>
+      </w:rPr>
+    </w:lvl>
+    <w:lvl w:ilvl="2" w:tplc="04090005" w:tentative="1">
+      <w:start w:val="1"/>
+      <w:numFmt w:val="bullet"/>
+      <w:lvlText w:val=""/>
+      <w:lvlJc w:val="left"/>
+      <w:pPr>
+        <w:ind w:left="1800" w:hanging="360"/>
+      </w:pPr>
+      <w:rPr>
+        <w:rFonts w:ascii="Wingdings" w:hAnsi="Wingdings" w:hint="default"/>
+      </w:rPr>
+    </w:lvl>
+    <w:lvl w:ilvl="3" w:tplc="04090001" w:tentative="1">
+      <w:start w:val="1"/>
+      <w:numFmt w:val="bullet"/>
+      <w:lvlText w:val=""/>
+      <w:lvlJc w:val="left"/>
+      <w:pPr>
+        <w:ind w:left="2520" w:hanging="360"/>
+      </w:pPr>
+      <w:rPr>
+        <w:rFonts w:ascii="Symbol" w:hAnsi="Symbol" w:hint="default"/>
+      </w:rPr>
+    </w:lvl>
+    <w:lvl w:ilvl="4" w:tplc="04090003" w:tentative="1">
+      <w:start w:val="1"/>
+      <w:numFmt w:val="bullet"/>
+      <w:lvlText w:val="o"/>
+      <w:lvlJc w:val="left"/>
+      <w:pPr>
+        <w:ind w:left="3240" w:hanging="360"/>
+      </w:pPr>
+      <w:rPr>
+        <w:rFonts w:ascii="Courier New" w:hAnsi="Courier New" w:cs="Courier New" w:hint="default"/>
+      </w:rPr>
+    </w:lvl>
+    <w:lvl w:ilvl="5" w:tplc="04090005" w:tentative="1">
+      <w:start w:val="1"/>
+      <w:numFmt w:val="bullet"/>
+      <w:lvlText w:val=""/>
+      <w:lvlJc w:val="left"/>
+      <w:pPr>
+        <w:ind w:left="3960" w:hanging="360"/>
+      </w:pPr>
+      <w:rPr>
+        <w:rFonts w:ascii="Wingdings" w:hAnsi="Wingdings" w:hint="default"/>
+      </w:rPr>
+    </w:lvl>
+    <w:lvl w:ilvl="6" w:tplc="04090001" w:tentative="1">
+      <w:start w:val="1"/>
+      <w:numFmt w:val="bullet"/>
+      <w:lvlText w:val=""/>
+      <w:lvlJc w:val="left"/>
+      <w:pPr>
+        <w:ind w:left="4680" w:hanging="360"/>
+      </w:pPr>
+      <w:rPr>
+        <w:rFonts w:ascii="Symbol" w:hAnsi="Symbol" w:hint="default"/>
+      </w:rPr>
+    </w:lvl>
+    <w:lvl w:ilvl="7" w:tplc="04090003" w:tentative="1">
+      <w:start w:val="1"/>
+      <w:numFmt w:val="bullet"/>
+      <w:lvlText w:val="o"/>
+      <w:lvlJc w:val="left"/>
+      <w:pPr>
+        <w:ind w:left="5400" w:hanging="360"/>
+      </w:pPr>
+      <w:rPr>
+        <w:rFonts w:ascii="Courier New" w:hAnsi="Courier New" w:cs="Courier New" w:hint="default"/>
+      </w:rPr>
+    </w:lvl>
+    <w:lvl w:ilvl="8" w:tplc="04090005" w:tentative="1">
+      <w:start w:val="1"/>
+      <w:numFmt w:val="bullet"/>
+      <w:lvlText w:val=""/>
+      <w:lvlJc w:val="left"/>
+      <w:pPr>
+        <w:ind w:left="6120" w:hanging="360"/>
+      </w:pPr>
+      <w:rPr>
+        <w:rFonts w:ascii="Wingdings" w:hAnsi="Wingdings" w:hint="default"/>
+      </w:rPr>
+    </w:lvl>
+  </w:abstractNum>
+  <w:abstractNum w:abstractNumId="8">
+    <w:nsid w:val="51BD0227"/>
+    <w:multiLevelType w:val="hybridMultilevel"/>
+    <w:tmpl w:val="75ACAD90"/>
+    <w:lvl w:ilvl="0" w:tplc="7054EACA">
+      <w:start w:val="1"/>
+      <w:numFmt w:val="bullet"/>
+      <w:lvlText w:val="-"/>
+      <w:lvlJc w:val="left"/>
+      <w:pPr>
+        <w:ind w:left="360" w:hanging="360"/>
+      </w:pPr>
+      <w:rPr>
+        <w:rFonts w:ascii="Tw Cen MT" w:hAnsi="Tw Cen MT" w:hint="default"/>
+      </w:rPr>
+    </w:lvl>
+    <w:lvl w:ilvl="1" w:tplc="04090003" w:tentative="1">
+      <w:start w:val="1"/>
+      <w:numFmt w:val="bullet"/>
+      <w:lvlText w:val="o"/>
+      <w:lvlJc w:val="left"/>
+      <w:pPr>
+        <w:ind w:left="1080" w:hanging="360"/>
+      </w:pPr>
+      <w:rPr>
+        <w:rFonts w:ascii="Courier New" w:hAnsi="Courier New" w:cs="Courier New" w:hint="default"/>
+      </w:rPr>
+    </w:lvl>
+    <w:lvl w:ilvl="2" w:tplc="04090005" w:tentative="1">
+      <w:start w:val="1"/>
+      <w:numFmt w:val="bullet"/>
+      <w:lvlText w:val=""/>
+      <w:lvlJc w:val="left"/>
+      <w:pPr>
+        <w:ind w:left="1800" w:hanging="360"/>
+      </w:pPr>
+      <w:rPr>
+        <w:rFonts w:ascii="Wingdings" w:hAnsi="Wingdings" w:hint="default"/>
+      </w:rPr>
+    </w:lvl>
+    <w:lvl w:ilvl="3" w:tplc="04090001" w:tentative="1">
+      <w:start w:val="1"/>
+      <w:numFmt w:val="bullet"/>
+      <w:lvlText w:val=""/>
+      <w:lvlJc w:val="left"/>
+      <w:pPr>
+        <w:ind w:left="2520" w:hanging="360"/>
+      </w:pPr>
+      <w:rPr>
+        <w:rFonts w:ascii="Symbol" w:hAnsi="Symbol" w:hint="default"/>
+      </w:rPr>
+    </w:lvl>
+    <w:lvl w:ilvl="4" w:tplc="04090003" w:tentative="1">
+      <w:start w:val="1"/>
+      <w:numFmt w:val="bullet"/>
+      <w:lvlText w:val="o"/>
+      <w:lvlJc w:val="left"/>
+      <w:pPr>
+        <w:ind w:left="3240" w:hanging="360"/>
+      </w:pPr>
+      <w:rPr>
+        <w:rFonts w:ascii="Courier New" w:hAnsi="Courier New" w:cs="Courier New" w:hint="default"/>
+      </w:rPr>
+    </w:lvl>
+    <w:lvl w:ilvl="5" w:tplc="04090005" w:tentative="1">
+      <w:start w:val="1"/>
+      <w:numFmt w:val="bullet"/>
+      <w:lvlText w:val=""/>
+      <w:lvlJc w:val="left"/>
+      <w:pPr>
+        <w:ind w:left="3960" w:hanging="360"/>
+      </w:pPr>
+      <w:rPr>
+        <w:rFonts w:ascii="Wingdings" w:hAnsi="Wingdings" w:hint="default"/>
+      </w:rPr>
+    </w:lvl>
+    <w:lvl w:ilvl="6" w:tplc="04090001" w:tentative="1">
+      <w:start w:val="1"/>
+      <w:numFmt w:val="bullet"/>
+      <w:lvlText w:val=""/>
+      <w:lvlJc w:val="left"/>
+      <w:pPr>
+        <w:ind w:left="4680" w:hanging="360"/>
+      </w:pPr>
+      <w:rPr>
+        <w:rFonts w:ascii="Symbol" w:hAnsi="Symbol" w:hint="default"/>
+      </w:rPr>
+    </w:lvl>
+    <w:lvl w:ilvl="7" w:tplc="04090003" w:tentative="1">
+      <w:start w:val="1"/>
+      <w:numFmt w:val="bullet"/>
+      <w:lvlText w:val="o"/>
+      <w:lvlJc w:val="left"/>
+      <w:pPr>
+        <w:ind w:left="5400" w:hanging="360"/>
+      </w:pPr>
+      <w:rPr>
+        <w:rFonts w:ascii="Courier New" w:hAnsi="Courier New" w:cs="Courier New" w:hint="default"/>
+      </w:rPr>
+    </w:lvl>
+    <w:lvl w:ilvl="8" w:tplc="04090005" w:tentative="1">
+      <w:start w:val="1"/>
+      <w:numFmt w:val="bullet"/>
+      <w:lvlText w:val=""/>
+      <w:lvlJc w:val="left"/>
+      <w:pPr>
+        <w:ind w:left="6120" w:hanging="360"/>
+      </w:pPr>
+      <w:rPr>
+        <w:rFonts w:ascii="Wingdings" w:hAnsi="Wingdings" w:hint="default"/>
+      </w:rPr>
+    </w:lvl>
+  </w:abstractNum>
+  <w:abstractNum w:abstractNumId="9">
     <w:nsid w:val="55F72620"/>
     <w:multiLevelType w:val="hybridMultilevel"/>
-    <w:tmpl w:val="A426DF42"/>
-    <w:lvl w:ilvl="0" w:tplc="0409000B">
-      <w:start w:val="1"/>
-      <w:numFmt w:val="bullet"/>
-      <w:lvlText w:val=""/>
+    <w:tmpl w:val="D9AC3AD8"/>
+    <w:lvl w:ilvl="0" w:tplc="7054EACA">
+      <w:start w:val="1"/>
+      <w:numFmt w:val="bullet"/>
+      <w:lvlText w:val="-"/>
       <w:lvlJc w:val="left"/>
       <w:pPr>
         <w:ind w:left="360" w:hanging="360"/>
       </w:pPr>
       <w:rPr>
-        <w:rFonts w:ascii="Wingdings" w:hAnsi="Wingdings" w:hint="default"/>
+        <w:rFonts w:ascii="Tw Cen MT" w:hAnsi="Tw Cen MT" w:hint="default"/>
       </w:rPr>
     </w:lvl>
     <w:lvl w:ilvl="1" w:tplc="04090003" w:tentative="1">
@@ -5129,7 +4262,120 @@
       </w:rPr>
     </w:lvl>
   </w:abstractNum>
-  <w:abstractNum w:abstractNumId="7">
+  <w:abstractNum w:abstractNumId="10">
+    <w:nsid w:val="571B6405"/>
+    <w:multiLevelType w:val="hybridMultilevel"/>
+    <w:tmpl w:val="D8E44D06"/>
+    <w:lvl w:ilvl="0" w:tplc="7054EACA">
+      <w:start w:val="1"/>
+      <w:numFmt w:val="bullet"/>
+      <w:lvlText w:val="-"/>
+      <w:lvlJc w:val="left"/>
+      <w:pPr>
+        <w:ind w:left="360" w:hanging="360"/>
+      </w:pPr>
+      <w:rPr>
+        <w:rFonts w:ascii="Tw Cen MT" w:hAnsi="Tw Cen MT" w:hint="default"/>
+      </w:rPr>
+    </w:lvl>
+    <w:lvl w:ilvl="1" w:tplc="04090003" w:tentative="1">
+      <w:start w:val="1"/>
+      <w:numFmt w:val="bullet"/>
+      <w:lvlText w:val="o"/>
+      <w:lvlJc w:val="left"/>
+      <w:pPr>
+        <w:ind w:left="1080" w:hanging="360"/>
+      </w:pPr>
+      <w:rPr>
+        <w:rFonts w:ascii="Courier New" w:hAnsi="Courier New" w:cs="Courier New" w:hint="default"/>
+      </w:rPr>
+    </w:lvl>
+    <w:lvl w:ilvl="2" w:tplc="04090005" w:tentative="1">
+      <w:start w:val="1"/>
+      <w:numFmt w:val="bullet"/>
+      <w:lvlText w:val=""/>
+      <w:lvlJc w:val="left"/>
+      <w:pPr>
+        <w:ind w:left="1800" w:hanging="360"/>
+      </w:pPr>
+      <w:rPr>
+        <w:rFonts w:ascii="Wingdings" w:hAnsi="Wingdings" w:hint="default"/>
+      </w:rPr>
+    </w:lvl>
+    <w:lvl w:ilvl="3" w:tplc="04090001" w:tentative="1">
+      <w:start w:val="1"/>
+      <w:numFmt w:val="bullet"/>
+      <w:lvlText w:val=""/>
+      <w:lvlJc w:val="left"/>
+      <w:pPr>
+        <w:ind w:left="2520" w:hanging="360"/>
+      </w:pPr>
+      <w:rPr>
+        <w:rFonts w:ascii="Symbol" w:hAnsi="Symbol" w:hint="default"/>
+      </w:rPr>
+    </w:lvl>
+    <w:lvl w:ilvl="4" w:tplc="04090003" w:tentative="1">
+      <w:start w:val="1"/>
+      <w:numFmt w:val="bullet"/>
+      <w:lvlText w:val="o"/>
+      <w:lvlJc w:val="left"/>
+      <w:pPr>
+        <w:ind w:left="3240" w:hanging="360"/>
+      </w:pPr>
+      <w:rPr>
+        <w:rFonts w:ascii="Courier New" w:hAnsi="Courier New" w:cs="Courier New" w:hint="default"/>
+      </w:rPr>
+    </w:lvl>
+    <w:lvl w:ilvl="5" w:tplc="04090005" w:tentative="1">
+      <w:start w:val="1"/>
+      <w:numFmt w:val="bullet"/>
+      <w:lvlText w:val=""/>
+      <w:lvlJc w:val="left"/>
+      <w:pPr>
+        <w:ind w:left="3960" w:hanging="360"/>
+      </w:pPr>
+      <w:rPr>
+        <w:rFonts w:ascii="Wingdings" w:hAnsi="Wingdings" w:hint="default"/>
+      </w:rPr>
+    </w:lvl>
+    <w:lvl w:ilvl="6" w:tplc="04090001" w:tentative="1">
+      <w:start w:val="1"/>
+      <w:numFmt w:val="bullet"/>
+      <w:lvlText w:val=""/>
+      <w:lvlJc w:val="left"/>
+      <w:pPr>
+        <w:ind w:left="4680" w:hanging="360"/>
+      </w:pPr>
+      <w:rPr>
+        <w:rFonts w:ascii="Symbol" w:hAnsi="Symbol" w:hint="default"/>
+      </w:rPr>
+    </w:lvl>
+    <w:lvl w:ilvl="7" w:tplc="04090003" w:tentative="1">
+      <w:start w:val="1"/>
+      <w:numFmt w:val="bullet"/>
+      <w:lvlText w:val="o"/>
+      <w:lvlJc w:val="left"/>
+      <w:pPr>
+        <w:ind w:left="5400" w:hanging="360"/>
+      </w:pPr>
+      <w:rPr>
+        <w:rFonts w:ascii="Courier New" w:hAnsi="Courier New" w:cs="Courier New" w:hint="default"/>
+      </w:rPr>
+    </w:lvl>
+    <w:lvl w:ilvl="8" w:tplc="04090005" w:tentative="1">
+      <w:start w:val="1"/>
+      <w:numFmt w:val="bullet"/>
+      <w:lvlText w:val=""/>
+      <w:lvlJc w:val="left"/>
+      <w:pPr>
+        <w:ind w:left="6120" w:hanging="360"/>
+      </w:pPr>
+      <w:rPr>
+        <w:rFonts w:ascii="Wingdings" w:hAnsi="Wingdings" w:hint="default"/>
+      </w:rPr>
+    </w:lvl>
+  </w:abstractNum>
+  <w:abstractNum w:abstractNumId="11">
     <w:nsid w:val="5A3E32D4"/>
     <w:multiLevelType w:val="multilevel"/>
     <w:tmpl w:val="47760B2C"/>
@@ -5278,7 +4524,7 @@
       </w:rPr>
     </w:lvl>
   </w:abstractNum>
-  <w:abstractNum w:abstractNumId="8">
+  <w:abstractNum w:abstractNumId="12">
     <w:nsid w:val="5ABC16C3"/>
     <w:multiLevelType w:val="hybridMultilevel"/>
     <w:tmpl w:val="36B2DB0A"/>
@@ -5390,7 +4636,7 @@
       </w:rPr>
     </w:lvl>
   </w:abstractNum>
-  <w:abstractNum w:abstractNumId="9">
+  <w:abstractNum w:abstractNumId="13">
     <w:nsid w:val="5B66286B"/>
     <w:multiLevelType w:val="hybridMultilevel"/>
     <w:tmpl w:val="A5B6E734"/>
@@ -5502,7 +4748,235 @@
       </w:rPr>
     </w:lvl>
   </w:abstractNum>
-  <w:abstractNum w:abstractNumId="10">
+  <w:abstractNum w:abstractNumId="14">
+    <w:nsid w:val="5CC651EB"/>
+    <w:multiLevelType w:val="hybridMultilevel"/>
+    <w:tmpl w:val="7610AD20"/>
+    <w:lvl w:ilvl="0" w:tplc="532418DA">
+      <w:start w:val="1"/>
+      <w:numFmt w:val="bullet"/>
+      <w:lvlText w:val="-"/>
+      <w:lvlJc w:val="left"/>
+      <w:pPr>
+        <w:ind w:left="360" w:hanging="360"/>
+      </w:pPr>
+      <w:rPr>
+        <w:rFonts w:ascii="Tw Cen MT" w:hAnsi="Tw Cen MT" w:hint="default"/>
+        <w:sz w:val="20"/>
+      </w:rPr>
+    </w:lvl>
+    <w:lvl w:ilvl="1" w:tplc="04090003" w:tentative="1">
+      <w:start w:val="1"/>
+      <w:numFmt w:val="bullet"/>
+      <w:lvlText w:val="o"/>
+      <w:lvlJc w:val="left"/>
+      <w:pPr>
+        <w:ind w:left="1080" w:hanging="360"/>
+      </w:pPr>
+      <w:rPr>
+        <w:rFonts w:ascii="Courier New" w:hAnsi="Courier New" w:cs="Courier New" w:hint="default"/>
+      </w:rPr>
+    </w:lvl>
+    <w:lvl w:ilvl="2" w:tplc="04090005" w:tentative="1">
+      <w:start w:val="1"/>
+      <w:numFmt w:val="bullet"/>
+      <w:lvlText w:val=""/>
+      <w:lvlJc w:val="left"/>
+      <w:pPr>
+        <w:ind w:left="1800" w:hanging="360"/>
+      </w:pPr>
+      <w:rPr>
+        <w:rFonts w:ascii="Wingdings" w:hAnsi="Wingdings" w:hint="default"/>
+      </w:rPr>
+    </w:lvl>
+    <w:lvl w:ilvl="3" w:tplc="04090001" w:tentative="1">
+      <w:start w:val="1"/>
+      <w:numFmt w:val="bullet"/>
+      <w:lvlText w:val=""/>
+      <w:lvlJc w:val="left"/>
+      <w:pPr>
+        <w:ind w:left="2520" w:hanging="360"/>
+      </w:pPr>
+      <w:rPr>
+        <w:rFonts w:ascii="Symbol" w:hAnsi="Symbol" w:hint="default"/>
+      </w:rPr>
+    </w:lvl>
+    <w:lvl w:ilvl="4" w:tplc="04090003" w:tentative="1">
+      <w:start w:val="1"/>
+      <w:numFmt w:val="bullet"/>
+      <w:lvlText w:val="o"/>
+      <w:lvlJc w:val="left"/>
+      <w:pPr>
+        <w:ind w:left="3240" w:hanging="360"/>
+      </w:pPr>
+      <w:rPr>
+        <w:rFonts w:ascii="Courier New" w:hAnsi="Courier New" w:cs="Courier New" w:hint="default"/>
+      </w:rPr>
+    </w:lvl>
+    <w:lvl w:ilvl="5" w:tplc="04090005" w:tentative="1">
+      <w:start w:val="1"/>
+      <w:numFmt w:val="bullet"/>
+      <w:lvlText w:val=""/>
+      <w:lvlJc w:val="left"/>
+      <w:pPr>
+        <w:ind w:left="3960" w:hanging="360"/>
+      </w:pPr>
+      <w:rPr>
+        <w:rFonts w:ascii="Wingdings" w:hAnsi="Wingdings" w:hint="default"/>
+      </w:rPr>
+    </w:lvl>
+    <w:lvl w:ilvl="6" w:tplc="04090001" w:tentative="1">
+      <w:start w:val="1"/>
+      <w:numFmt w:val="bullet"/>
+      <w:lvlText w:val=""/>
+      <w:lvlJc w:val="left"/>
+      <w:pPr>
+        <w:ind w:left="4680" w:hanging="360"/>
+      </w:pPr>
+      <w:rPr>
+        <w:rFonts w:ascii="Symbol" w:hAnsi="Symbol" w:hint="default"/>
+      </w:rPr>
+    </w:lvl>
+    <w:lvl w:ilvl="7" w:tplc="04090003" w:tentative="1">
+      <w:start w:val="1"/>
+      <w:numFmt w:val="bullet"/>
+      <w:lvlText w:val="o"/>
+      <w:lvlJc w:val="left"/>
+      <w:pPr>
+        <w:ind w:left="5400" w:hanging="360"/>
+      </w:pPr>
+      <w:rPr>
+        <w:rFonts w:ascii="Courier New" w:hAnsi="Courier New" w:cs="Courier New" w:hint="default"/>
+      </w:rPr>
+    </w:lvl>
+    <w:lvl w:ilvl="8" w:tplc="04090005" w:tentative="1">
+      <w:start w:val="1"/>
+      <w:numFmt w:val="bullet"/>
+      <w:lvlText w:val=""/>
+      <w:lvlJc w:val="left"/>
+      <w:pPr>
+        <w:ind w:left="6120" w:hanging="360"/>
+      </w:pPr>
+      <w:rPr>
+        <w:rFonts w:ascii="Wingdings" w:hAnsi="Wingdings" w:hint="default"/>
+      </w:rPr>
+    </w:lvl>
+  </w:abstractNum>
+  <w:abstractNum w:abstractNumId="15">
+    <w:nsid w:val="5D6828E9"/>
+    <w:multiLevelType w:val="hybridMultilevel"/>
+    <w:tmpl w:val="9134045A"/>
+    <w:lvl w:ilvl="0" w:tplc="327AF122">
+      <w:start w:val="1"/>
+      <w:numFmt w:val="bullet"/>
+      <w:lvlText w:val="-"/>
+      <w:lvlJc w:val="left"/>
+      <w:pPr>
+        <w:ind w:left="360" w:hanging="360"/>
+      </w:pPr>
+      <w:rPr>
+        <w:rFonts w:ascii="Tw Cen MT" w:hAnsi="Tw Cen MT" w:hint="default"/>
+        <w:sz w:val="20"/>
+      </w:rPr>
+    </w:lvl>
+    <w:lvl w:ilvl="1" w:tplc="04090003" w:tentative="1">
+      <w:start w:val="1"/>
+      <w:numFmt w:val="bullet"/>
+      <w:lvlText w:val="o"/>
+      <w:lvlJc w:val="left"/>
+      <w:pPr>
+        <w:ind w:left="1080" w:hanging="360"/>
+      </w:pPr>
+      <w:rPr>
+        <w:rFonts w:ascii="Courier New" w:hAnsi="Courier New" w:cs="Courier New" w:hint="default"/>
+      </w:rPr>
+    </w:lvl>
+    <w:lvl w:ilvl="2" w:tplc="04090005" w:tentative="1">
+      <w:start w:val="1"/>
+      <w:numFmt w:val="bullet"/>
+      <w:lvlText w:val=""/>
+      <w:lvlJc w:val="left"/>
+      <w:pPr>
+        <w:ind w:left="1800" w:hanging="360"/>
+      </w:pPr>
+      <w:rPr>
+        <w:rFonts w:ascii="Wingdings" w:hAnsi="Wingdings" w:hint="default"/>
+      </w:rPr>
+    </w:lvl>
+    <w:lvl w:ilvl="3" w:tplc="04090001" w:tentative="1">
+      <w:start w:val="1"/>
+      <w:numFmt w:val="bullet"/>
+      <w:lvlText w:val=""/>
+      <w:lvlJc w:val="left"/>
+      <w:pPr>
+        <w:ind w:left="2520" w:hanging="360"/>
+      </w:pPr>
+      <w:rPr>
+        <w:rFonts w:ascii="Symbol" w:hAnsi="Symbol" w:hint="default"/>
+      </w:rPr>
+    </w:lvl>
+    <w:lvl w:ilvl="4" w:tplc="04090003" w:tentative="1">
+      <w:start w:val="1"/>
+      <w:numFmt w:val="bullet"/>
+      <w:lvlText w:val="o"/>
+      <w:lvlJc w:val="left"/>
+      <w:pPr>
+        <w:ind w:left="3240" w:hanging="360"/>
+      </w:pPr>
+      <w:rPr>
+        <w:rFonts w:ascii="Courier New" w:hAnsi="Courier New" w:cs="Courier New" w:hint="default"/>
+      </w:rPr>
+    </w:lvl>
+    <w:lvl w:ilvl="5" w:tplc="04090005" w:tentative="1">
+      <w:start w:val="1"/>
+      <w:numFmt w:val="bullet"/>
+      <w:lvlText w:val=""/>
+      <w:lvlJc w:val="left"/>
+      <w:pPr>
+        <w:ind w:left="3960" w:hanging="360"/>
+      </w:pPr>
+      <w:rPr>
+        <w:rFonts w:ascii="Wingdings" w:hAnsi="Wingdings" w:hint="default"/>
+      </w:rPr>
+    </w:lvl>
+    <w:lvl w:ilvl="6" w:tplc="04090001" w:tentative="1">
+      <w:start w:val="1"/>
+      <w:numFmt w:val="bullet"/>
+      <w:lvlText w:val=""/>
+      <w:lvlJc w:val="left"/>
+      <w:pPr>
+        <w:ind w:left="4680" w:hanging="360"/>
+      </w:pPr>
+      <w:rPr>
+        <w:rFonts w:ascii="Symbol" w:hAnsi="Symbol" w:hint="default"/>
+      </w:rPr>
+    </w:lvl>
+    <w:lvl w:ilvl="7" w:tplc="04090003" w:tentative="1">
+      <w:start w:val="1"/>
+      <w:numFmt w:val="bullet"/>
+      <w:lvlText w:val="o"/>
+      <w:lvlJc w:val="left"/>
+      <w:pPr>
+        <w:ind w:left="5400" w:hanging="360"/>
+      </w:pPr>
+      <w:rPr>
+        <w:rFonts w:ascii="Courier New" w:hAnsi="Courier New" w:cs="Courier New" w:hint="default"/>
+      </w:rPr>
+    </w:lvl>
+    <w:lvl w:ilvl="8" w:tplc="04090005" w:tentative="1">
+      <w:start w:val="1"/>
+      <w:numFmt w:val="bullet"/>
+      <w:lvlText w:val=""/>
+      <w:lvlJc w:val="left"/>
+      <w:pPr>
+        <w:ind w:left="6120" w:hanging="360"/>
+      </w:pPr>
+      <w:rPr>
+        <w:rFonts w:ascii="Wingdings" w:hAnsi="Wingdings" w:hint="default"/>
+      </w:rPr>
+    </w:lvl>
+  </w:abstractNum>
+  <w:abstractNum w:abstractNumId="16">
     <w:nsid w:val="60126F5A"/>
     <w:multiLevelType w:val="multilevel"/>
     <w:tmpl w:val="3B4E774C"/>
@@ -5651,7 +5125,7 @@
       </w:rPr>
     </w:lvl>
   </w:abstractNum>
-  <w:abstractNum w:abstractNumId="11">
+  <w:abstractNum w:abstractNumId="17">
     <w:nsid w:val="6DDD7CD5"/>
     <w:multiLevelType w:val="multilevel"/>
     <w:tmpl w:val="8A02F9EE"/>
@@ -5800,7 +5274,7 @@
       </w:rPr>
     </w:lvl>
   </w:abstractNum>
-  <w:abstractNum w:abstractNumId="12">
+  <w:abstractNum w:abstractNumId="18">
     <w:nsid w:val="72697F9C"/>
     <w:multiLevelType w:val="hybridMultilevel"/>
     <w:tmpl w:val="9D22AE58"/>
@@ -5913,7 +5387,7 @@
       </w:rPr>
     </w:lvl>
   </w:abstractNum>
-  <w:abstractNum w:abstractNumId="13">
+  <w:abstractNum w:abstractNumId="19">
     <w:nsid w:val="7436096E"/>
     <w:multiLevelType w:val="hybridMultilevel"/>
     <w:tmpl w:val="D55E182E"/>
@@ -6026,7 +5500,7 @@
       </w:rPr>
     </w:lvl>
   </w:abstractNum>
-  <w:abstractNum w:abstractNumId="14">
+  <w:abstractNum w:abstractNumId="20">
     <w:nsid w:val="78A23D8A"/>
     <w:multiLevelType w:val="hybridMultilevel"/>
     <w:tmpl w:val="B3820270"/>
@@ -6139,52 +5613,70 @@
     </w:lvl>
   </w:abstractNum>
   <w:num w:numId="1">
-    <w:abstractNumId w:val="4"/>
+    <w:abstractNumId w:val="5"/>
     <w:lvlOverride w:ilvl="0">
       <w:startOverride w:val="1"/>
     </w:lvlOverride>
   </w:num>
   <w:num w:numId="2">
-    <w:abstractNumId w:val="13"/>
+    <w:abstractNumId w:val="19"/>
   </w:num>
   <w:num w:numId="3">
-    <w:abstractNumId w:val="12"/>
+    <w:abstractNumId w:val="18"/>
   </w:num>
   <w:num w:numId="4">
-    <w:abstractNumId w:val="9"/>
+    <w:abstractNumId w:val="13"/>
   </w:num>
   <w:num w:numId="5">
     <w:abstractNumId w:val="0"/>
   </w:num>
   <w:num w:numId="6">
-    <w:abstractNumId w:val="8"/>
+    <w:abstractNumId w:val="12"/>
   </w:num>
   <w:num w:numId="7">
-    <w:abstractNumId w:val="5"/>
+    <w:abstractNumId w:val="6"/>
   </w:num>
   <w:num w:numId="8">
-    <w:abstractNumId w:val="14"/>
+    <w:abstractNumId w:val="20"/>
   </w:num>
   <w:num w:numId="9">
     <w:abstractNumId w:val="1"/>
   </w:num>
   <w:num w:numId="10">
+    <w:abstractNumId w:val="4"/>
+  </w:num>
+  <w:num w:numId="11">
+    <w:abstractNumId w:val="17"/>
+  </w:num>
+  <w:num w:numId="12">
+    <w:abstractNumId w:val="11"/>
+  </w:num>
+  <w:num w:numId="13">
     <w:abstractNumId w:val="3"/>
   </w:num>
-  <w:num w:numId="11">
-    <w:abstractNumId w:val="11"/>
+  <w:num w:numId="14">
+    <w:abstractNumId w:val="16"/>
   </w:num>
-  <w:num w:numId="12">
+  <w:num w:numId="15">
+    <w:abstractNumId w:val="9"/>
+  </w:num>
+  <w:num w:numId="16">
+    <w:abstractNumId w:val="10"/>
+  </w:num>
+  <w:num w:numId="17">
+    <w:abstractNumId w:val="15"/>
+  </w:num>
+  <w:num w:numId="18">
+    <w:abstractNumId w:val="8"/>
+  </w:num>
+  <w:num w:numId="19">
+    <w:abstractNumId w:val="2"/>
+  </w:num>
+  <w:num w:numId="20">
     <w:abstractNumId w:val="7"/>
   </w:num>
-  <w:num w:numId="13">
-    <w:abstractNumId w:val="2"/>
-  </w:num>
-  <w:num w:numId="14">
-    <w:abstractNumId w:val="10"/>
-  </w:num>
-  <w:num w:numId="15">
-    <w:abstractNumId w:val="6"/>
+  <w:num w:numId="21">
+    <w:abstractNumId w:val="14"/>
   </w:num>
 </w:numbering>
 </file>

--- a/William/Ruby on Rails, ReactJS, NodeJS and Tailwind CSS/William_Jackson.docx
+++ b/William/Ruby on Rails, ReactJS, NodeJS and Tailwind CSS/William_Jackson.docx
@@ -6,13 +6,9 @@
       <w:pPr>
         <w:spacing w:after="40"/>
         <w:jc w:val="center"/>
-        <w:rPr>
-          <w:rFonts w:ascii="Stencil" w:hAnsi="Stencil"/>
-        </w:rPr>
-      </w:pPr>
-      <w:r>
-        <w:rPr>
-          <w:rFonts w:ascii="Stencil" w:hAnsi="Stencil"/>
+      </w:pPr>
+      <w:r>
+        <w:rPr>
           <w:b/>
           <w:bCs/>
           <w:color w:val="111111"/>
@@ -23,7 +19,6 @@
       </w:r>
       <w:r>
         <w:rPr>
-          <w:rFonts w:ascii="Stencil" w:hAnsi="Stencil"/>
           <w:b/>
           <w:bCs/>
           <w:color w:val="111111"/>
@@ -34,7 +29,6 @@
       </w:r>
       <w:r>
         <w:rPr>
-          <w:rFonts w:ascii="Stencil" w:hAnsi="Stencil"/>
           <w:b/>
           <w:bCs/>
           <w:color w:val="B91C1C"/>
@@ -110,7 +104,16 @@
                 <w:sz w:val="17"/>
                 <w:szCs w:val="17"/>
               </w:rPr>
-              <w:t xml:space="preserve">Wellington, Nevada, United States </w:t>
+              <w:t xml:space="preserve">Wellington, Nevada, United States | </w:t>
+            </w:r>
+            <w:r>
+              <w:rPr>
+                <w:rFonts w:ascii="Arial" w:eastAsia="Arial" w:hAnsi="Arial" w:cs="Arial"/>
+                <w:color w:val="FFFFFF"/>
+                <w:sz w:val="17"/>
+                <w:szCs w:val="17"/>
+              </w:rPr>
+              <w:t>+1 (786) 949-7561</w:t>
             </w:r>
             <w:r>
               <w:rPr>
@@ -128,7 +131,7 @@
                 <w:sz w:val="17"/>
                 <w:szCs w:val="17"/>
               </w:rPr>
-              <w:t>(725) 258-7943</w:t>
+              <w:t>williamjackson.pro@outlook.com</w:t>
             </w:r>
             <w:r>
               <w:rPr>
@@ -137,34 +140,7 @@
                 <w:sz w:val="17"/>
                 <w:szCs w:val="17"/>
               </w:rPr>
-              <w:t xml:space="preserve"> </w:t>
-            </w:r>
-            <w:r>
-              <w:rPr>
-                <w:rFonts w:ascii="Arial" w:eastAsia="Arial" w:hAnsi="Arial" w:cs="Arial"/>
-                <w:color w:val="FFFFFF"/>
-                <w:sz w:val="17"/>
-                <w:szCs w:val="17"/>
-              </w:rPr>
-              <w:t xml:space="preserve">| </w:t>
-            </w:r>
-            <w:r>
-              <w:rPr>
-                <w:rFonts w:ascii="Arial" w:eastAsia="Arial" w:hAnsi="Arial" w:cs="Arial"/>
-                <w:color w:val="FFFFFF"/>
-                <w:sz w:val="17"/>
-                <w:szCs w:val="17"/>
-              </w:rPr>
-              <w:t>williamjacksondev@outlook.com</w:t>
-            </w:r>
-            <w:r>
-              <w:rPr>
-                <w:rFonts w:ascii="Arial" w:eastAsia="Arial" w:hAnsi="Arial" w:cs="Arial"/>
-                <w:color w:val="FFFFFF"/>
-                <w:sz w:val="17"/>
-                <w:szCs w:val="17"/>
-              </w:rPr>
-              <w:t xml:space="preserve">| </w:t>
+              <w:t xml:space="preserve"> | </w:t>
             </w:r>
             <w:r>
               <w:rPr>
@@ -182,30 +158,30 @@
                 <w:sz w:val="17"/>
                 <w:szCs w:val="17"/>
               </w:rPr>
-              <w:t>75b9343b6/</w:t>
+              <w:t>75b9343b6</w:t>
             </w:r>
+            <w:bookmarkStart w:id="0" w:name="_GoBack"/>
+            <w:bookmarkEnd w:id="0"/>
           </w:p>
         </w:tc>
       </w:tr>
     </w:tbl>
     <w:p>
       <w:pPr>
-        <w:spacing w:after="120"/>
-      </w:pPr>
-    </w:p>
-    <w:p>
-      <w:pPr>
         <w:pBdr>
           <w:bottom w:val="single" w:sz="6" w:space="0" w:color="B91C1C"/>
         </w:pBdr>
         <w:spacing w:before="120" w:after="80"/>
+        <w:rPr>
+          <w:sz w:val="24"/>
+        </w:rPr>
       </w:pPr>
       <w:r>
         <w:rPr>
           <w:b/>
           <w:bCs/>
           <w:color w:val="111111"/>
-          <w:sz w:val="21"/>
+          <w:sz w:val="24"/>
           <w:szCs w:val="21"/>
         </w:rPr>
         <w:t>PROFESSIONAL SUMMARY</w:t>
@@ -218,116 +194,116 @@
         <w:jc w:val="both"/>
         <w:rPr>
           <w:rFonts w:ascii="Arial" w:hAnsi="Arial" w:cs="Arial"/>
-          <w:sz w:val="16"/>
-        </w:rPr>
-      </w:pPr>
-      <w:r>
-        <w:rPr>
-          <w:sz w:val="20"/>
+          <w:sz w:val="18"/>
+        </w:rPr>
+      </w:pPr>
+      <w:r>
+        <w:rPr>
+          <w:sz w:val="22"/>
         </w:rPr>
         <w:t xml:space="preserve">Senior Software Engineer with 10+ years of experience delivering customer-facing </w:t>
       </w:r>
       <w:proofErr w:type="spellStart"/>
       <w:r>
         <w:rPr>
-          <w:sz w:val="20"/>
+          <w:sz w:val="22"/>
         </w:rPr>
         <w:t>SaaS</w:t>
       </w:r>
       <w:proofErr w:type="spellEnd"/>
       <w:r>
         <w:rPr>
-          <w:sz w:val="20"/>
+          <w:sz w:val="22"/>
         </w:rPr>
         <w:t xml:space="preserve"> platforms, internal business systems, and API-driven products across the </w:t>
       </w:r>
       <w:r>
         <w:rPr>
           <w:rStyle w:val="Strong"/>
-          <w:sz w:val="20"/>
+          <w:sz w:val="22"/>
         </w:rPr>
         <w:t>software</w:t>
       </w:r>
       <w:r>
         <w:rPr>
-          <w:sz w:val="20"/>
+          <w:sz w:val="22"/>
         </w:rPr>
         <w:t xml:space="preserve">, </w:t>
       </w:r>
       <w:r>
         <w:rPr>
           <w:rStyle w:val="Strong"/>
-          <w:sz w:val="20"/>
+          <w:sz w:val="22"/>
         </w:rPr>
         <w:t>digital services</w:t>
       </w:r>
       <w:r>
         <w:rPr>
-          <w:sz w:val="20"/>
+          <w:sz w:val="22"/>
         </w:rPr>
         <w:t xml:space="preserve">, and </w:t>
       </w:r>
       <w:r>
         <w:rPr>
           <w:rStyle w:val="Strong"/>
-          <w:sz w:val="20"/>
+          <w:sz w:val="22"/>
         </w:rPr>
         <w:t>platform engineering</w:t>
       </w:r>
       <w:r>
         <w:rPr>
-          <w:sz w:val="20"/>
+          <w:sz w:val="22"/>
         </w:rPr>
         <w:t xml:space="preserve"> industries, with deep specialization in </w:t>
       </w:r>
       <w:r>
         <w:rPr>
           <w:rStyle w:val="Strong"/>
-          <w:sz w:val="20"/>
+          <w:sz w:val="22"/>
         </w:rPr>
         <w:t>Ruby 2.3–3.2</w:t>
       </w:r>
       <w:r>
         <w:rPr>
-          <w:sz w:val="20"/>
+          <w:sz w:val="22"/>
         </w:rPr>
         <w:t xml:space="preserve">, </w:t>
       </w:r>
       <w:r>
         <w:rPr>
           <w:rStyle w:val="Strong"/>
-          <w:sz w:val="20"/>
+          <w:sz w:val="22"/>
         </w:rPr>
         <w:t>Ruby on Rails 4.2–7.0</w:t>
       </w:r>
       <w:r>
         <w:rPr>
-          <w:sz w:val="20"/>
+          <w:sz w:val="22"/>
         </w:rPr>
         <w:t xml:space="preserve">, </w:t>
       </w:r>
       <w:r>
         <w:rPr>
           <w:rStyle w:val="Strong"/>
-          <w:sz w:val="20"/>
+          <w:sz w:val="22"/>
         </w:rPr>
         <w:t>React 16–18</w:t>
       </w:r>
       <w:r>
         <w:rPr>
-          <w:sz w:val="20"/>
+          <w:sz w:val="22"/>
         </w:rPr>
         <w:t>, scalable backend architecture, and production-grade frontend modernization. Strong record of building reliable monolith-to-service transition strategies, resolving high-impact performance d</w:t>
       </w:r>
       <w:r>
         <w:rPr>
-          <w:sz w:val="20"/>
+          <w:sz w:val="22"/>
         </w:rPr>
         <w:t>efects, reducing page latency, improving release stability</w:t>
       </w:r>
       <w:r>
         <w:rPr>
-          <w:sz w:val="20"/>
+          <w:sz w:val="22"/>
         </w:rPr>
         <w:t>, and leading delivery of new product capabilities with secure REST APIs, background jobs, CI/CD automation, and cloud deployment practices that supported fast iteration without sacrificing maintainability.</w:t>
       </w:r>
@@ -341,13 +317,16 @@
           <w:tab w:val="center" w:pos="5090"/>
         </w:tabs>
         <w:spacing w:before="120" w:after="80"/>
+        <w:rPr>
+          <w:sz w:val="22"/>
+        </w:rPr>
       </w:pPr>
       <w:r>
         <w:rPr>
           <w:b/>
           <w:bCs/>
           <w:color w:val="111111"/>
-          <w:sz w:val="21"/>
+          <w:sz w:val="24"/>
           <w:szCs w:val="21"/>
         </w:rPr>
         <w:t>SKILLS</w:t>
@@ -357,7 +336,7 @@
           <w:b/>
           <w:bCs/>
           <w:color w:val="111111"/>
-          <w:sz w:val="21"/>
+          <w:sz w:val="22"/>
           <w:szCs w:val="21"/>
         </w:rPr>
         <w:tab/>
@@ -373,45 +352,45 @@
         <w:spacing w:before="0" w:beforeAutospacing="0" w:after="0" w:afterAutospacing="0"/>
         <w:jc w:val="both"/>
         <w:rPr>
-          <w:sz w:val="20"/>
-        </w:rPr>
-      </w:pPr>
-      <w:r>
-        <w:rPr>
-          <w:rStyle w:val="Strong"/>
-          <w:sz w:val="20"/>
+          <w:sz w:val="22"/>
+        </w:rPr>
+      </w:pPr>
+      <w:r>
+        <w:rPr>
+          <w:rStyle w:val="Strong"/>
+          <w:sz w:val="22"/>
         </w:rPr>
         <w:t>Frontend:</w:t>
       </w:r>
       <w:r>
         <w:rPr>
-          <w:sz w:val="20"/>
+          <w:sz w:val="22"/>
         </w:rPr>
         <w:t xml:space="preserve"> </w:t>
       </w:r>
       <w:r>
         <w:rPr>
           <w:rStyle w:val="Strong"/>
-          <w:sz w:val="20"/>
+          <w:sz w:val="22"/>
         </w:rPr>
         <w:t>React 16–18</w:t>
       </w:r>
       <w:r>
         <w:rPr>
-          <w:sz w:val="20"/>
+          <w:sz w:val="22"/>
         </w:rPr>
         <w:t xml:space="preserve">, </w:t>
       </w:r>
       <w:r>
         <w:rPr>
           <w:rStyle w:val="Strong"/>
-          <w:sz w:val="20"/>
+          <w:sz w:val="22"/>
         </w:rPr>
         <w:t>JavaScript (ES6+)</w:t>
       </w:r>
       <w:r>
         <w:rPr>
-          <w:sz w:val="20"/>
+          <w:sz w:val="22"/>
         </w:rPr>
         <w:t xml:space="preserve">, </w:t>
       </w:r>
@@ -419,56 +398,56 @@
       <w:r>
         <w:rPr>
           <w:rStyle w:val="Strong"/>
-          <w:sz w:val="20"/>
+          <w:sz w:val="22"/>
         </w:rPr>
         <w:t>TypeScript</w:t>
       </w:r>
       <w:proofErr w:type="spellEnd"/>
       <w:r>
         <w:rPr>
-          <w:sz w:val="20"/>
+          <w:sz w:val="22"/>
         </w:rPr>
         <w:t xml:space="preserve">, </w:t>
       </w:r>
       <w:proofErr w:type="spellStart"/>
       <w:r>
         <w:rPr>
-          <w:sz w:val="20"/>
+          <w:sz w:val="22"/>
         </w:rPr>
         <w:t>Redux</w:t>
       </w:r>
       <w:proofErr w:type="spellEnd"/>
       <w:r>
         <w:rPr>
-          <w:sz w:val="20"/>
+          <w:sz w:val="22"/>
         </w:rPr>
         <w:t xml:space="preserve">, Context API, Hooks, HTML5, CSS3, Sass, Responsive UI, </w:t>
       </w:r>
       <w:proofErr w:type="spellStart"/>
       <w:r>
         <w:rPr>
-          <w:sz w:val="20"/>
+          <w:sz w:val="22"/>
         </w:rPr>
         <w:t>Webpack</w:t>
       </w:r>
       <w:proofErr w:type="spellEnd"/>
       <w:r>
         <w:rPr>
-          <w:sz w:val="20"/>
+          <w:sz w:val="22"/>
         </w:rPr>
         <w:t xml:space="preserve">, </w:t>
       </w:r>
       <w:proofErr w:type="spellStart"/>
       <w:r>
         <w:rPr>
-          <w:sz w:val="20"/>
+          <w:sz w:val="22"/>
         </w:rPr>
         <w:t>Vite</w:t>
       </w:r>
       <w:proofErr w:type="spellEnd"/>
       <w:r>
         <w:rPr>
-          <w:sz w:val="20"/>
+          <w:sz w:val="22"/>
         </w:rPr>
         <w:t>, Jest, React Testing Library</w:t>
       </w:r>
@@ -483,81 +462,75 @@
         <w:spacing w:before="0" w:beforeAutospacing="0" w:after="0" w:afterAutospacing="0"/>
         <w:jc w:val="both"/>
         <w:rPr>
-          <w:sz w:val="20"/>
-        </w:rPr>
-      </w:pPr>
-      <w:r>
-        <w:rPr>
-          <w:rStyle w:val="Strong"/>
-          <w:sz w:val="20"/>
+          <w:sz w:val="22"/>
+        </w:rPr>
+      </w:pPr>
+      <w:r>
+        <w:rPr>
+          <w:rStyle w:val="Strong"/>
+          <w:sz w:val="22"/>
         </w:rPr>
         <w:t>Backend &amp; APIs:</w:t>
       </w:r>
       <w:r>
         <w:rPr>
-          <w:sz w:val="20"/>
+          <w:sz w:val="22"/>
         </w:rPr>
         <w:t xml:space="preserve"> </w:t>
       </w:r>
       <w:r>
         <w:rPr>
           <w:rStyle w:val="Strong"/>
-          <w:sz w:val="20"/>
+          <w:sz w:val="22"/>
         </w:rPr>
         <w:t>Ruby 2.3–3.2</w:t>
       </w:r>
       <w:r>
         <w:rPr>
-          <w:sz w:val="20"/>
+          <w:sz w:val="22"/>
         </w:rPr>
         <w:t xml:space="preserve">, </w:t>
       </w:r>
       <w:r>
         <w:rPr>
           <w:rStyle w:val="Strong"/>
-          <w:sz w:val="20"/>
+          <w:sz w:val="22"/>
         </w:rPr>
         <w:t>Ruby on Rails 4.2–7.0</w:t>
       </w:r>
       <w:r>
         <w:rPr>
-          <w:sz w:val="20"/>
+          <w:sz w:val="22"/>
         </w:rPr>
         <w:t xml:space="preserve">, REST APIs, </w:t>
       </w:r>
       <w:proofErr w:type="spellStart"/>
       <w:r>
         <w:rPr>
-          <w:sz w:val="20"/>
+          <w:sz w:val="22"/>
         </w:rPr>
         <w:t>Sidekiq</w:t>
       </w:r>
       <w:proofErr w:type="spellEnd"/>
       <w:r>
         <w:rPr>
-          <w:sz w:val="20"/>
+          <w:sz w:val="22"/>
         </w:rPr>
         <w:t xml:space="preserve">, </w:t>
       </w:r>
       <w:proofErr w:type="spellStart"/>
       <w:r>
         <w:rPr>
-          <w:sz w:val="20"/>
+          <w:sz w:val="22"/>
         </w:rPr>
         <w:t>Resque</w:t>
       </w:r>
       <w:proofErr w:type="spellEnd"/>
       <w:r>
         <w:rPr>
-          <w:sz w:val="20"/>
-        </w:rPr>
-        <w:t>, Active Record, Service Objects, MVC Architecture, Background Jobs,</w:t>
-      </w:r>
-      <w:r>
-        <w:rPr>
-          <w:sz w:val="20"/>
-        </w:rPr>
-        <w:t xml:space="preserve"> Authentication, Authorization</w:t>
+          <w:sz w:val="22"/>
+        </w:rPr>
+        <w:t>, Active Record, Service Objects, MVC Architecture, Background Jobs, Authentication, Authorization</w:t>
       </w:r>
     </w:p>
     <w:p>
@@ -570,19 +543,19 @@
         <w:spacing w:before="0" w:beforeAutospacing="0" w:after="0" w:afterAutospacing="0"/>
         <w:jc w:val="both"/>
         <w:rPr>
-          <w:sz w:val="20"/>
-        </w:rPr>
-      </w:pPr>
-      <w:r>
-        <w:rPr>
-          <w:rStyle w:val="Strong"/>
-          <w:sz w:val="20"/>
+          <w:sz w:val="22"/>
+        </w:rPr>
+      </w:pPr>
+      <w:r>
+        <w:rPr>
+          <w:rStyle w:val="Strong"/>
+          <w:sz w:val="22"/>
         </w:rPr>
         <w:t>Data &amp; Messaging:</w:t>
       </w:r>
       <w:r>
         <w:rPr>
-          <w:sz w:val="20"/>
+          <w:sz w:val="22"/>
         </w:rPr>
         <w:t xml:space="preserve"> </w:t>
       </w:r>
@@ -590,42 +563,42 @@
       <w:r>
         <w:rPr>
           <w:rStyle w:val="Strong"/>
-          <w:sz w:val="20"/>
+          <w:sz w:val="22"/>
         </w:rPr>
         <w:t>PostgreSQL</w:t>
       </w:r>
       <w:proofErr w:type="spellEnd"/>
       <w:r>
         <w:rPr>
-          <w:sz w:val="20"/>
+          <w:sz w:val="22"/>
         </w:rPr>
         <w:t xml:space="preserve">, MySQL, </w:t>
       </w:r>
       <w:proofErr w:type="spellStart"/>
       <w:r>
         <w:rPr>
-          <w:sz w:val="20"/>
+          <w:sz w:val="22"/>
         </w:rPr>
         <w:t>Redis</w:t>
       </w:r>
       <w:proofErr w:type="spellEnd"/>
       <w:r>
         <w:rPr>
-          <w:sz w:val="20"/>
+          <w:sz w:val="22"/>
         </w:rPr>
         <w:t xml:space="preserve">, </w:t>
       </w:r>
       <w:proofErr w:type="spellStart"/>
       <w:r>
         <w:rPr>
-          <w:sz w:val="20"/>
+          <w:sz w:val="22"/>
         </w:rPr>
         <w:t>Elasticsearch</w:t>
       </w:r>
       <w:proofErr w:type="spellEnd"/>
       <w:r>
         <w:rPr>
-          <w:sz w:val="20"/>
+          <w:sz w:val="22"/>
         </w:rPr>
         <w:t>, SQL optimization, query tuning, caching strategies, asynchronous processing</w:t>
       </w:r>
@@ -640,13 +613,13 @@
         <w:spacing w:before="0" w:beforeAutospacing="0" w:after="0" w:afterAutospacing="0"/>
         <w:jc w:val="both"/>
         <w:rPr>
-          <w:sz w:val="20"/>
-        </w:rPr>
-      </w:pPr>
-      <w:r>
-        <w:rPr>
-          <w:rStyle w:val="Strong"/>
-          <w:sz w:val="20"/>
+          <w:sz w:val="22"/>
+        </w:rPr>
+      </w:pPr>
+      <w:r>
+        <w:rPr>
+          <w:rStyle w:val="Strong"/>
+          <w:sz w:val="22"/>
         </w:rPr>
         <w:t xml:space="preserve">Cloud &amp; </w:t>
       </w:r>
@@ -654,7 +627,7 @@
       <w:r>
         <w:rPr>
           <w:rStyle w:val="Strong"/>
-          <w:sz w:val="20"/>
+          <w:sz w:val="22"/>
         </w:rPr>
         <w:t>DevOps</w:t>
       </w:r>
@@ -662,69 +635,69 @@
       <w:r>
         <w:rPr>
           <w:rStyle w:val="Strong"/>
-          <w:sz w:val="20"/>
+          <w:sz w:val="22"/>
         </w:rPr>
         <w:t>:</w:t>
       </w:r>
       <w:r>
         <w:rPr>
-          <w:sz w:val="20"/>
+          <w:sz w:val="22"/>
         </w:rPr>
         <w:t xml:space="preserve"> AWS, EC2, S3, RDS, </w:t>
       </w:r>
       <w:proofErr w:type="spellStart"/>
       <w:r>
         <w:rPr>
-          <w:sz w:val="20"/>
+          <w:sz w:val="22"/>
         </w:rPr>
         <w:t>CloudFront</w:t>
       </w:r>
       <w:proofErr w:type="spellEnd"/>
       <w:r>
         <w:rPr>
-          <w:sz w:val="20"/>
+          <w:sz w:val="22"/>
         </w:rPr>
         <w:t xml:space="preserve">, </w:t>
       </w:r>
       <w:proofErr w:type="spellStart"/>
       <w:r>
         <w:rPr>
-          <w:sz w:val="20"/>
+          <w:sz w:val="22"/>
         </w:rPr>
         <w:t>Docker</w:t>
       </w:r>
       <w:proofErr w:type="spellEnd"/>
       <w:r>
         <w:rPr>
-          <w:sz w:val="20"/>
+          <w:sz w:val="22"/>
         </w:rPr>
         <w:t xml:space="preserve">, </w:t>
       </w:r>
       <w:proofErr w:type="spellStart"/>
       <w:r>
         <w:rPr>
-          <w:sz w:val="20"/>
+          <w:sz w:val="22"/>
         </w:rPr>
         <w:t>Nginx</w:t>
       </w:r>
       <w:proofErr w:type="spellEnd"/>
       <w:r>
         <w:rPr>
-          <w:sz w:val="20"/>
+          <w:sz w:val="22"/>
         </w:rPr>
         <w:t xml:space="preserve">, </w:t>
       </w:r>
       <w:proofErr w:type="spellStart"/>
       <w:r>
         <w:rPr>
-          <w:sz w:val="20"/>
+          <w:sz w:val="22"/>
         </w:rPr>
         <w:t>GitHub</w:t>
       </w:r>
       <w:proofErr w:type="spellEnd"/>
       <w:r>
         <w:rPr>
-          <w:sz w:val="20"/>
+          <w:sz w:val="22"/>
         </w:rPr>
         <w:t xml:space="preserve"> Actions, Jenkins, CI/CD pipelines, Linux, deployment automation</w:t>
       </w:r>
@@ -738,12 +711,15 @@
         </w:numPr>
         <w:spacing w:before="0" w:beforeAutospacing="0" w:after="0" w:afterAutospacing="0"/>
         <w:jc w:val="both"/>
+        <w:rPr>
+          <w:sz w:val="28"/>
+        </w:rPr>
       </w:pPr>
       <w:proofErr w:type="spellStart"/>
       <w:r>
         <w:rPr>
           <w:rStyle w:val="Strong"/>
-          <w:sz w:val="20"/>
+          <w:sz w:val="22"/>
         </w:rPr>
         <w:t>Observability</w:t>
       </w:r>
@@ -751,49 +727,47 @@
       <w:r>
         <w:rPr>
           <w:rStyle w:val="Strong"/>
-          <w:sz w:val="20"/>
+          <w:sz w:val="22"/>
         </w:rPr>
         <w:t>, Quality &amp; Security:</w:t>
       </w:r>
       <w:r>
         <w:rPr>
-          <w:sz w:val="20"/>
+          <w:sz w:val="22"/>
         </w:rPr>
         <w:t xml:space="preserve"> </w:t>
       </w:r>
       <w:proofErr w:type="spellStart"/>
       <w:r>
         <w:rPr>
-          <w:sz w:val="20"/>
+          <w:sz w:val="22"/>
         </w:rPr>
         <w:t>RSpec</w:t>
       </w:r>
       <w:proofErr w:type="spellEnd"/>
       <w:r>
         <w:rPr>
-          <w:sz w:val="20"/>
+          <w:sz w:val="22"/>
         </w:rPr>
         <w:t>, Capybara, Jest, logging, performance profiling, code review, RBAC, audit trails, secure session handling, error monitoring, test automation</w:t>
       </w:r>
     </w:p>
     <w:p>
       <w:pPr>
-        <w:pStyle w:val="ListParagraph"/>
-        <w:numPr>
-          <w:ilvl w:val="0"/>
-          <w:numId w:val="16"/>
-        </w:numPr>
         <w:pBdr>
           <w:bottom w:val="single" w:sz="6" w:space="0" w:color="B91C1C"/>
         </w:pBdr>
         <w:spacing w:before="120" w:after="80"/>
+        <w:rPr>
+          <w:sz w:val="24"/>
+        </w:rPr>
       </w:pPr>
       <w:r>
         <w:rPr>
           <w:b/>
           <w:bCs/>
           <w:color w:val="111111"/>
-          <w:sz w:val="21"/>
+          <w:sz w:val="24"/>
           <w:szCs w:val="21"/>
         </w:rPr>
         <w:t>WORK HISTORY</w:t>
@@ -832,13 +806,18 @@
             </w:tcBorders>
           </w:tcPr>
           <w:p>
+            <w:pPr>
+              <w:rPr>
+                <w:sz w:val="24"/>
+              </w:rPr>
+            </w:pPr>
             <w:r>
               <w:rPr>
                 <w:rFonts w:ascii="Arial" w:eastAsia="Arial" w:hAnsi="Arial" w:cs="Arial"/>
                 <w:b/>
                 <w:bCs/>
                 <w:color w:val="111111"/>
-                <w:sz w:val="19"/>
+                <w:sz w:val="22"/>
                 <w:szCs w:val="19"/>
               </w:rPr>
               <w:t>Senior Software Engineer</w:t>
@@ -858,12 +837,14 @@
           <w:p>
             <w:pPr>
               <w:jc w:val="right"/>
+              <w:rPr>
+                <w:sz w:val="24"/>
+              </w:rPr>
             </w:pPr>
             <w:r>
               <w:rPr>
                 <w:rFonts w:ascii="Arial" w:eastAsia="Arial" w:hAnsi="Arial" w:cs="Arial"/>
                 <w:color w:val="111111"/>
-                <w:sz w:val="17"/>
                 <w:szCs w:val="17"/>
               </w:rPr>
               <w:t>February 2021 to December 2025</w:t>
@@ -876,6 +857,7 @@
       <w:pPr>
         <w:rPr>
           <w:i/>
+          <w:sz w:val="24"/>
         </w:rPr>
       </w:pPr>
       <w:proofErr w:type="spellStart"/>
@@ -885,7 +867,7 @@
           <w:b/>
           <w:bCs/>
           <w:color w:val="111111"/>
-          <w:sz w:val="18"/>
+          <w:sz w:val="22"/>
           <w:szCs w:val="18"/>
         </w:rPr>
         <w:t>Viaro</w:t>
@@ -897,7 +879,7 @@
           <w:b/>
           <w:bCs/>
           <w:color w:val="111111"/>
-          <w:sz w:val="18"/>
+          <w:sz w:val="22"/>
           <w:szCs w:val="18"/>
         </w:rPr>
         <w:t xml:space="preserve"> Networks Inc. – </w:t>
@@ -908,7 +890,7 @@
           <w:bCs/>
           <w:i/>
           <w:color w:val="111111"/>
-          <w:sz w:val="18"/>
+          <w:sz w:val="22"/>
           <w:szCs w:val="18"/>
         </w:rPr>
         <w:t>(Delaware, United States)</w:t>
@@ -923,51 +905,51 @@
         </w:numPr>
         <w:jc w:val="both"/>
         <w:rPr>
-          <w:sz w:val="20"/>
-        </w:rPr>
-      </w:pPr>
-      <w:r>
-        <w:rPr>
-          <w:sz w:val="20"/>
+          <w:sz w:val="22"/>
+        </w:rPr>
+      </w:pPr>
+      <w:r>
+        <w:rPr>
+          <w:sz w:val="22"/>
         </w:rPr>
         <w:t xml:space="preserve">Architected and delivered a multi-tenant business platform using </w:t>
       </w:r>
       <w:r>
         <w:rPr>
           <w:rStyle w:val="Strong"/>
-          <w:sz w:val="20"/>
+          <w:sz w:val="22"/>
         </w:rPr>
         <w:t>Ruby on Rails 6.0–7.0</w:t>
       </w:r>
       <w:r>
         <w:rPr>
-          <w:sz w:val="20"/>
+          <w:sz w:val="22"/>
         </w:rPr>
         <w:t xml:space="preserve"> and </w:t>
       </w:r>
       <w:r>
         <w:rPr>
           <w:rStyle w:val="Strong"/>
-          <w:sz w:val="20"/>
+          <w:sz w:val="22"/>
         </w:rPr>
         <w:t>React 17–18</w:t>
       </w:r>
       <w:r>
         <w:rPr>
-          <w:sz w:val="20"/>
+          <w:sz w:val="22"/>
         </w:rPr>
         <w:t xml:space="preserve">, separating domain logic into service layers that improved maintainability and reduced change failure rate by </w:t>
       </w:r>
       <w:r>
         <w:rPr>
           <w:rStyle w:val="Strong"/>
-          <w:sz w:val="20"/>
+          <w:sz w:val="22"/>
         </w:rPr>
         <w:t>38%</w:t>
       </w:r>
       <w:r>
         <w:rPr>
-          <w:sz w:val="20"/>
+          <w:sz w:val="22"/>
         </w:rPr>
         <w:t xml:space="preserve"> across major releases.</w:t>
       </w:r>
@@ -981,38 +963,38 @@
         </w:numPr>
         <w:jc w:val="both"/>
         <w:rPr>
-          <w:sz w:val="20"/>
-        </w:rPr>
-      </w:pPr>
-      <w:r>
-        <w:rPr>
-          <w:sz w:val="20"/>
+          <w:sz w:val="22"/>
+        </w:rPr>
+      </w:pPr>
+      <w:r>
+        <w:rPr>
+          <w:sz w:val="22"/>
         </w:rPr>
         <w:t xml:space="preserve">Led the implementation of a new </w:t>
       </w:r>
       <w:r>
         <w:rPr>
           <w:rStyle w:val="Strong"/>
-          <w:sz w:val="20"/>
+          <w:sz w:val="22"/>
         </w:rPr>
         <w:t>React</w:t>
       </w:r>
       <w:r>
         <w:rPr>
-          <w:sz w:val="20"/>
+          <w:sz w:val="22"/>
         </w:rPr>
         <w:t xml:space="preserve"> administration experience for account provisioning, reporting, and workflow approvals, replacing server-rendered screens with reusable component patterns that improved page interaction speed by </w:t>
       </w:r>
       <w:r>
         <w:rPr>
           <w:rStyle w:val="Strong"/>
-          <w:sz w:val="20"/>
+          <w:sz w:val="22"/>
         </w:rPr>
         <w:t>35%</w:t>
       </w:r>
       <w:r>
         <w:rPr>
-          <w:sz w:val="20"/>
+          <w:sz w:val="22"/>
         </w:rPr>
         <w:t>.</w:t>
       </w:r>
@@ -1026,38 +1008,38 @@
         </w:numPr>
         <w:jc w:val="both"/>
         <w:rPr>
-          <w:sz w:val="20"/>
-        </w:rPr>
-      </w:pPr>
-      <w:r>
-        <w:rPr>
-          <w:sz w:val="20"/>
+          <w:sz w:val="22"/>
+        </w:rPr>
+      </w:pPr>
+      <w:r>
+        <w:rPr>
+          <w:sz w:val="22"/>
         </w:rPr>
         <w:t xml:space="preserve">Designed and exposed secure REST endpoints in </w:t>
       </w:r>
       <w:r>
         <w:rPr>
           <w:rStyle w:val="Strong"/>
-          <w:sz w:val="20"/>
+          <w:sz w:val="22"/>
         </w:rPr>
         <w:t>Rails</w:t>
       </w:r>
       <w:r>
         <w:rPr>
-          <w:sz w:val="20"/>
+          <w:sz w:val="22"/>
         </w:rPr>
         <w:t xml:space="preserve"> for billing, customer lifecycle events, and reporting workflows, enabling frontend and partner teams to consume a consistent contract while reducing integration defects by </w:t>
       </w:r>
       <w:r>
         <w:rPr>
           <w:rStyle w:val="Strong"/>
-          <w:sz w:val="20"/>
+          <w:sz w:val="22"/>
         </w:rPr>
         <w:t>30%</w:t>
       </w:r>
       <w:r>
         <w:rPr>
-          <w:sz w:val="20"/>
+          <w:sz w:val="22"/>
         </w:rPr>
         <w:t>.</w:t>
       </w:r>
@@ -1071,25 +1053,25 @@
         </w:numPr>
         <w:jc w:val="both"/>
         <w:rPr>
-          <w:sz w:val="20"/>
-        </w:rPr>
-      </w:pPr>
-      <w:r>
-        <w:rPr>
-          <w:sz w:val="20"/>
+          <w:sz w:val="22"/>
+        </w:rPr>
+      </w:pPr>
+      <w:r>
+        <w:rPr>
+          <w:sz w:val="22"/>
         </w:rPr>
         <w:t xml:space="preserve">Resolved a recurring production issue caused by N+1 queries and inefficient eager loading in </w:t>
       </w:r>
       <w:r>
         <w:rPr>
           <w:rStyle w:val="Strong"/>
-          <w:sz w:val="20"/>
+          <w:sz w:val="22"/>
         </w:rPr>
         <w:t>Active Record</w:t>
       </w:r>
       <w:r>
         <w:rPr>
-          <w:sz w:val="20"/>
+          <w:sz w:val="22"/>
         </w:rPr>
         <w:t>, then introduced query profiling and indexing changes that cut heavy-report execution time from minutes to seconds.</w:t>
       </w:r>
@@ -1103,26 +1085,26 @@
         </w:numPr>
         <w:jc w:val="both"/>
         <w:rPr>
-          <w:sz w:val="20"/>
-        </w:rPr>
-      </w:pPr>
-      <w:r>
-        <w:rPr>
-          <w:sz w:val="20"/>
+          <w:sz w:val="22"/>
+        </w:rPr>
+      </w:pPr>
+      <w:r>
+        <w:rPr>
+          <w:sz w:val="22"/>
         </w:rPr>
         <w:t xml:space="preserve">Migrated a legacy UI from </w:t>
       </w:r>
       <w:proofErr w:type="spellStart"/>
       <w:r>
         <w:rPr>
-          <w:sz w:val="20"/>
+          <w:sz w:val="22"/>
         </w:rPr>
         <w:t>jQuery</w:t>
       </w:r>
       <w:proofErr w:type="spellEnd"/>
       <w:r>
         <w:rPr>
-          <w:sz w:val="20"/>
+          <w:sz w:val="22"/>
         </w:rPr>
         <w:t xml:space="preserve">-driven templates to </w:t>
       </w:r>
@@ -1130,7 +1112,7 @@
       <w:r>
         <w:rPr>
           <w:rStyle w:val="Strong"/>
-          <w:sz w:val="20"/>
+          <w:sz w:val="22"/>
         </w:rPr>
         <w:t>React</w:t>
       </w:r>
@@ -1138,13 +1120,13 @@
       <w:r>
         <w:rPr>
           <w:rStyle w:val="Strong"/>
-          <w:sz w:val="20"/>
+          <w:sz w:val="22"/>
         </w:rPr>
         <w:t xml:space="preserve"> 17–18</w:t>
       </w:r>
       <w:r>
         <w:rPr>
-          <w:sz w:val="20"/>
+          <w:sz w:val="22"/>
         </w:rPr>
         <w:t xml:space="preserve"> incrementally, using coexistence patterns and shared API contracts so feature delivery could continue without a risky big-bang rewrite.</w:t>
       </w:r>
@@ -1158,12 +1140,12 @@
         </w:numPr>
         <w:jc w:val="both"/>
         <w:rPr>
-          <w:sz w:val="20"/>
-        </w:rPr>
-      </w:pPr>
-      <w:r>
-        <w:rPr>
-          <w:sz w:val="20"/>
+          <w:sz w:val="22"/>
+        </w:rPr>
+      </w:pPr>
+      <w:r>
+        <w:rPr>
+          <w:sz w:val="22"/>
         </w:rPr>
         <w:t xml:space="preserve">Implemented </w:t>
       </w:r>
@@ -1171,27 +1153,27 @@
       <w:r>
         <w:rPr>
           <w:rStyle w:val="Strong"/>
-          <w:sz w:val="20"/>
+          <w:sz w:val="22"/>
         </w:rPr>
         <w:t>Sidekiq</w:t>
       </w:r>
       <w:proofErr w:type="spellEnd"/>
       <w:r>
         <w:rPr>
-          <w:sz w:val="20"/>
+          <w:sz w:val="22"/>
         </w:rPr>
         <w:t xml:space="preserve">-based background processing for exports, notifications, and reconciliation tasks, which stabilized request latency under peak load and improved completion reliability for long-running jobs by </w:t>
       </w:r>
       <w:r>
         <w:rPr>
           <w:rStyle w:val="Strong"/>
-          <w:sz w:val="20"/>
+          <w:sz w:val="22"/>
         </w:rPr>
         <w:t>45%</w:t>
       </w:r>
       <w:r>
         <w:rPr>
-          <w:sz w:val="20"/>
+          <w:sz w:val="22"/>
         </w:rPr>
         <w:t>.</w:t>
       </w:r>
@@ -1205,39 +1187,39 @@
         </w:numPr>
         <w:jc w:val="both"/>
         <w:rPr>
-          <w:sz w:val="20"/>
-        </w:rPr>
-      </w:pPr>
-      <w:r>
-        <w:rPr>
-          <w:sz w:val="20"/>
+          <w:sz w:val="22"/>
+        </w:rPr>
+      </w:pPr>
+      <w:r>
+        <w:rPr>
+          <w:sz w:val="22"/>
         </w:rPr>
         <w:t xml:space="preserve">Introduced centralized authorization and audit logging in </w:t>
       </w:r>
       <w:r>
         <w:rPr>
           <w:rStyle w:val="Strong"/>
-          <w:sz w:val="20"/>
+          <w:sz w:val="22"/>
         </w:rPr>
         <w:t>Rails</w:t>
       </w:r>
       <w:r>
         <w:rPr>
-          <w:sz w:val="20"/>
+          <w:sz w:val="22"/>
         </w:rPr>
         <w:t xml:space="preserve">, giving support and compliance </w:t>
       </w:r>
       <w:proofErr w:type="gramStart"/>
       <w:r>
         <w:rPr>
-          <w:sz w:val="20"/>
+          <w:sz w:val="22"/>
         </w:rPr>
         <w:t>teams</w:t>
       </w:r>
       <w:proofErr w:type="gramEnd"/>
       <w:r>
         <w:rPr>
-          <w:sz w:val="20"/>
+          <w:sz w:val="22"/>
         </w:rPr>
         <w:t xml:space="preserve"> clearer traceability across administrative actions while reducing security review findings in internal assessments.</w:t>
       </w:r>
@@ -1251,12 +1233,12 @@
         </w:numPr>
         <w:jc w:val="both"/>
         <w:rPr>
-          <w:sz w:val="20"/>
-        </w:rPr>
-      </w:pPr>
-      <w:r>
-        <w:rPr>
-          <w:sz w:val="20"/>
+          <w:sz w:val="22"/>
+        </w:rPr>
+      </w:pPr>
+      <w:r>
+        <w:rPr>
+          <w:sz w:val="22"/>
         </w:rPr>
         <w:t>Worked closely with product managers and designers to deliver new subscription and self-service capabilities, translating ambiguous workflow requirements into shippable backend and frontend milestones with predictable delivery.</w:t>
       </w:r>
@@ -1270,38 +1252,38 @@
         </w:numPr>
         <w:jc w:val="both"/>
         <w:rPr>
-          <w:sz w:val="20"/>
-        </w:rPr>
-      </w:pPr>
-      <w:r>
-        <w:rPr>
-          <w:sz w:val="20"/>
+          <w:sz w:val="22"/>
+        </w:rPr>
+      </w:pPr>
+      <w:r>
+        <w:rPr>
+          <w:sz w:val="22"/>
         </w:rPr>
         <w:t xml:space="preserve">Eliminated a class of intermittent session and token refresh issues affecting authenticated </w:t>
       </w:r>
       <w:r>
         <w:rPr>
           <w:rStyle w:val="Strong"/>
-          <w:sz w:val="20"/>
+          <w:sz w:val="22"/>
         </w:rPr>
         <w:t>React</w:t>
       </w:r>
       <w:r>
         <w:rPr>
-          <w:sz w:val="20"/>
+          <w:sz w:val="22"/>
         </w:rPr>
         <w:t xml:space="preserve"> flows by refactoring API error handling and retry logic, which reduced user-reported login failures by </w:t>
       </w:r>
       <w:r>
         <w:rPr>
           <w:rStyle w:val="Strong"/>
-          <w:sz w:val="20"/>
+          <w:sz w:val="22"/>
         </w:rPr>
         <w:t>50%</w:t>
       </w:r>
       <w:r>
         <w:rPr>
-          <w:sz w:val="20"/>
+          <w:sz w:val="22"/>
         </w:rPr>
         <w:t>.</w:t>
       </w:r>
@@ -1315,12 +1297,12 @@
         </w:numPr>
         <w:jc w:val="both"/>
         <w:rPr>
-          <w:sz w:val="20"/>
-        </w:rPr>
-      </w:pPr>
-      <w:r>
-        <w:rPr>
-          <w:sz w:val="20"/>
+          <w:sz w:val="22"/>
+        </w:rPr>
+      </w:pPr>
+      <w:r>
+        <w:rPr>
+          <w:sz w:val="22"/>
         </w:rPr>
         <w:t xml:space="preserve">Containerized core services with </w:t>
       </w:r>
@@ -1328,14 +1310,14 @@
       <w:r>
         <w:rPr>
           <w:rStyle w:val="Strong"/>
-          <w:sz w:val="20"/>
+          <w:sz w:val="22"/>
         </w:rPr>
         <w:t>Docker</w:t>
       </w:r>
       <w:proofErr w:type="spellEnd"/>
       <w:r>
         <w:rPr>
-          <w:sz w:val="20"/>
+          <w:sz w:val="22"/>
         </w:rPr>
         <w:t xml:space="preserve"> and improved deployment automation through CI/CD workflows, shortening release preparation effort and making rollback procedures far more repeatable during production incidents.</w:t>
       </w:r>
@@ -1349,27 +1331,28 @@
         </w:numPr>
         <w:jc w:val="both"/>
         <w:rPr>
-          <w:sz w:val="20"/>
-        </w:rPr>
-      </w:pPr>
-      <w:r>
-        <w:rPr>
-          <w:sz w:val="20"/>
-        </w:rPr>
+          <w:sz w:val="22"/>
+        </w:rPr>
+      </w:pPr>
+      <w:r>
+        <w:rPr>
+          <w:sz w:val="22"/>
+        </w:rPr>
+        <w:lastRenderedPageBreak/>
         <w:t xml:space="preserve">Improved test coverage across </w:t>
       </w:r>
       <w:proofErr w:type="spellStart"/>
       <w:r>
         <w:rPr>
           <w:rStyle w:val="Strong"/>
-          <w:sz w:val="20"/>
+          <w:sz w:val="22"/>
         </w:rPr>
         <w:t>RSpec</w:t>
       </w:r>
       <w:proofErr w:type="spellEnd"/>
       <w:r>
         <w:rPr>
-          <w:sz w:val="20"/>
+          <w:sz w:val="22"/>
         </w:rPr>
         <w:t>, request specs, and frontend unit tests, focusing on the most failure-prone modules first and helping the team raise release confidence for payment and workflow-heavy features.</w:t>
       </w:r>
@@ -1383,25 +1366,25 @@
         </w:numPr>
         <w:jc w:val="both"/>
         <w:rPr>
-          <w:sz w:val="18"/>
-        </w:rPr>
-      </w:pPr>
-      <w:r>
-        <w:rPr>
           <w:sz w:val="20"/>
         </w:rPr>
+      </w:pPr>
+      <w:r>
+        <w:rPr>
+          <w:sz w:val="22"/>
+        </w:rPr>
         <w:t xml:space="preserve">Mentored engineers on </w:t>
       </w:r>
       <w:r>
         <w:rPr>
           <w:rStyle w:val="Strong"/>
-          <w:sz w:val="20"/>
+          <w:sz w:val="22"/>
         </w:rPr>
         <w:t>Rails</w:t>
       </w:r>
       <w:r>
         <w:rPr>
-          <w:sz w:val="20"/>
+          <w:sz w:val="22"/>
         </w:rPr>
         <w:t xml:space="preserve"> service design, React component boundaries, and performance debugging, establishing practical review standards that improved code consistency across both new modules and migrated legacy areas.</w:t>
       </w:r>
@@ -1439,13 +1422,18 @@
             </w:tcBorders>
           </w:tcPr>
           <w:p>
+            <w:pPr>
+              <w:rPr>
+                <w:sz w:val="24"/>
+              </w:rPr>
+            </w:pPr>
             <w:r>
               <w:rPr>
                 <w:rFonts w:ascii="Arial" w:eastAsia="Arial" w:hAnsi="Arial" w:cs="Arial"/>
                 <w:b/>
                 <w:bCs/>
                 <w:color w:val="111111"/>
-                <w:sz w:val="19"/>
+                <w:sz w:val="22"/>
                 <w:szCs w:val="19"/>
               </w:rPr>
               <w:t>Software Engineer</w:t>
@@ -1465,12 +1453,14 @@
           <w:p>
             <w:pPr>
               <w:jc w:val="right"/>
+              <w:rPr>
+                <w:sz w:val="24"/>
+              </w:rPr>
             </w:pPr>
             <w:r>
               <w:rPr>
                 <w:rFonts w:ascii="Arial" w:eastAsia="Arial" w:hAnsi="Arial" w:cs="Arial"/>
                 <w:color w:val="111111"/>
-                <w:sz w:val="17"/>
                 <w:szCs w:val="17"/>
               </w:rPr>
               <w:t>October 2018 to January 2021</w:t>
@@ -1480,6 +1470,11 @@
       </w:tr>
     </w:tbl>
     <w:p>
+      <w:pPr>
+        <w:rPr>
+          <w:sz w:val="24"/>
+        </w:rPr>
+      </w:pPr>
       <w:proofErr w:type="spellStart"/>
       <w:r>
         <w:rPr>
@@ -1487,7 +1482,7 @@
           <w:b/>
           <w:bCs/>
           <w:color w:val="111111"/>
-          <w:sz w:val="18"/>
+          <w:sz w:val="22"/>
           <w:szCs w:val="18"/>
         </w:rPr>
         <w:t>Avantia</w:t>
@@ -1499,7 +1494,7 @@
           <w:b/>
           <w:bCs/>
           <w:color w:val="111111"/>
-          <w:sz w:val="18"/>
+          <w:sz w:val="22"/>
           <w:szCs w:val="18"/>
         </w:rPr>
         <w:t>, Inc. –</w:t>
@@ -1510,21 +1505,10 @@
           <w:bCs/>
           <w:i/>
           <w:color w:val="111111"/>
-          <w:sz w:val="18"/>
+          <w:sz w:val="22"/>
           <w:szCs w:val="18"/>
         </w:rPr>
-        <w:t xml:space="preserve"> (Ohio, United States</w:t>
-      </w:r>
-      <w:r>
-        <w:rPr>
-          <w:rFonts w:ascii="Arial" w:eastAsia="Arial" w:hAnsi="Arial" w:cs="Arial"/>
-          <w:bCs/>
-          <w:i/>
-          <w:color w:val="111111"/>
-          <w:sz w:val="18"/>
-          <w:szCs w:val="18"/>
-        </w:rPr>
-        <w:t>)</w:t>
+        <w:t xml:space="preserve"> (Ohio, United States)</w:t>
       </w:r>
     </w:p>
     <w:p>
@@ -1536,25 +1520,25 @@
         </w:numPr>
         <w:jc w:val="both"/>
         <w:rPr>
-          <w:sz w:val="20"/>
-        </w:rPr>
-      </w:pPr>
-      <w:r>
-        <w:rPr>
-          <w:sz w:val="20"/>
+          <w:sz w:val="22"/>
+        </w:rPr>
+      </w:pPr>
+      <w:r>
+        <w:rPr>
+          <w:sz w:val="22"/>
         </w:rPr>
         <w:t xml:space="preserve">Built core customer and operations features with </w:t>
       </w:r>
       <w:r>
         <w:rPr>
           <w:rStyle w:val="Strong"/>
-          <w:sz w:val="20"/>
+          <w:sz w:val="22"/>
         </w:rPr>
         <w:t>Ruby on Rails 5.2–6.0</w:t>
       </w:r>
       <w:r>
         <w:rPr>
-          <w:sz w:val="20"/>
+          <w:sz w:val="22"/>
         </w:rPr>
         <w:t xml:space="preserve"> and </w:t>
       </w:r>
@@ -1562,7 +1546,7 @@
       <w:r>
         <w:rPr>
           <w:rStyle w:val="Strong"/>
-          <w:sz w:val="20"/>
+          <w:sz w:val="22"/>
         </w:rPr>
         <w:t>React</w:t>
       </w:r>
@@ -1570,13 +1554,13 @@
       <w:r>
         <w:rPr>
           <w:rStyle w:val="Strong"/>
-          <w:sz w:val="20"/>
+          <w:sz w:val="22"/>
         </w:rPr>
         <w:t xml:space="preserve"> 16–17</w:t>
       </w:r>
       <w:r>
         <w:rPr>
-          <w:sz w:val="20"/>
+          <w:sz w:val="22"/>
         </w:rPr>
         <w:t>, helping modernize a transactional web platform that required stable delivery across both legacy and newly introduced product areas.</w:t>
       </w:r>
@@ -1590,39 +1574,38 @@
         </w:numPr>
         <w:jc w:val="both"/>
         <w:rPr>
-          <w:sz w:val="20"/>
-        </w:rPr>
-      </w:pPr>
-      <w:r>
-        <w:rPr>
-          <w:sz w:val="20"/>
-        </w:rPr>
-        <w:lastRenderedPageBreak/>
+          <w:sz w:val="22"/>
+        </w:rPr>
+      </w:pPr>
+      <w:r>
+        <w:rPr>
+          <w:sz w:val="22"/>
+        </w:rPr>
         <w:t xml:space="preserve">Implemented reusable </w:t>
       </w:r>
       <w:r>
         <w:rPr>
           <w:rStyle w:val="Strong"/>
-          <w:sz w:val="20"/>
+          <w:sz w:val="22"/>
         </w:rPr>
         <w:t>React</w:t>
       </w:r>
       <w:r>
         <w:rPr>
-          <w:sz w:val="20"/>
+          <w:sz w:val="22"/>
         </w:rPr>
         <w:t xml:space="preserve"> components for dashboards, form-heavy workflows, and status tracking experiences, reducing duplicated UI logic and improving frontend delivery speed for new features by </w:t>
       </w:r>
       <w:r>
         <w:rPr>
           <w:rStyle w:val="Strong"/>
-          <w:sz w:val="20"/>
+          <w:sz w:val="22"/>
         </w:rPr>
         <w:t>25%</w:t>
       </w:r>
       <w:r>
         <w:rPr>
-          <w:sz w:val="20"/>
+          <w:sz w:val="22"/>
         </w:rPr>
         <w:t>.</w:t>
       </w:r>
@@ -1636,25 +1619,25 @@
         </w:numPr>
         <w:jc w:val="both"/>
         <w:rPr>
-          <w:sz w:val="20"/>
-        </w:rPr>
-      </w:pPr>
-      <w:r>
-        <w:rPr>
-          <w:sz w:val="20"/>
+          <w:sz w:val="22"/>
+        </w:rPr>
+      </w:pPr>
+      <w:r>
+        <w:rPr>
+          <w:sz w:val="22"/>
         </w:rPr>
         <w:t xml:space="preserve">Created and maintained </w:t>
       </w:r>
       <w:r>
         <w:rPr>
           <w:rStyle w:val="Strong"/>
-          <w:sz w:val="20"/>
+          <w:sz w:val="22"/>
         </w:rPr>
         <w:t>Rails</w:t>
       </w:r>
       <w:r>
         <w:rPr>
-          <w:sz w:val="20"/>
+          <w:sz w:val="22"/>
         </w:rPr>
         <w:t xml:space="preserve"> APIs and server-side services for order management, notifications, and role-based workflows, with strong emphasis on predictable validations and clear separation of business rules.</w:t>
       </w:r>
@@ -1668,54 +1651,54 @@
         </w:numPr>
         <w:jc w:val="both"/>
         <w:rPr>
-          <w:sz w:val="20"/>
-        </w:rPr>
-      </w:pPr>
-      <w:r>
-        <w:rPr>
-          <w:sz w:val="20"/>
+          <w:sz w:val="22"/>
+        </w:rPr>
+      </w:pPr>
+      <w:r>
+        <w:rPr>
+          <w:sz w:val="22"/>
         </w:rPr>
         <w:t xml:space="preserve">Solved recurring slowdowns caused by oversized serialized payloads and over-fetching on list views, </w:t>
       </w:r>
       <w:proofErr w:type="gramStart"/>
       <w:r>
         <w:rPr>
-          <w:sz w:val="20"/>
+          <w:sz w:val="22"/>
         </w:rPr>
         <w:t>then</w:t>
       </w:r>
       <w:proofErr w:type="gramEnd"/>
       <w:r>
         <w:rPr>
-          <w:sz w:val="20"/>
+          <w:sz w:val="22"/>
         </w:rPr>
         <w:t xml:space="preserve"> introduced pagination, selective </w:t>
       </w:r>
       <w:proofErr w:type="spellStart"/>
       <w:r>
         <w:rPr>
-          <w:sz w:val="20"/>
+          <w:sz w:val="22"/>
         </w:rPr>
         <w:t>serializers</w:t>
       </w:r>
       <w:proofErr w:type="spellEnd"/>
       <w:r>
         <w:rPr>
-          <w:sz w:val="20"/>
+          <w:sz w:val="22"/>
         </w:rPr>
         <w:t xml:space="preserve">, and </w:t>
       </w:r>
       <w:proofErr w:type="spellStart"/>
       <w:r>
         <w:rPr>
-          <w:sz w:val="20"/>
+          <w:sz w:val="22"/>
         </w:rPr>
         <w:t>Redis</w:t>
       </w:r>
       <w:proofErr w:type="spellEnd"/>
       <w:r>
         <w:rPr>
-          <w:sz w:val="20"/>
+          <w:sz w:val="22"/>
         </w:rPr>
         <w:t>-backed caching that materially improved response times.</w:t>
       </w:r>
@@ -1729,12 +1712,12 @@
         </w:numPr>
         <w:jc w:val="both"/>
         <w:rPr>
-          <w:sz w:val="20"/>
-        </w:rPr>
-      </w:pPr>
-      <w:r>
-        <w:rPr>
-          <w:sz w:val="20"/>
+          <w:sz w:val="22"/>
+        </w:rPr>
+      </w:pPr>
+      <w:r>
+        <w:rPr>
+          <w:sz w:val="22"/>
         </w:rPr>
         <w:t>Upgraded portions of the application from older Rails conventions to cleaner service-oriented patterns, reducing controller complexity and making feature flags and phased rollout strategies easier to support in production.</w:t>
       </w:r>
@@ -1748,12 +1731,12 @@
         </w:numPr>
         <w:jc w:val="both"/>
         <w:rPr>
-          <w:sz w:val="20"/>
-        </w:rPr>
-      </w:pPr>
-      <w:r>
-        <w:rPr>
-          <w:sz w:val="20"/>
+          <w:sz w:val="22"/>
+        </w:rPr>
+      </w:pPr>
+      <w:r>
+        <w:rPr>
+          <w:sz w:val="22"/>
         </w:rPr>
         <w:t xml:space="preserve">Integrated </w:t>
       </w:r>
@@ -1761,41 +1744,41 @@
       <w:r>
         <w:rPr>
           <w:rStyle w:val="Strong"/>
-          <w:sz w:val="20"/>
+          <w:sz w:val="22"/>
         </w:rPr>
         <w:t>Sidekiq</w:t>
       </w:r>
       <w:proofErr w:type="spellEnd"/>
       <w:r>
         <w:rPr>
-          <w:sz w:val="20"/>
+          <w:sz w:val="22"/>
         </w:rPr>
         <w:t xml:space="preserve"> workers for </w:t>
       </w:r>
       <w:proofErr w:type="spellStart"/>
       <w:r>
         <w:rPr>
-          <w:sz w:val="20"/>
+          <w:sz w:val="22"/>
         </w:rPr>
         <w:t>async</w:t>
       </w:r>
       <w:proofErr w:type="spellEnd"/>
       <w:r>
         <w:rPr>
-          <w:sz w:val="20"/>
+          <w:sz w:val="22"/>
         </w:rPr>
         <w:t xml:space="preserve"> processing of emails, imports, and scheduled tasks, preventing request blocking during high-volume operations and improving system throughput during weekday peaks by </w:t>
       </w:r>
       <w:r>
         <w:rPr>
           <w:rStyle w:val="Strong"/>
-          <w:sz w:val="20"/>
+          <w:sz w:val="22"/>
         </w:rPr>
         <w:t>32%</w:t>
       </w:r>
       <w:r>
         <w:rPr>
-          <w:sz w:val="20"/>
+          <w:sz w:val="22"/>
         </w:rPr>
         <w:t>.</w:t>
       </w:r>
@@ -1809,12 +1792,12 @@
         </w:numPr>
         <w:jc w:val="both"/>
         <w:rPr>
-          <w:sz w:val="20"/>
-        </w:rPr>
-      </w:pPr>
-      <w:r>
-        <w:rPr>
-          <w:sz w:val="20"/>
+          <w:sz w:val="22"/>
+        </w:rPr>
+      </w:pPr>
+      <w:r>
+        <w:rPr>
+          <w:sz w:val="22"/>
         </w:rPr>
         <w:t>Partnered with QA and support teams to identify root causes of production defects, especially issues around stale cache data and race conditions, then shipped targeted fixes with regression tests to prevent recurrence.</w:t>
       </w:r>
@@ -1828,12 +1811,12 @@
         </w:numPr>
         <w:jc w:val="both"/>
         <w:rPr>
-          <w:sz w:val="20"/>
-        </w:rPr>
-      </w:pPr>
-      <w:r>
-        <w:rPr>
-          <w:sz w:val="20"/>
+          <w:sz w:val="22"/>
+        </w:rPr>
+      </w:pPr>
+      <w:r>
+        <w:rPr>
+          <w:sz w:val="22"/>
         </w:rPr>
         <w:t xml:space="preserve">Refined database design and SQL queries in </w:t>
       </w:r>
@@ -1841,14 +1824,14 @@
       <w:r>
         <w:rPr>
           <w:rStyle w:val="Strong"/>
-          <w:sz w:val="20"/>
+          <w:sz w:val="22"/>
         </w:rPr>
         <w:t>PostgreSQL</w:t>
       </w:r>
       <w:proofErr w:type="spellEnd"/>
       <w:r>
         <w:rPr>
-          <w:sz w:val="20"/>
+          <w:sz w:val="22"/>
         </w:rPr>
         <w:t xml:space="preserve"> for high-traffic screens, adding indexes and adjusting joins that reduced database load while keeping reporting accuracy intact for business users.</w:t>
       </w:r>
@@ -1862,39 +1845,39 @@
         </w:numPr>
         <w:jc w:val="both"/>
         <w:rPr>
-          <w:sz w:val="20"/>
-        </w:rPr>
-      </w:pPr>
-      <w:r>
-        <w:rPr>
-          <w:sz w:val="20"/>
+          <w:sz w:val="22"/>
+        </w:rPr>
+      </w:pPr>
+      <w:r>
+        <w:rPr>
+          <w:sz w:val="22"/>
         </w:rPr>
         <w:t xml:space="preserve">Helped </w:t>
       </w:r>
       <w:proofErr w:type="gramStart"/>
       <w:r>
         <w:rPr>
-          <w:sz w:val="20"/>
+          <w:sz w:val="22"/>
         </w:rPr>
         <w:t>migrate</w:t>
       </w:r>
       <w:proofErr w:type="gramEnd"/>
       <w:r>
         <w:rPr>
-          <w:sz w:val="20"/>
+          <w:sz w:val="22"/>
         </w:rPr>
         <w:t xml:space="preserve"> frontend pages from mixed ERB and JavaScript behavior into clearer </w:t>
       </w:r>
       <w:r>
         <w:rPr>
           <w:rStyle w:val="Strong"/>
-          <w:sz w:val="20"/>
+          <w:sz w:val="22"/>
         </w:rPr>
         <w:t>React</w:t>
       </w:r>
       <w:r>
         <w:rPr>
-          <w:sz w:val="20"/>
+          <w:sz w:val="22"/>
         </w:rPr>
         <w:t xml:space="preserve"> modules, enabling more predictable state handling and reducing UI regressions in complex multi-step forms.</w:t>
       </w:r>
@@ -1908,12 +1891,12 @@
         </w:numPr>
         <w:jc w:val="both"/>
         <w:rPr>
-          <w:sz w:val="20"/>
-        </w:rPr>
-      </w:pPr>
-      <w:r>
-        <w:rPr>
-          <w:sz w:val="20"/>
+          <w:sz w:val="22"/>
+        </w:rPr>
+      </w:pPr>
+      <w:r>
+        <w:rPr>
+          <w:sz w:val="22"/>
         </w:rPr>
         <w:t>Contributed to CI/CD improvements with automated test gates and deployment checks, which reduced manual verification work and improved release consistency for backend and frontend changes across environments.</w:t>
       </w:r>
@@ -1927,12 +1910,12 @@
         </w:numPr>
         <w:jc w:val="both"/>
         <w:rPr>
-          <w:sz w:val="20"/>
-        </w:rPr>
-      </w:pPr>
-      <w:r>
-        <w:rPr>
-          <w:sz w:val="20"/>
+          <w:sz w:val="22"/>
+        </w:rPr>
+      </w:pPr>
+      <w:r>
+        <w:rPr>
+          <w:sz w:val="22"/>
         </w:rPr>
         <w:t>Collaborated in backlog planning and technical breakdown sessions, giving product stakeholders realistic implementation paths while balancing urgent bug resolution against longer-term modernization work.</w:t>
       </w:r>
@@ -1970,13 +1953,18 @@
             </w:tcBorders>
           </w:tcPr>
           <w:p>
+            <w:pPr>
+              <w:rPr>
+                <w:sz w:val="24"/>
+              </w:rPr>
+            </w:pPr>
             <w:r>
               <w:rPr>
                 <w:rFonts w:ascii="Arial" w:eastAsia="Arial" w:hAnsi="Arial" w:cs="Arial"/>
                 <w:b/>
                 <w:bCs/>
                 <w:color w:val="111111"/>
-                <w:sz w:val="19"/>
+                <w:sz w:val="22"/>
                 <w:szCs w:val="19"/>
               </w:rPr>
               <w:t>Software Developer</w:t>
@@ -1996,12 +1984,14 @@
           <w:p>
             <w:pPr>
               <w:jc w:val="right"/>
+              <w:rPr>
+                <w:sz w:val="24"/>
+              </w:rPr>
             </w:pPr>
             <w:r>
               <w:rPr>
                 <w:rFonts w:ascii="Arial" w:eastAsia="Arial" w:hAnsi="Arial" w:cs="Arial"/>
                 <w:color w:val="111111"/>
-                <w:sz w:val="17"/>
                 <w:szCs w:val="17"/>
               </w:rPr>
               <w:t>March 2016 to September 2018</w:t>
@@ -2014,6 +2004,7 @@
       <w:pPr>
         <w:rPr>
           <w:i/>
+          <w:sz w:val="24"/>
         </w:rPr>
       </w:pPr>
       <w:proofErr w:type="spellStart"/>
@@ -2023,7 +2014,7 @@
           <w:b/>
           <w:bCs/>
           <w:color w:val="111111"/>
-          <w:sz w:val="18"/>
+          <w:sz w:val="22"/>
           <w:szCs w:val="18"/>
         </w:rPr>
         <w:t>ArnAmy</w:t>
@@ -2035,7 +2026,7 @@
           <w:b/>
           <w:bCs/>
           <w:color w:val="111111"/>
-          <w:sz w:val="18"/>
+          <w:sz w:val="22"/>
           <w:szCs w:val="18"/>
         </w:rPr>
         <w:t xml:space="preserve">, Inc. – </w:t>
@@ -2046,21 +2037,10 @@
           <w:bCs/>
           <w:i/>
           <w:color w:val="111111"/>
-          <w:sz w:val="18"/>
+          <w:sz w:val="22"/>
           <w:szCs w:val="18"/>
         </w:rPr>
-        <w:t>(Florida, United States</w:t>
-      </w:r>
-      <w:r>
-        <w:rPr>
-          <w:rFonts w:ascii="Arial" w:eastAsia="Arial" w:hAnsi="Arial" w:cs="Arial"/>
-          <w:bCs/>
-          <w:i/>
-          <w:color w:val="111111"/>
-          <w:sz w:val="18"/>
-          <w:szCs w:val="18"/>
-        </w:rPr>
-        <w:t>)</w:t>
+        <w:t>(Florida, United States)</w:t>
       </w:r>
     </w:p>
     <w:p>
@@ -2072,38 +2052,38 @@
         </w:numPr>
         <w:jc w:val="both"/>
         <w:rPr>
-          <w:sz w:val="20"/>
-        </w:rPr>
-      </w:pPr>
-      <w:r>
-        <w:rPr>
-          <w:sz w:val="20"/>
+          <w:sz w:val="22"/>
+        </w:rPr>
+      </w:pPr>
+      <w:r>
+        <w:rPr>
+          <w:sz w:val="22"/>
         </w:rPr>
         <w:t xml:space="preserve">Developed customer-facing and internal workflow features using </w:t>
       </w:r>
       <w:r>
         <w:rPr>
           <w:rStyle w:val="Strong"/>
-          <w:sz w:val="20"/>
+          <w:sz w:val="22"/>
         </w:rPr>
         <w:t>Ruby on Rails 4.2–5.2</w:t>
       </w:r>
       <w:r>
         <w:rPr>
-          <w:sz w:val="20"/>
+          <w:sz w:val="22"/>
         </w:rPr>
         <w:t xml:space="preserve">, server-rendered views, and progressively introduced </w:t>
       </w:r>
       <w:r>
         <w:rPr>
           <w:rStyle w:val="Strong"/>
-          <w:sz w:val="20"/>
+          <w:sz w:val="22"/>
         </w:rPr>
         <w:t>React 16</w:t>
       </w:r>
       <w:r>
         <w:rPr>
-          <w:sz w:val="20"/>
+          <w:sz w:val="22"/>
         </w:rPr>
         <w:t xml:space="preserve"> where richer client-side interactivity created clear product value.</w:t>
       </w:r>
@@ -2117,39 +2097,39 @@
         </w:numPr>
         <w:jc w:val="both"/>
         <w:rPr>
-          <w:sz w:val="20"/>
-        </w:rPr>
-      </w:pPr>
-      <w:r>
-        <w:rPr>
-          <w:sz w:val="20"/>
+          <w:sz w:val="22"/>
+        </w:rPr>
+      </w:pPr>
+      <w:r>
+        <w:rPr>
+          <w:sz w:val="22"/>
         </w:rPr>
         <w:t xml:space="preserve">Maintained and extended a monolithic </w:t>
       </w:r>
       <w:r>
         <w:rPr>
           <w:rStyle w:val="Strong"/>
-          <w:sz w:val="20"/>
+          <w:sz w:val="22"/>
         </w:rPr>
         <w:t>Rails</w:t>
       </w:r>
       <w:r>
         <w:rPr>
-          <w:sz w:val="20"/>
+          <w:sz w:val="22"/>
         </w:rPr>
         <w:t xml:space="preserve"> application with heavy business logic, gradually extracting reusable services and presenters so </w:t>
       </w:r>
       <w:proofErr w:type="gramStart"/>
       <w:r>
         <w:rPr>
-          <w:sz w:val="20"/>
+          <w:sz w:val="22"/>
         </w:rPr>
         <w:t>the codebase</w:t>
       </w:r>
       <w:proofErr w:type="gramEnd"/>
       <w:r>
         <w:rPr>
-          <w:sz w:val="20"/>
+          <w:sz w:val="22"/>
         </w:rPr>
         <w:t xml:space="preserve"> became easier to test, debug, and modify safely.</w:t>
       </w:r>
@@ -2163,12 +2143,12 @@
         </w:numPr>
         <w:jc w:val="both"/>
         <w:rPr>
-          <w:sz w:val="20"/>
-        </w:rPr>
-      </w:pPr>
-      <w:r>
-        <w:rPr>
-          <w:sz w:val="20"/>
+          <w:sz w:val="22"/>
+        </w:rPr>
+      </w:pPr>
+      <w:r>
+        <w:rPr>
+          <w:sz w:val="22"/>
         </w:rPr>
         <w:t>Implemented account management, reporting, and notification functions while working closely with senior engineers to keep feature delivery aligned with operational needs and evolving customer expectations.</w:t>
       </w:r>
@@ -2182,25 +2162,25 @@
         </w:numPr>
         <w:jc w:val="both"/>
         <w:rPr>
-          <w:sz w:val="20"/>
-        </w:rPr>
-      </w:pPr>
-      <w:r>
-        <w:rPr>
-          <w:sz w:val="20"/>
+          <w:sz w:val="22"/>
+        </w:rPr>
+      </w:pPr>
+      <w:r>
+        <w:rPr>
+          <w:sz w:val="22"/>
         </w:rPr>
         <w:t xml:space="preserve">Diagnosed and fixed several production issues tied to callback-heavy model behavior in </w:t>
       </w:r>
       <w:r>
         <w:rPr>
           <w:rStyle w:val="Strong"/>
-          <w:sz w:val="20"/>
+          <w:sz w:val="22"/>
         </w:rPr>
         <w:t>Rails</w:t>
       </w:r>
       <w:r>
         <w:rPr>
-          <w:sz w:val="20"/>
+          <w:sz w:val="22"/>
         </w:rPr>
         <w:t>, replacing fragile logic with explicit service flows that reduced hidden side effects and support escalations.</w:t>
       </w:r>
@@ -2214,25 +2194,25 @@
         </w:numPr>
         <w:jc w:val="both"/>
         <w:rPr>
-          <w:sz w:val="20"/>
-        </w:rPr>
-      </w:pPr>
-      <w:r>
-        <w:rPr>
-          <w:sz w:val="20"/>
+          <w:sz w:val="22"/>
+        </w:rPr>
+      </w:pPr>
+      <w:r>
+        <w:rPr>
+          <w:sz w:val="22"/>
         </w:rPr>
         <w:t xml:space="preserve">Introduced a lightweight </w:t>
       </w:r>
       <w:r>
         <w:rPr>
           <w:rStyle w:val="Strong"/>
-          <w:sz w:val="20"/>
+          <w:sz w:val="22"/>
         </w:rPr>
         <w:t>React</w:t>
       </w:r>
       <w:r>
         <w:rPr>
-          <w:sz w:val="20"/>
+          <w:sz w:val="22"/>
         </w:rPr>
         <w:t xml:space="preserve"> layer for selected dashboards and dynamic forms, improving usability without forcing a full frontend rewrite and giving the team a practical path toward modern UI development.</w:t>
       </w:r>
@@ -2246,12 +2226,12 @@
         </w:numPr>
         <w:jc w:val="both"/>
         <w:rPr>
-          <w:sz w:val="20"/>
-        </w:rPr>
-      </w:pPr>
-      <w:r>
-        <w:rPr>
-          <w:sz w:val="20"/>
+          <w:sz w:val="22"/>
+        </w:rPr>
+      </w:pPr>
+      <w:r>
+        <w:rPr>
+          <w:sz w:val="22"/>
         </w:rPr>
         <w:t>Improved background processing reliability by restructuring delayed jobs, retry handling, and failure logging, which made support investigations faster and reduced silent job loss in business-critical workflows.</w:t>
       </w:r>
@@ -2265,12 +2245,12 @@
         </w:numPr>
         <w:jc w:val="both"/>
         <w:rPr>
-          <w:sz w:val="20"/>
-        </w:rPr>
-      </w:pPr>
-      <w:r>
-        <w:rPr>
-          <w:sz w:val="20"/>
+          <w:sz w:val="22"/>
+        </w:rPr>
+      </w:pPr>
+      <w:r>
+        <w:rPr>
+          <w:sz w:val="22"/>
         </w:rPr>
         <w:t xml:space="preserve">Optimized SQL queries and cleaned up poorly indexed tables in </w:t>
       </w:r>
@@ -2278,14 +2258,14 @@
       <w:r>
         <w:rPr>
           <w:rStyle w:val="Strong"/>
-          <w:sz w:val="20"/>
+          <w:sz w:val="22"/>
         </w:rPr>
         <w:t>PostgreSQL</w:t>
       </w:r>
       <w:proofErr w:type="spellEnd"/>
       <w:r>
         <w:rPr>
-          <w:sz w:val="20"/>
+          <w:sz w:val="22"/>
         </w:rPr>
         <w:t xml:space="preserve"> and MySQL-backed modules, improving report generation times and reducing lock contention during end-of-month processing.</w:t>
       </w:r>
@@ -2299,12 +2279,12 @@
         </w:numPr>
         <w:jc w:val="both"/>
         <w:rPr>
-          <w:sz w:val="20"/>
-        </w:rPr>
-      </w:pPr>
-      <w:r>
-        <w:rPr>
-          <w:sz w:val="20"/>
+          <w:sz w:val="22"/>
+        </w:rPr>
+      </w:pPr>
+      <w:r>
+        <w:rPr>
+          <w:sz w:val="22"/>
         </w:rPr>
         <w:t xml:space="preserve">Added automated test coverage with </w:t>
       </w:r>
@@ -2312,14 +2292,14 @@
       <w:r>
         <w:rPr>
           <w:rStyle w:val="Strong"/>
-          <w:sz w:val="20"/>
+          <w:sz w:val="22"/>
         </w:rPr>
         <w:t>RSpec</w:t>
       </w:r>
       <w:proofErr w:type="spellEnd"/>
       <w:r>
         <w:rPr>
-          <w:sz w:val="20"/>
+          <w:sz w:val="22"/>
         </w:rPr>
         <w:t xml:space="preserve"> and integration testing for the most defect-prone workflows, helping the team catch regressions earlier and reduce hotfix pressure after deployments.</w:t>
       </w:r>
@@ -2333,13 +2313,14 @@
         </w:numPr>
         <w:jc w:val="both"/>
         <w:rPr>
-          <w:sz w:val="20"/>
-        </w:rPr>
-      </w:pPr>
-      <w:r>
-        <w:rPr>
-          <w:sz w:val="20"/>
-        </w:rPr>
+          <w:sz w:val="22"/>
+        </w:rPr>
+      </w:pPr>
+      <w:r>
+        <w:rPr>
+          <w:sz w:val="22"/>
+        </w:rPr>
+        <w:lastRenderedPageBreak/>
         <w:t>Supported application deployments, environment configuration, and production troubleshooting in Linux-based environments, building stronger operational awareness around logs, restarts, and release validation.</w:t>
       </w:r>
     </w:p>
@@ -2351,36 +2332,39 @@
           <w:numId w:val="19"/>
         </w:numPr>
         <w:jc w:val="both"/>
-      </w:pPr>
-      <w:r>
-        <w:rPr>
-          <w:sz w:val="20"/>
+        <w:rPr>
+          <w:sz w:val="28"/>
+        </w:rPr>
+      </w:pPr>
+      <w:r>
+        <w:rPr>
+          <w:sz w:val="22"/>
         </w:rPr>
         <w:t xml:space="preserve">Worked on incremental modernization efforts that prepared older modules for later upgrades to newer </w:t>
       </w:r>
       <w:r>
         <w:rPr>
           <w:rStyle w:val="Strong"/>
-          <w:sz w:val="20"/>
+          <w:sz w:val="22"/>
         </w:rPr>
         <w:t>Rails</w:t>
       </w:r>
       <w:r>
         <w:rPr>
-          <w:sz w:val="20"/>
+          <w:sz w:val="22"/>
         </w:rPr>
         <w:t xml:space="preserve"> and </w:t>
       </w:r>
       <w:r>
         <w:rPr>
           <w:rStyle w:val="Strong"/>
-          <w:sz w:val="20"/>
+          <w:sz w:val="22"/>
         </w:rPr>
         <w:t>React</w:t>
       </w:r>
       <w:r>
         <w:rPr>
-          <w:sz w:val="20"/>
+          <w:sz w:val="22"/>
         </w:rPr>
         <w:t xml:space="preserve"> patterns, keeping the application stable while still moving the platform forward.</w:t>
       </w:r>
@@ -2418,13 +2402,18 @@
             </w:tcBorders>
           </w:tcPr>
           <w:p>
+            <w:pPr>
+              <w:rPr>
+                <w:sz w:val="24"/>
+              </w:rPr>
+            </w:pPr>
             <w:r>
               <w:rPr>
                 <w:rFonts w:ascii="Arial" w:eastAsia="Arial" w:hAnsi="Arial" w:cs="Arial"/>
                 <w:b/>
                 <w:bCs/>
                 <w:color w:val="111111"/>
-                <w:sz w:val="19"/>
+                <w:sz w:val="22"/>
                 <w:szCs w:val="19"/>
               </w:rPr>
               <w:t>Junior Software Developer</w:t>
@@ -2444,12 +2433,14 @@
           <w:p>
             <w:pPr>
               <w:jc w:val="right"/>
+              <w:rPr>
+                <w:sz w:val="24"/>
+              </w:rPr>
             </w:pPr>
             <w:r>
               <w:rPr>
                 <w:rFonts w:ascii="Arial" w:eastAsia="Arial" w:hAnsi="Arial" w:cs="Arial"/>
                 <w:color w:val="111111"/>
-                <w:sz w:val="17"/>
                 <w:szCs w:val="17"/>
               </w:rPr>
               <w:t>October 2014 to February 2016</w:t>
@@ -2462,6 +2453,7 @@
       <w:pPr>
         <w:rPr>
           <w:i/>
+          <w:sz w:val="24"/>
         </w:rPr>
       </w:pPr>
       <w:r>
@@ -2470,7 +2462,7 @@
           <w:b/>
           <w:bCs/>
           <w:color w:val="111111"/>
-          <w:sz w:val="18"/>
+          <w:sz w:val="22"/>
           <w:szCs w:val="18"/>
         </w:rPr>
         <w:t xml:space="preserve">Centric Tech Inc. – </w:t>
@@ -2481,21 +2473,10 @@
           <w:bCs/>
           <w:i/>
           <w:color w:val="111111"/>
-          <w:sz w:val="18"/>
+          <w:sz w:val="22"/>
           <w:szCs w:val="18"/>
         </w:rPr>
-        <w:t>(New Jersey, United States</w:t>
-      </w:r>
-      <w:r>
-        <w:rPr>
-          <w:rFonts w:ascii="Arial" w:eastAsia="Arial" w:hAnsi="Arial" w:cs="Arial"/>
-          <w:bCs/>
-          <w:i/>
-          <w:color w:val="111111"/>
-          <w:sz w:val="18"/>
-          <w:szCs w:val="18"/>
-        </w:rPr>
-        <w:t>)</w:t>
+        <w:t>(New Jersey, United States)</w:t>
       </w:r>
     </w:p>
     <w:p>
@@ -2507,25 +2488,25 @@
         </w:numPr>
         <w:jc w:val="both"/>
         <w:rPr>
-          <w:sz w:val="20"/>
-        </w:rPr>
-      </w:pPr>
-      <w:r>
-        <w:rPr>
-          <w:sz w:val="20"/>
+          <w:sz w:val="22"/>
+        </w:rPr>
+      </w:pPr>
+      <w:r>
+        <w:rPr>
+          <w:sz w:val="22"/>
         </w:rPr>
         <w:t xml:space="preserve">Supported feature development and maintenance for internal business applications built with </w:t>
       </w:r>
       <w:r>
         <w:rPr>
           <w:rStyle w:val="Strong"/>
-          <w:sz w:val="20"/>
+          <w:sz w:val="22"/>
         </w:rPr>
         <w:t>Ruby on Rails 4.2–5.0</w:t>
       </w:r>
       <w:r>
         <w:rPr>
-          <w:sz w:val="20"/>
+          <w:sz w:val="22"/>
         </w:rPr>
         <w:t>, working on CRUD workflows, validations, reporting screens, and small but important usability fixes.</w:t>
       </w:r>
@@ -2539,25 +2520,25 @@
         </w:numPr>
         <w:jc w:val="both"/>
         <w:rPr>
-          <w:sz w:val="20"/>
-        </w:rPr>
-      </w:pPr>
-      <w:r>
-        <w:rPr>
-          <w:sz w:val="20"/>
+          <w:sz w:val="22"/>
+        </w:rPr>
+      </w:pPr>
+      <w:r>
+        <w:rPr>
+          <w:sz w:val="22"/>
         </w:rPr>
         <w:t xml:space="preserve">Built and maintained server-rendered views, form submissions, and backend actions in </w:t>
       </w:r>
       <w:r>
         <w:rPr>
           <w:rStyle w:val="Strong"/>
-          <w:sz w:val="20"/>
+          <w:sz w:val="22"/>
         </w:rPr>
         <w:t>Rails</w:t>
       </w:r>
       <w:r>
         <w:rPr>
-          <w:sz w:val="20"/>
+          <w:sz w:val="22"/>
         </w:rPr>
         <w:t>, learning to handle production issues carefully while following established review and release practices.</w:t>
       </w:r>
@@ -2571,40 +2552,40 @@
         </w:numPr>
         <w:jc w:val="both"/>
         <w:rPr>
-          <w:sz w:val="20"/>
-        </w:rPr>
-      </w:pPr>
-      <w:r>
-        <w:rPr>
-          <w:sz w:val="20"/>
+          <w:sz w:val="22"/>
+        </w:rPr>
+      </w:pPr>
+      <w:r>
+        <w:rPr>
+          <w:sz w:val="22"/>
         </w:rPr>
         <w:t xml:space="preserve">Investigated bugs related to inconsistent form state, invalid </w:t>
       </w:r>
       <w:proofErr w:type="spellStart"/>
       <w:r>
         <w:rPr>
-          <w:sz w:val="20"/>
+          <w:sz w:val="22"/>
         </w:rPr>
         <w:t>params</w:t>
       </w:r>
       <w:proofErr w:type="spellEnd"/>
       <w:r>
         <w:rPr>
-          <w:sz w:val="20"/>
+          <w:sz w:val="22"/>
         </w:rPr>
         <w:t xml:space="preserve"> handling, and fragile SQL queries, </w:t>
       </w:r>
       <w:proofErr w:type="gramStart"/>
       <w:r>
         <w:rPr>
-          <w:sz w:val="20"/>
+          <w:sz w:val="22"/>
         </w:rPr>
         <w:t>then</w:t>
       </w:r>
       <w:proofErr w:type="gramEnd"/>
       <w:r>
         <w:rPr>
-          <w:sz w:val="20"/>
+          <w:sz w:val="22"/>
         </w:rPr>
         <w:t xml:space="preserve"> delivered targeted fixes that improved data accuracy and reduced repeat tickets from internal users.</w:t>
       </w:r>
@@ -2618,12 +2599,12 @@
         </w:numPr>
         <w:jc w:val="both"/>
         <w:rPr>
-          <w:sz w:val="20"/>
-        </w:rPr>
-      </w:pPr>
-      <w:r>
-        <w:rPr>
-          <w:sz w:val="20"/>
+          <w:sz w:val="22"/>
+        </w:rPr>
+      </w:pPr>
+      <w:r>
+        <w:rPr>
+          <w:sz w:val="22"/>
         </w:rPr>
         <w:t xml:space="preserve">Assisted with database schema changes, seed data updates, and basic query tuning in </w:t>
       </w:r>
@@ -2631,14 +2612,14 @@
       <w:r>
         <w:rPr>
           <w:rStyle w:val="Strong"/>
-          <w:sz w:val="20"/>
+          <w:sz w:val="22"/>
         </w:rPr>
         <w:t>PostgreSQL</w:t>
       </w:r>
       <w:proofErr w:type="spellEnd"/>
       <w:r>
         <w:rPr>
-          <w:sz w:val="20"/>
+          <w:sz w:val="22"/>
         </w:rPr>
         <w:t xml:space="preserve"> and MySQL environments, gaining hands-on experience with how backend changes affected production stability.</w:t>
       </w:r>
@@ -2652,25 +2633,25 @@
         </w:numPr>
         <w:jc w:val="both"/>
         <w:rPr>
-          <w:sz w:val="20"/>
-        </w:rPr>
-      </w:pPr>
-      <w:r>
-        <w:rPr>
-          <w:sz w:val="20"/>
+          <w:sz w:val="22"/>
+        </w:rPr>
+      </w:pPr>
+      <w:r>
+        <w:rPr>
+          <w:sz w:val="22"/>
         </w:rPr>
         <w:t xml:space="preserve">Contributed early frontend improvements through JavaScript and later small </w:t>
       </w:r>
       <w:r>
         <w:rPr>
           <w:rStyle w:val="Strong"/>
-          <w:sz w:val="20"/>
+          <w:sz w:val="22"/>
         </w:rPr>
         <w:t>React 16</w:t>
       </w:r>
       <w:r>
         <w:rPr>
-          <w:sz w:val="20"/>
+          <w:sz w:val="22"/>
         </w:rPr>
         <w:t xml:space="preserve"> components, especially in screens that needed better client-side validation or more responsive user feedback.</w:t>
       </w:r>
@@ -2684,12 +2665,12 @@
         </w:numPr>
         <w:jc w:val="both"/>
         <w:rPr>
-          <w:sz w:val="20"/>
-        </w:rPr>
-      </w:pPr>
-      <w:r>
-        <w:rPr>
-          <w:sz w:val="20"/>
+          <w:sz w:val="22"/>
+        </w:rPr>
+      </w:pPr>
+      <w:r>
+        <w:rPr>
+          <w:sz w:val="22"/>
         </w:rPr>
         <w:t>Wrote unit and integration tests under guidance from senior engineers, helping strengthen release quality and building a solid foundation in test-driven maintenance of legacy-heavy applications.</w:t>
       </w:r>
@@ -2703,12 +2684,12 @@
         </w:numPr>
         <w:jc w:val="both"/>
         <w:rPr>
-          <w:sz w:val="20"/>
-        </w:rPr>
-      </w:pPr>
-      <w:r>
-        <w:rPr>
-          <w:sz w:val="20"/>
+          <w:sz w:val="22"/>
+        </w:rPr>
+      </w:pPr>
+      <w:r>
+        <w:rPr>
+          <w:sz w:val="22"/>
         </w:rPr>
         <w:t>Participated in deployment support, log inspection, and issue triage for staging and production environments, which developed strong discipline around troubleshooting and safe rollout procedures.</w:t>
       </w:r>
@@ -2722,26 +2703,26 @@
         </w:numPr>
         <w:jc w:val="both"/>
         <w:rPr>
-          <w:sz w:val="20"/>
-        </w:rPr>
-      </w:pPr>
-      <w:r>
-        <w:rPr>
-          <w:sz w:val="20"/>
+          <w:sz w:val="22"/>
+        </w:rPr>
+      </w:pPr>
+      <w:r>
+        <w:rPr>
+          <w:sz w:val="22"/>
         </w:rPr>
         <w:t xml:space="preserve">Learned to work effectively with </w:t>
       </w:r>
       <w:proofErr w:type="spellStart"/>
       <w:r>
         <w:rPr>
-          <w:sz w:val="20"/>
+          <w:sz w:val="22"/>
         </w:rPr>
         <w:t>Git</w:t>
       </w:r>
       <w:proofErr w:type="spellEnd"/>
       <w:r>
         <w:rPr>
-          <w:sz w:val="20"/>
+          <w:sz w:val="22"/>
         </w:rPr>
         <w:t>-based collaboration, code reviews, and defect prioritization, steadily growing into larger ownership areas by pairing operational awareness with careful implementation.</w:t>
       </w:r>
@@ -2755,23 +2736,14 @@
         </w:numPr>
         <w:jc w:val="both"/>
         <w:rPr>
-          <w:sz w:val="20"/>
-        </w:rPr>
-      </w:pPr>
-      <w:r>
-        <w:rPr>
-          <w:sz w:val="20"/>
-        </w:rPr>
-        <w:lastRenderedPageBreak/>
-        <w:t>Im</w:t>
-      </w:r>
-      <w:bookmarkStart w:id="0" w:name="_GoBack"/>
-      <w:bookmarkEnd w:id="0"/>
-      <w:r>
-        <w:rPr>
-          <w:sz w:val="20"/>
-        </w:rPr>
-        <w:t>proved older modules through refactoring of duplicated controller and helper logic, making future enhancements easier for the team and lowering the risk of regression in repeated business workflows.</w:t>
+          <w:sz w:val="22"/>
+        </w:rPr>
+      </w:pPr>
+      <w:r>
+        <w:rPr>
+          <w:sz w:val="22"/>
+        </w:rPr>
+        <w:t>Improved older modules through refactoring of duplicated controller and helper logic, making future enhancements easier for the team and lowering the risk of regression in repeated business workflows.</w:t>
       </w:r>
     </w:p>
     <w:p>
@@ -2780,13 +2752,16 @@
           <w:bottom w:val="single" w:sz="6" w:space="0" w:color="B91C1C"/>
         </w:pBdr>
         <w:spacing w:before="120" w:after="80"/>
+        <w:rPr>
+          <w:sz w:val="24"/>
+        </w:rPr>
       </w:pPr>
       <w:r>
         <w:rPr>
           <w:b/>
           <w:bCs/>
           <w:color w:val="111111"/>
-          <w:sz w:val="21"/>
+          <w:sz w:val="24"/>
           <w:szCs w:val="21"/>
         </w:rPr>
         <w:t>EDUCATION</w:t>
@@ -2825,13 +2800,18 @@
             </w:tcBorders>
           </w:tcPr>
           <w:p>
+            <w:pPr>
+              <w:rPr>
+                <w:sz w:val="24"/>
+              </w:rPr>
+            </w:pPr>
             <w:r>
               <w:rPr>
                 <w:rFonts w:ascii="Arial" w:eastAsia="Arial" w:hAnsi="Arial" w:cs="Arial"/>
                 <w:b/>
                 <w:bCs/>
                 <w:color w:val="111111"/>
-                <w:sz w:val="19"/>
+                <w:sz w:val="22"/>
                 <w:szCs w:val="19"/>
               </w:rPr>
               <w:t>Bachelor’s degree in Computer Science</w:t>
@@ -2851,12 +2831,14 @@
           <w:p>
             <w:pPr>
               <w:jc w:val="right"/>
+              <w:rPr>
+                <w:sz w:val="24"/>
+              </w:rPr>
             </w:pPr>
             <w:r>
               <w:rPr>
                 <w:rFonts w:ascii="Arial" w:eastAsia="Arial" w:hAnsi="Arial" w:cs="Arial"/>
                 <w:color w:val="111111"/>
-                <w:sz w:val="17"/>
                 <w:szCs w:val="17"/>
               </w:rPr>
               <w:t>2010 to 2014</w:t>
@@ -2872,7 +2854,7 @@
           <w:b/>
           <w:bCs/>
           <w:color w:val="111111"/>
-          <w:sz w:val="18"/>
+          <w:sz w:val="22"/>
           <w:szCs w:val="18"/>
         </w:rPr>
       </w:pPr>
@@ -2882,7 +2864,7 @@
           <w:b/>
           <w:bCs/>
           <w:color w:val="111111"/>
-          <w:sz w:val="18"/>
+          <w:sz w:val="22"/>
           <w:szCs w:val="18"/>
         </w:rPr>
         <w:t>Stanford University Department of Computer Science</w:t>
@@ -2895,11 +2877,16 @@
           <w:ilvl w:val="0"/>
           <w:numId w:val="15"/>
         </w:numPr>
+        <w:jc w:val="both"/>
         <w:rPr>
           <w:rFonts w:ascii="Arial" w:hAnsi="Arial" w:cs="Arial"/>
-        </w:rPr>
-      </w:pPr>
-      <w:r>
+          <w:sz w:val="22"/>
+        </w:rPr>
+      </w:pPr>
+      <w:r>
+        <w:rPr>
+          <w:sz w:val="22"/>
+        </w:rPr>
         <w:t>Built a strong academic foundation in algorithms, databases, software engineering, and system design, then applied that knowledge through collaborative projects that mirrored real production development practices.</w:t>
       </w:r>
     </w:p>
@@ -2909,13 +2896,16 @@
           <w:bottom w:val="single" w:sz="6" w:space="0" w:color="B91C1C"/>
         </w:pBdr>
         <w:spacing w:before="120" w:after="80"/>
+        <w:rPr>
+          <w:sz w:val="24"/>
+        </w:rPr>
       </w:pPr>
       <w:r>
         <w:rPr>
           <w:b/>
           <w:bCs/>
           <w:color w:val="111111"/>
-          <w:sz w:val="21"/>
+          <w:sz w:val="24"/>
           <w:szCs w:val="21"/>
         </w:rPr>
         <w:t>CERTIFICATION</w:t>
@@ -2925,7 +2915,7 @@
           <w:b/>
           <w:bCs/>
           <w:color w:val="111111"/>
-          <w:sz w:val="21"/>
+          <w:sz w:val="24"/>
           <w:szCs w:val="21"/>
         </w:rPr>
         <w:t>S</w:t>
@@ -2944,13 +2934,13 @@
           <w:rStyle w:val="Strong"/>
           <w:b w:val="0"/>
           <w:bCs w:val="0"/>
-          <w:sz w:val="20"/>
-        </w:rPr>
-      </w:pPr>
-      <w:r>
-        <w:rPr>
-          <w:rStyle w:val="Strong"/>
-          <w:sz w:val="20"/>
+          <w:sz w:val="22"/>
+        </w:rPr>
+      </w:pPr>
+      <w:r>
+        <w:rPr>
+          <w:rStyle w:val="Strong"/>
+          <w:sz w:val="22"/>
         </w:rPr>
         <w:t>AWS Certified Developer – Associate</w:t>
       </w:r>
@@ -2962,25 +2952,25 @@
         <w:ind w:left="360"/>
         <w:jc w:val="both"/>
         <w:rPr>
-          <w:sz w:val="20"/>
-        </w:rPr>
-      </w:pPr>
-      <w:r>
-        <w:rPr>
-          <w:sz w:val="20"/>
+          <w:sz w:val="22"/>
+        </w:rPr>
+      </w:pPr>
+      <w:r>
+        <w:rPr>
+          <w:sz w:val="22"/>
         </w:rPr>
         <w:t xml:space="preserve">Validates hands-on capability in building, deploying, and troubleshooting application workloads in AWS environments commonly used alongside modern </w:t>
       </w:r>
       <w:r>
         <w:rPr>
           <w:rStyle w:val="Strong"/>
-          <w:sz w:val="20"/>
+          <w:sz w:val="22"/>
         </w:rPr>
         <w:t>Rails</w:t>
       </w:r>
       <w:r>
         <w:rPr>
-          <w:sz w:val="20"/>
+          <w:sz w:val="22"/>
         </w:rPr>
         <w:t xml:space="preserve"> platforms.</w:t>
       </w:r>
@@ -2998,13 +2988,13 @@
           <w:rStyle w:val="Strong"/>
           <w:b w:val="0"/>
           <w:bCs w:val="0"/>
-          <w:sz w:val="20"/>
-        </w:rPr>
-      </w:pPr>
-      <w:r>
-        <w:rPr>
-          <w:rStyle w:val="Strong"/>
-          <w:sz w:val="20"/>
+          <w:sz w:val="22"/>
+        </w:rPr>
+      </w:pPr>
+      <w:r>
+        <w:rPr>
+          <w:rStyle w:val="Strong"/>
+          <w:sz w:val="22"/>
         </w:rPr>
         <w:t xml:space="preserve">Certified </w:t>
       </w:r>
@@ -3012,7 +3002,7 @@
       <w:r>
         <w:rPr>
           <w:rStyle w:val="Strong"/>
-          <w:sz w:val="20"/>
+          <w:sz w:val="22"/>
         </w:rPr>
         <w:t>ScrumMaster</w:t>
       </w:r>
@@ -3020,7 +3010,7 @@
       <w:r>
         <w:rPr>
           <w:rStyle w:val="Strong"/>
-          <w:sz w:val="20"/>
+          <w:sz w:val="22"/>
         </w:rPr>
         <w:t xml:space="preserve"> (CSM)</w:t>
       </w:r>
@@ -3032,13 +3022,13 @@
         <w:ind w:left="360"/>
         <w:jc w:val="both"/>
         <w:rPr>
-          <w:sz w:val="20"/>
+          <w:sz w:val="22"/>
         </w:rPr>
       </w:pPr>
       <w:proofErr w:type="gramStart"/>
       <w:r>
         <w:rPr>
-          <w:sz w:val="20"/>
+          <w:sz w:val="22"/>
         </w:rPr>
         <w:t>Demonstrates practical understanding of agile delivery, iterative planning, and cross-functional collaboration that supports reliable execution in product engineering teams.</w:t>
       </w:r>
@@ -3052,17 +3042,19 @@
           <w:numId w:val="21"/>
         </w:numPr>
         <w:spacing w:before="0" w:beforeAutospacing="0" w:after="0" w:afterAutospacing="0"/>
+        <w:jc w:val="both"/>
         <w:rPr>
           <w:rStyle w:val="Strong"/>
           <w:b w:val="0"/>
           <w:bCs w:val="0"/>
+          <w:sz w:val="28"/>
         </w:rPr>
       </w:pPr>
       <w:proofErr w:type="spellStart"/>
       <w:r>
         <w:rPr>
           <w:rStyle w:val="Strong"/>
-          <w:sz w:val="20"/>
+          <w:sz w:val="22"/>
         </w:rPr>
         <w:t>Redis</w:t>
       </w:r>
@@ -3070,7 +3062,7 @@
       <w:r>
         <w:rPr>
           <w:rStyle w:val="Strong"/>
-          <w:sz w:val="20"/>
+          <w:sz w:val="22"/>
         </w:rPr>
         <w:t xml:space="preserve"> for Developers Certification</w:t>
       </w:r>
@@ -3080,23 +3072,27 @@
         <w:pStyle w:val="NormalWeb"/>
         <w:spacing w:before="0" w:beforeAutospacing="0" w:after="0" w:afterAutospacing="0"/>
         <w:ind w:left="360"/>
-      </w:pPr>
-      <w:r>
-        <w:rPr>
-          <w:sz w:val="20"/>
+        <w:jc w:val="both"/>
+        <w:rPr>
+          <w:sz w:val="28"/>
+        </w:rPr>
+      </w:pPr>
+      <w:r>
+        <w:rPr>
+          <w:sz w:val="22"/>
         </w:rPr>
         <w:t xml:space="preserve">Highlights applied knowledge of caching, session storage, and performance optimization patterns that are highly relevant to scalable </w:t>
       </w:r>
       <w:r>
         <w:rPr>
           <w:rStyle w:val="Strong"/>
-          <w:sz w:val="20"/>
+          <w:sz w:val="22"/>
         </w:rPr>
         <w:t>Ruby on Rails</w:t>
       </w:r>
       <w:r>
         <w:rPr>
-          <w:sz w:val="20"/>
+          <w:sz w:val="22"/>
         </w:rPr>
         <w:t xml:space="preserve"> applications.</w:t>
       </w:r>
@@ -3106,6 +3102,7 @@
         <w:tabs>
           <w:tab w:val="left" w:pos="2667"/>
         </w:tabs>
+        <w:jc w:val="both"/>
       </w:pPr>
       <w:r>
         <w:tab/>
@@ -3352,8 +3349,8 @@
   <w:abstractNum w:abstractNumId="2">
     <w:nsid w:val="1C7032C8"/>
     <w:multiLevelType w:val="hybridMultilevel"/>
-    <w:tmpl w:val="9FA8666A"/>
-    <w:lvl w:ilvl="0" w:tplc="678CEB8C">
+    <w:tmpl w:val="6A388386"/>
+    <w:lvl w:ilvl="0" w:tplc="D320F798">
       <w:start w:val="1"/>
       <w:numFmt w:val="bullet"/>
       <w:lvlText w:val="-"/>
@@ -3362,8 +3359,8 @@
         <w:ind w:left="360" w:hanging="360"/>
       </w:pPr>
       <w:rPr>
-        <w:rFonts w:ascii="Tw Cen MT" w:hAnsi="Tw Cen MT" w:hint="default"/>
-        <w:sz w:val="20"/>
+        <w:rFonts w:ascii="Yu Gothic" w:eastAsia="Yu Gothic" w:hAnsi="Yu Gothic" w:hint="eastAsia"/>
+        <w:sz w:val="22"/>
       </w:rPr>
     </w:lvl>
     <w:lvl w:ilvl="1" w:tplc="04090003" w:tentative="1">
@@ -3926,8 +3923,8 @@
   <w:abstractNum w:abstractNumId="7">
     <w:nsid w:val="447E4E01"/>
     <w:multiLevelType w:val="hybridMultilevel"/>
-    <w:tmpl w:val="9990916A"/>
-    <w:lvl w:ilvl="0" w:tplc="7054EACA">
+    <w:tmpl w:val="580AC870"/>
+    <w:lvl w:ilvl="0" w:tplc="D320F798">
       <w:start w:val="1"/>
       <w:numFmt w:val="bullet"/>
       <w:lvlText w:val="-"/>
@@ -3936,7 +3933,7 @@
         <w:ind w:left="360" w:hanging="360"/>
       </w:pPr>
       <w:rPr>
-        <w:rFonts w:ascii="Tw Cen MT" w:hAnsi="Tw Cen MT" w:hint="default"/>
+        <w:rFonts w:ascii="Yu Gothic" w:eastAsia="Yu Gothic" w:hAnsi="Yu Gothic" w:hint="eastAsia"/>
       </w:rPr>
     </w:lvl>
     <w:lvl w:ilvl="1" w:tplc="04090003" w:tentative="1">
@@ -4039,8 +4036,8 @@
   <w:abstractNum w:abstractNumId="8">
     <w:nsid w:val="51BD0227"/>
     <w:multiLevelType w:val="hybridMultilevel"/>
-    <w:tmpl w:val="75ACAD90"/>
-    <w:lvl w:ilvl="0" w:tplc="7054EACA">
+    <w:tmpl w:val="B37048E6"/>
+    <w:lvl w:ilvl="0" w:tplc="D320F798">
       <w:start w:val="1"/>
       <w:numFmt w:val="bullet"/>
       <w:lvlText w:val="-"/>
@@ -4049,7 +4046,7 @@
         <w:ind w:left="360" w:hanging="360"/>
       </w:pPr>
       <w:rPr>
-        <w:rFonts w:ascii="Tw Cen MT" w:hAnsi="Tw Cen MT" w:hint="default"/>
+        <w:rFonts w:ascii="Yu Gothic" w:eastAsia="Yu Gothic" w:hAnsi="Yu Gothic" w:hint="eastAsia"/>
       </w:rPr>
     </w:lvl>
     <w:lvl w:ilvl="1" w:tplc="04090003" w:tentative="1">
@@ -4152,8 +4149,8 @@
   <w:abstractNum w:abstractNumId="9">
     <w:nsid w:val="55F72620"/>
     <w:multiLevelType w:val="hybridMultilevel"/>
-    <w:tmpl w:val="D9AC3AD8"/>
-    <w:lvl w:ilvl="0" w:tplc="7054EACA">
+    <w:tmpl w:val="06BEEC8A"/>
+    <w:lvl w:ilvl="0" w:tplc="D320F798">
       <w:start w:val="1"/>
       <w:numFmt w:val="bullet"/>
       <w:lvlText w:val="-"/>
@@ -4162,7 +4159,7 @@
         <w:ind w:left="360" w:hanging="360"/>
       </w:pPr>
       <w:rPr>
-        <w:rFonts w:ascii="Tw Cen MT" w:hAnsi="Tw Cen MT" w:hint="default"/>
+        <w:rFonts w:ascii="Yu Gothic" w:eastAsia="Yu Gothic" w:hAnsi="Yu Gothic" w:hint="eastAsia"/>
       </w:rPr>
     </w:lvl>
     <w:lvl w:ilvl="1" w:tplc="04090003" w:tentative="1">
@@ -4265,8 +4262,8 @@
   <w:abstractNum w:abstractNumId="10">
     <w:nsid w:val="571B6405"/>
     <w:multiLevelType w:val="hybridMultilevel"/>
-    <w:tmpl w:val="D8E44D06"/>
-    <w:lvl w:ilvl="0" w:tplc="7054EACA">
+    <w:tmpl w:val="659C8DDC"/>
+    <w:lvl w:ilvl="0" w:tplc="D320F798">
       <w:start w:val="1"/>
       <w:numFmt w:val="bullet"/>
       <w:lvlText w:val="-"/>
@@ -4275,7 +4272,7 @@
         <w:ind w:left="360" w:hanging="360"/>
       </w:pPr>
       <w:rPr>
-        <w:rFonts w:ascii="Tw Cen MT" w:hAnsi="Tw Cen MT" w:hint="default"/>
+        <w:rFonts w:ascii="Yu Gothic" w:eastAsia="Yu Gothic" w:hAnsi="Yu Gothic" w:hint="eastAsia"/>
       </w:rPr>
     </w:lvl>
     <w:lvl w:ilvl="1" w:tplc="04090003" w:tentative="1">
@@ -4751,8 +4748,8 @@
   <w:abstractNum w:abstractNumId="14">
     <w:nsid w:val="5CC651EB"/>
     <w:multiLevelType w:val="hybridMultilevel"/>
-    <w:tmpl w:val="7610AD20"/>
-    <w:lvl w:ilvl="0" w:tplc="532418DA">
+    <w:tmpl w:val="EAF07AA4"/>
+    <w:lvl w:ilvl="0" w:tplc="499650E0">
       <w:start w:val="1"/>
       <w:numFmt w:val="bullet"/>
       <w:lvlText w:val="-"/>
@@ -4761,8 +4758,8 @@
         <w:ind w:left="360" w:hanging="360"/>
       </w:pPr>
       <w:rPr>
-        <w:rFonts w:ascii="Tw Cen MT" w:hAnsi="Tw Cen MT" w:hint="default"/>
-        <w:sz w:val="20"/>
+        <w:rFonts w:ascii="Yu Gothic" w:eastAsia="Yu Gothic" w:hAnsi="Yu Gothic" w:hint="eastAsia"/>
+        <w:sz w:val="22"/>
       </w:rPr>
     </w:lvl>
     <w:lvl w:ilvl="1" w:tplc="04090003" w:tentative="1">
@@ -4865,8 +4862,8 @@
   <w:abstractNum w:abstractNumId="15">
     <w:nsid w:val="5D6828E9"/>
     <w:multiLevelType w:val="hybridMultilevel"/>
-    <w:tmpl w:val="9134045A"/>
-    <w:lvl w:ilvl="0" w:tplc="327AF122">
+    <w:tmpl w:val="85E2D84A"/>
+    <w:lvl w:ilvl="0" w:tplc="D320F798">
       <w:start w:val="1"/>
       <w:numFmt w:val="bullet"/>
       <w:lvlText w:val="-"/>
@@ -4875,7 +4872,7 @@
         <w:ind w:left="360" w:hanging="360"/>
       </w:pPr>
       <w:rPr>
-        <w:rFonts w:ascii="Tw Cen MT" w:hAnsi="Tw Cen MT" w:hint="default"/>
+        <w:rFonts w:ascii="Yu Gothic" w:eastAsia="Yu Gothic" w:hAnsi="Yu Gothic" w:hint="eastAsia"/>
         <w:sz w:val="20"/>
       </w:rPr>
     </w:lvl>

--- a/William/Ruby on Rails, ReactJS, NodeJS and Tailwind CSS/William_Jackson.docx
+++ b/William/Ruby on Rails, ReactJS, NodeJS and Tailwind CSS/William_Jackson.docx
@@ -104,61 +104,7 @@
                 <w:sz w:val="17"/>
                 <w:szCs w:val="17"/>
               </w:rPr>
-              <w:t xml:space="preserve">Wellington, Nevada, United States | </w:t>
-            </w:r>
-            <w:r>
-              <w:rPr>
-                <w:rFonts w:ascii="Arial" w:eastAsia="Arial" w:hAnsi="Arial" w:cs="Arial"/>
-                <w:color w:val="FFFFFF"/>
-                <w:sz w:val="17"/>
-                <w:szCs w:val="17"/>
-              </w:rPr>
-              <w:t>+1 (786) 949-7561</w:t>
-            </w:r>
-            <w:r>
-              <w:rPr>
-                <w:rFonts w:ascii="Arial" w:eastAsia="Arial" w:hAnsi="Arial" w:cs="Arial"/>
-                <w:color w:val="FFFFFF"/>
-                <w:sz w:val="17"/>
-                <w:szCs w:val="17"/>
-              </w:rPr>
-              <w:t xml:space="preserve">| </w:t>
-            </w:r>
-            <w:r>
-              <w:rPr>
-                <w:rFonts w:ascii="Arial" w:eastAsia="Arial" w:hAnsi="Arial" w:cs="Arial"/>
-                <w:color w:val="FFFFFF"/>
-                <w:sz w:val="17"/>
-                <w:szCs w:val="17"/>
-              </w:rPr>
-              <w:t>williamjackson.pro@outlook.com</w:t>
-            </w:r>
-            <w:r>
-              <w:rPr>
-                <w:rFonts w:ascii="Arial" w:eastAsia="Arial" w:hAnsi="Arial" w:cs="Arial"/>
-                <w:color w:val="FFFFFF"/>
-                <w:sz w:val="17"/>
-                <w:szCs w:val="17"/>
-              </w:rPr>
-              <w:t xml:space="preserve"> | </w:t>
-            </w:r>
-            <w:r>
-              <w:rPr>
-                <w:rFonts w:ascii="Arial" w:eastAsia="Arial" w:hAnsi="Arial" w:cs="Arial"/>
-                <w:color w:val="FFFFFF"/>
-                <w:sz w:val="17"/>
-                <w:szCs w:val="17"/>
-              </w:rPr>
-              <w:t>linkedin.com/in/william-jackson-</w:t>
-            </w:r>
-            <w:r>
-              <w:rPr>
-                <w:rFonts w:ascii="Arial" w:eastAsia="Arial" w:hAnsi="Arial" w:cs="Arial"/>
-                <w:color w:val="FFFFFF"/>
-                <w:sz w:val="17"/>
-                <w:szCs w:val="17"/>
-              </w:rPr>
-              <w:t>75b9343b6</w:t>
+              <w:t>Wellington, Nevada, United States | +1 (786) 949-7561| williamjdev@outlook.com | linkedin.com/in/william-jackson-40036a3ba</w:t>
             </w:r>
             <w:bookmarkStart w:id="0" w:name="_GoBack"/>
             <w:bookmarkEnd w:id="0"/>

--- a/William/Ruby on Rails, ReactJS, NodeJS and Tailwind CSS/William_Jackson.docx
+++ b/William/Ruby on Rails, ReactJS, NodeJS and Tailwind CSS/William_Jackson.docx
@@ -106,8 +106,6 @@
               </w:rPr>
               <w:t>Wellington, Nevada, United States | +1 (786) 949-7561| williamjdev@outlook.com | linkedin.com/in/william-jackson-40036a3ba</w:t>
             </w:r>
-            <w:bookmarkStart w:id="0" w:name="_GoBack"/>
-            <w:bookmarkEnd w:id="0"/>
           </w:p>
         </w:tc>
       </w:tr>
@@ -147,21 +145,7 @@
         <w:rPr>
           <w:sz w:val="22"/>
         </w:rPr>
-        <w:t xml:space="preserve">Senior Software Engineer with 10+ years of experience delivering customer-facing </w:t>
-      </w:r>
-      <w:proofErr w:type="spellStart"/>
-      <w:r>
-        <w:rPr>
-          <w:sz w:val="22"/>
-        </w:rPr>
-        <w:t>SaaS</w:t>
-      </w:r>
-      <w:proofErr w:type="spellEnd"/>
-      <w:r>
-        <w:rPr>
-          <w:sz w:val="22"/>
-        </w:rPr>
-        <w:t xml:space="preserve"> platforms, internal business systems, and API-driven products across the </w:t>
+        <w:t xml:space="preserve">Senior Software Engineer with 10+ years of experience delivering customer-facing SaaS platforms, internal business systems, and API-driven products across the </w:t>
       </w:r>
       <w:r>
         <w:rPr>
@@ -353,21 +337,7 @@
         <w:rPr>
           <w:sz w:val="22"/>
         </w:rPr>
-        <w:t xml:space="preserve">, </w:t>
-      </w:r>
-      <w:proofErr w:type="spellStart"/>
-      <w:r>
-        <w:rPr>
-          <w:sz w:val="22"/>
-        </w:rPr>
-        <w:t>Redux</w:t>
-      </w:r>
-      <w:proofErr w:type="spellEnd"/>
-      <w:r>
-        <w:rPr>
-          <w:sz w:val="22"/>
-        </w:rPr>
-        <w:t xml:space="preserve">, Context API, Hooks, HTML5, CSS3, Sass, Responsive UI, </w:t>
+        <w:t xml:space="preserve">, Redux, Context API, Hooks, HTML5, CSS3, Sass, Responsive UI, </w:t>
       </w:r>
       <w:proofErr w:type="spellStart"/>
       <w:r>
@@ -505,7 +475,6 @@
         </w:rPr>
         <w:t xml:space="preserve"> </w:t>
       </w:r>
-      <w:proofErr w:type="spellStart"/>
       <w:r>
         <w:rPr>
           <w:rStyle w:val="Strong"/>
@@ -513,7 +482,6 @@
         </w:rPr>
         <w:t>PostgreSQL</w:t>
       </w:r>
-      <w:proofErr w:type="spellEnd"/>
       <w:r>
         <w:rPr>
           <w:sz w:val="22"/>
@@ -567,85 +535,27 @@
           <w:rStyle w:val="Strong"/>
           <w:sz w:val="22"/>
         </w:rPr>
-        <w:t xml:space="preserve">Cloud &amp; </w:t>
+        <w:t>Cloud &amp; DevOps:</w:t>
+      </w:r>
+      <w:r>
+        <w:rPr>
+          <w:sz w:val="22"/>
+        </w:rPr>
+        <w:t xml:space="preserve"> AWS, EC2, S3, RDS, </w:t>
       </w:r>
       <w:proofErr w:type="spellStart"/>
       <w:r>
         <w:rPr>
-          <w:rStyle w:val="Strong"/>
-          <w:sz w:val="22"/>
-        </w:rPr>
-        <w:t>DevOps</w:t>
+          <w:sz w:val="22"/>
+        </w:rPr>
+        <w:t>CloudFront</w:t>
       </w:r>
       <w:proofErr w:type="spellEnd"/>
       <w:r>
         <w:rPr>
-          <w:rStyle w:val="Strong"/>
-          <w:sz w:val="22"/>
-        </w:rPr>
-        <w:t>:</w:t>
-      </w:r>
-      <w:r>
-        <w:rPr>
-          <w:sz w:val="22"/>
-        </w:rPr>
-        <w:t xml:space="preserve"> AWS, EC2, S3, RDS, </w:t>
-      </w:r>
-      <w:proofErr w:type="spellStart"/>
-      <w:r>
-        <w:rPr>
-          <w:sz w:val="22"/>
-        </w:rPr>
-        <w:t>CloudFront</w:t>
-      </w:r>
-      <w:proofErr w:type="spellEnd"/>
-      <w:r>
-        <w:rPr>
-          <w:sz w:val="22"/>
-        </w:rPr>
-        <w:t xml:space="preserve">, </w:t>
-      </w:r>
-      <w:proofErr w:type="spellStart"/>
-      <w:r>
-        <w:rPr>
-          <w:sz w:val="22"/>
-        </w:rPr>
-        <w:t>Docker</w:t>
-      </w:r>
-      <w:proofErr w:type="spellEnd"/>
-      <w:r>
-        <w:rPr>
-          <w:sz w:val="22"/>
-        </w:rPr>
-        <w:t xml:space="preserve">, </w:t>
-      </w:r>
-      <w:proofErr w:type="spellStart"/>
-      <w:r>
-        <w:rPr>
-          <w:sz w:val="22"/>
-        </w:rPr>
-        <w:t>Nginx</w:t>
-      </w:r>
-      <w:proofErr w:type="spellEnd"/>
-      <w:r>
-        <w:rPr>
-          <w:sz w:val="22"/>
-        </w:rPr>
-        <w:t xml:space="preserve">, </w:t>
-      </w:r>
-      <w:proofErr w:type="spellStart"/>
-      <w:r>
-        <w:rPr>
-          <w:sz w:val="22"/>
-        </w:rPr>
-        <w:t>GitHub</w:t>
-      </w:r>
-      <w:proofErr w:type="spellEnd"/>
-      <w:r>
-        <w:rPr>
-          <w:sz w:val="22"/>
-        </w:rPr>
-        <w:t xml:space="preserve"> Actions, Jenkins, CI/CD pipelines, Linux, deployment automation</w:t>
+          <w:sz w:val="22"/>
+        </w:rPr>
+        <w:t>, Docker, Nginx, GitHub Actions, Jenkins, CI/CD pipelines, Linux, deployment automation</w:t>
       </w:r>
     </w:p>
     <w:p>
@@ -661,21 +571,12 @@
           <w:sz w:val="28"/>
         </w:rPr>
       </w:pPr>
-      <w:proofErr w:type="spellStart"/>
-      <w:r>
-        <w:rPr>
-          <w:rStyle w:val="Strong"/>
-          <w:sz w:val="22"/>
-        </w:rPr>
-        <w:t>Observability</w:t>
-      </w:r>
-      <w:proofErr w:type="spellEnd"/>
-      <w:r>
-        <w:rPr>
-          <w:rStyle w:val="Strong"/>
-          <w:sz w:val="22"/>
-        </w:rPr>
-        <w:t>, Quality &amp; Security:</w:t>
+      <w:r>
+        <w:rPr>
+          <w:rStyle w:val="Strong"/>
+          <w:sz w:val="22"/>
+        </w:rPr>
+        <w:t>Observability, Quality &amp; Security:</w:t>
       </w:r>
       <w:r>
         <w:rPr>
@@ -1038,21 +939,7 @@
         <w:rPr>
           <w:sz w:val="22"/>
         </w:rPr>
-        <w:t xml:space="preserve">Migrated a legacy UI from </w:t>
-      </w:r>
-      <w:proofErr w:type="spellStart"/>
-      <w:r>
-        <w:rPr>
-          <w:sz w:val="22"/>
-        </w:rPr>
-        <w:t>jQuery</w:t>
-      </w:r>
-      <w:proofErr w:type="spellEnd"/>
-      <w:r>
-        <w:rPr>
-          <w:sz w:val="22"/>
-        </w:rPr>
-        <w:t xml:space="preserve">-driven templates to </w:t>
+        <w:t xml:space="preserve">Migrated a legacy UI from jQuery-driven templates to </w:t>
       </w:r>
       <w:proofErr w:type="gramStart"/>
       <w:r>
@@ -1252,7 +1139,6 @@
         </w:rPr>
         <w:t xml:space="preserve">Containerized core services with </w:t>
       </w:r>
-      <w:proofErr w:type="spellStart"/>
       <w:r>
         <w:rPr>
           <w:rStyle w:val="Strong"/>
@@ -1260,7 +1146,6 @@
         </w:rPr>
         <w:t>Docker</w:t>
       </w:r>
-      <w:proofErr w:type="spellEnd"/>
       <w:r>
         <w:rPr>
           <w:sz w:val="22"/>
@@ -1766,7 +1651,6 @@
         </w:rPr>
         <w:t xml:space="preserve">Refined database design and SQL queries in </w:t>
       </w:r>
-      <w:proofErr w:type="spellStart"/>
       <w:r>
         <w:rPr>
           <w:rStyle w:val="Strong"/>
@@ -1774,7 +1658,6 @@
         </w:rPr>
         <w:t>PostgreSQL</w:t>
       </w:r>
-      <w:proofErr w:type="spellEnd"/>
       <w:r>
         <w:rPr>
           <w:sz w:val="22"/>
@@ -2200,7 +2083,6 @@
         </w:rPr>
         <w:t xml:space="preserve">Optimized SQL queries and cleaned up poorly indexed tables in </w:t>
       </w:r>
-      <w:proofErr w:type="spellStart"/>
       <w:r>
         <w:rPr>
           <w:rStyle w:val="Strong"/>
@@ -2208,7 +2090,6 @@
         </w:rPr>
         <w:t>PostgreSQL</w:t>
       </w:r>
-      <w:proofErr w:type="spellEnd"/>
       <w:r>
         <w:rPr>
           <w:sz w:val="22"/>
@@ -2554,7 +2435,6 @@
         </w:rPr>
         <w:t xml:space="preserve">Assisted with database schema changes, seed data updates, and basic query tuning in </w:t>
       </w:r>
-      <w:proofErr w:type="spellStart"/>
       <w:r>
         <w:rPr>
           <w:rStyle w:val="Strong"/>
@@ -2562,7 +2442,6 @@
         </w:rPr>
         <w:t>PostgreSQL</w:t>
       </w:r>
-      <w:proofErr w:type="spellEnd"/>
       <w:r>
         <w:rPr>
           <w:sz w:val="22"/>
@@ -2806,15 +2685,17 @@
       </w:pPr>
       <w:r>
         <w:rPr>
-          <w:rFonts w:ascii="Arial" w:eastAsia="Arial" w:hAnsi="Arial" w:cs="Arial"/>
+          <w:rFonts w:ascii="Arial" w:hAnsi="Arial" w:cs="Arial"/>
           <w:b/>
           <w:bCs/>
-          <w:color w:val="111111"/>
-          <w:sz w:val="22"/>
-          <w:szCs w:val="18"/>
-        </w:rPr>
-        <w:t>Stanford University Department of Computer Science</w:t>
-      </w:r>
+          <w:color w:val="000000"/>
+          <w:sz w:val="22"/>
+          <w:szCs w:val="23"/>
+        </w:rPr>
+        <w:t>Harvard University</w:t>
+      </w:r>
+      <w:bookmarkStart w:id="0" w:name="_GoBack"/>
+      <w:bookmarkEnd w:id="0"/>
     </w:p>
     <w:p>
       <w:pPr>
